--- a/Laporan_Proyek_LapakPrint.docx
+++ b/Laporan_Proyek_LapakPrint.docx
@@ -2660,6 +2660,1739 @@
                 <w:rFonts w:ascii="Times New Roman" w:hAnsi="Times New Roman" w:cs="Times New Roman"/>
               </w:rPr>
               <w:t>60</w:t>
+            </w:r>
+          </w:p>
+        </w:tc>
+      </w:tr>
+    </w:tbl>
+    <w:p>
+      <w:r>
+        <w:br w:type="page"/>
+      </w:r>
+    </w:p>
+    <w:p>
+      <w:pPr>
+        <w:keepNext/>
+        <w:spacing w:before="400" w:after="120"/>
+        <w:jc w:val="left"/>
+      </w:pPr>
+      <w:r>
+        <w:rPr>
+          <w:rFonts w:ascii="Times New Roman" w:hAnsi="Times New Roman"/>
+          <w:b/>
+          <w:i w:val="0"/>
+          <w:color w:val="0F172A"/>
+          <w:sz w:val="28"/>
+          <w:rFonts w:ascii="Times New Roman" w:hAnsi="Times New Roman" w:cs="Times New Roman"/>
+        </w:rPr>
+        <w:t>DAFTAR TABEL</w:t>
+      </w:r>
+    </w:p>
+    <w:tbl>
+      <w:tblPr>
+        <w:tblW w:type="auto" w:w="0"/>
+        <w:jc w:val="center"/>
+        <w:tblLook w:firstColumn="1" w:firstRow="1" w:lastColumn="0" w:lastRow="0" w:noHBand="0" w:noVBand="1" w:val="04A0"/>
+      </w:tblPr>
+      <w:tblGrid>
+        <w:gridCol w:w="4500"/>
+        <w:gridCol w:w="4500"/>
+      </w:tblGrid>
+      <w:tr>
+        <w:tc>
+          <w:tcPr>
+            <w:tcW w:type="dxa" w:w="7920"/>
+          </w:tcPr>
+          <w:p>
+            <w:pPr>
+              <w:spacing w:before="40" w:after="40"/>
+            </w:pPr>
+            <w:r>
+              <w:rPr>
+                <w:rFonts w:ascii="Times New Roman" w:hAnsi="Times New Roman"/>
+                <w:b w:val="0"/>
+                <w:i w:val="0"/>
+                <w:color w:val="0F172A"/>
+                <w:sz w:val="20"/>
+                <w:rFonts w:ascii="Times New Roman" w:hAnsi="Times New Roman" w:cs="Times New Roman"/>
+              </w:rPr>
+              <w:t>Tabel 1.1: Matriks Formulasi Strategis 5W + 1H Ekosistem LapakPrint</w:t>
+            </w:r>
+          </w:p>
+        </w:tc>
+        <w:tc>
+          <w:tcPr>
+            <w:tcW w:type="dxa" w:w="1152"/>
+          </w:tcPr>
+          <w:p>
+            <w:pPr>
+              <w:spacing w:before="40" w:after="40"/>
+              <w:jc w:val="right"/>
+            </w:pPr>
+            <w:r>
+              <w:rPr>
+                <w:rFonts w:ascii="Times New Roman" w:hAnsi="Times New Roman"/>
+                <w:b w:val="0"/>
+                <w:i w:val="0"/>
+                <w:color w:val="0F172A"/>
+                <w:sz w:val="20"/>
+                <w:rFonts w:ascii="Times New Roman" w:hAnsi="Times New Roman" w:cs="Times New Roman"/>
+              </w:rPr>
+              <w:t>3</w:t>
+            </w:r>
+          </w:p>
+        </w:tc>
+      </w:tr>
+      <w:tr>
+        <w:tc>
+          <w:tcPr>
+            <w:tcW w:type="dxa" w:w="7920"/>
+          </w:tcPr>
+          <w:p>
+            <w:pPr>
+              <w:spacing w:before="40" w:after="40"/>
+            </w:pPr>
+            <w:r>
+              <w:rPr>
+                <w:rFonts w:ascii="Times New Roman" w:hAnsi="Times New Roman"/>
+                <w:b w:val="0"/>
+                <w:i w:val="0"/>
+                <w:color w:val="0F172A"/>
+                <w:sz w:val="20"/>
+                <w:rFonts w:ascii="Times New Roman" w:hAnsi="Times New Roman" w:cs="Times New Roman"/>
+              </w:rPr>
+              <w:t>Tabel 1.2: Perumusan Masalah, Akar Penyebab, dan Solusi Rekayasa Sistem</w:t>
+            </w:r>
+          </w:p>
+        </w:tc>
+        <w:tc>
+          <w:tcPr>
+            <w:tcW w:type="dxa" w:w="1152"/>
+          </w:tcPr>
+          <w:p>
+            <w:pPr>
+              <w:spacing w:before="40" w:after="40"/>
+              <w:jc w:val="right"/>
+            </w:pPr>
+            <w:r>
+              <w:rPr>
+                <w:rFonts w:ascii="Times New Roman" w:hAnsi="Times New Roman"/>
+                <w:b w:val="0"/>
+                <w:i w:val="0"/>
+                <w:color w:val="0F172A"/>
+                <w:sz w:val="20"/>
+                <w:rFonts w:ascii="Times New Roman" w:hAnsi="Times New Roman" w:cs="Times New Roman"/>
+              </w:rPr>
+              <w:t>5</w:t>
+            </w:r>
+          </w:p>
+        </w:tc>
+      </w:tr>
+      <w:tr>
+        <w:tc>
+          <w:tcPr>
+            <w:tcW w:type="dxa" w:w="7920"/>
+          </w:tcPr>
+          <w:p>
+            <w:pPr>
+              <w:spacing w:before="40" w:after="40"/>
+            </w:pPr>
+            <w:r>
+              <w:rPr>
+                <w:rFonts w:ascii="Times New Roman" w:hAnsi="Times New Roman"/>
+                <w:b w:val="0"/>
+                <w:i w:val="0"/>
+                <w:color w:val="0F172A"/>
+                <w:sz w:val="20"/>
+                <w:rFonts w:ascii="Times New Roman" w:hAnsi="Times New Roman" w:cs="Times New Roman"/>
+              </w:rPr>
+              <w:t>Tabel 1.3: Target Capaian Kinerja dan Luaran Nyata (Deliverables) Proyek</w:t>
+            </w:r>
+          </w:p>
+        </w:tc>
+        <w:tc>
+          <w:tcPr>
+            <w:tcW w:type="dxa" w:w="1152"/>
+          </w:tcPr>
+          <w:p>
+            <w:pPr>
+              <w:spacing w:before="40" w:after="40"/>
+              <w:jc w:val="right"/>
+            </w:pPr>
+            <w:r>
+              <w:rPr>
+                <w:rFonts w:ascii="Times New Roman" w:hAnsi="Times New Roman"/>
+                <w:b w:val="0"/>
+                <w:i w:val="0"/>
+                <w:color w:val="0F172A"/>
+                <w:sz w:val="20"/>
+                <w:rFonts w:ascii="Times New Roman" w:hAnsi="Times New Roman" w:cs="Times New Roman"/>
+              </w:rPr>
+              <w:t>6</w:t>
+            </w:r>
+          </w:p>
+        </w:tc>
+      </w:tr>
+      <w:tr>
+        <w:tc>
+          <w:tcPr>
+            <w:tcW w:type="dxa" w:w="7920"/>
+          </w:tcPr>
+          <w:p>
+            <w:pPr>
+              <w:spacing w:before="40" w:after="40"/>
+            </w:pPr>
+            <w:r>
+              <w:rPr>
+                <w:rFonts w:ascii="Times New Roman" w:hAnsi="Times New Roman"/>
+                <w:b w:val="0"/>
+                <w:i w:val="0"/>
+                <w:color w:val="0F172A"/>
+                <w:sz w:val="20"/>
+                <w:rFonts w:ascii="Times New Roman" w:hAnsi="Times New Roman" w:cs="Times New Roman"/>
+              </w:rPr>
+              <w:t>Tabel 2.1: Business Model Canvas (BMC) 9 Blok Terpadu Platform LapakPrint</w:t>
+            </w:r>
+          </w:p>
+        </w:tc>
+        <w:tc>
+          <w:tcPr>
+            <w:tcW w:type="dxa" w:w="1152"/>
+          </w:tcPr>
+          <w:p>
+            <w:pPr>
+              <w:spacing w:before="40" w:after="40"/>
+              <w:jc w:val="right"/>
+            </w:pPr>
+            <w:r>
+              <w:rPr>
+                <w:rFonts w:ascii="Times New Roman" w:hAnsi="Times New Roman"/>
+                <w:b w:val="0"/>
+                <w:i w:val="0"/>
+                <w:color w:val="0F172A"/>
+                <w:sz w:val="20"/>
+                <w:rFonts w:ascii="Times New Roman" w:hAnsi="Times New Roman" w:cs="Times New Roman"/>
+              </w:rPr>
+              <w:t>8</w:t>
+            </w:r>
+          </w:p>
+        </w:tc>
+      </w:tr>
+      <w:tr>
+        <w:tc>
+          <w:tcPr>
+            <w:tcW w:type="dxa" w:w="7920"/>
+          </w:tcPr>
+          <w:p>
+            <w:pPr>
+              <w:spacing w:before="40" w:after="40"/>
+            </w:pPr>
+            <w:r>
+              <w:rPr>
+                <w:rFonts w:ascii="Times New Roman" w:hAnsi="Times New Roman"/>
+                <w:b w:val="0"/>
+                <w:i w:val="0"/>
+                <w:color w:val="0F172A"/>
+                <w:sz w:val="20"/>
+                <w:rFonts w:ascii="Times New Roman" w:hAnsi="Times New Roman" w:cs="Times New Roman"/>
+              </w:rPr>
+              <w:t>Tabel 2.2: Lean Canvas Formulasi Solusi, Metrik Kunci, dan Unfair Advantage</w:t>
+            </w:r>
+          </w:p>
+        </w:tc>
+        <w:tc>
+          <w:tcPr>
+            <w:tcW w:type="dxa" w:w="1152"/>
+          </w:tcPr>
+          <w:p>
+            <w:pPr>
+              <w:spacing w:before="40" w:after="40"/>
+              <w:jc w:val="right"/>
+            </w:pPr>
+            <w:r>
+              <w:rPr>
+                <w:rFonts w:ascii="Times New Roman" w:hAnsi="Times New Roman"/>
+                <w:b w:val="0"/>
+                <w:i w:val="0"/>
+                <w:color w:val="0F172A"/>
+                <w:sz w:val="20"/>
+                <w:rFonts w:ascii="Times New Roman" w:hAnsi="Times New Roman" w:cs="Times New Roman"/>
+              </w:rPr>
+              <w:t>11</w:t>
+            </w:r>
+          </w:p>
+        </w:tc>
+      </w:tr>
+      <w:tr>
+        <w:tc>
+          <w:tcPr>
+            <w:tcW w:type="dxa" w:w="7920"/>
+          </w:tcPr>
+          <w:p>
+            <w:pPr>
+              <w:spacing w:before="40" w:after="40"/>
+            </w:pPr>
+            <w:r>
+              <w:rPr>
+                <w:rFonts w:ascii="Times New Roman" w:hAnsi="Times New Roman"/>
+                <w:b w:val="0"/>
+                <w:i w:val="0"/>
+                <w:color w:val="0F172A"/>
+                <w:sz w:val="20"/>
+                <w:rFonts w:ascii="Times New Roman" w:hAnsi="Times New Roman" w:cs="Times New Roman"/>
+              </w:rPr>
+              <w:t>Tabel 2.3: Analisis Kelayakan Finansial dan Unit Economics per Transaksi</w:t>
+            </w:r>
+          </w:p>
+        </w:tc>
+        <w:tc>
+          <w:tcPr>
+            <w:tcW w:type="dxa" w:w="1152"/>
+          </w:tcPr>
+          <w:p>
+            <w:pPr>
+              <w:spacing w:before="40" w:after="40"/>
+              <w:jc w:val="right"/>
+            </w:pPr>
+            <w:r>
+              <w:rPr>
+                <w:rFonts w:ascii="Times New Roman" w:hAnsi="Times New Roman"/>
+                <w:b w:val="0"/>
+                <w:i w:val="0"/>
+                <w:color w:val="0F172A"/>
+                <w:sz w:val="20"/>
+                <w:rFonts w:ascii="Times New Roman" w:hAnsi="Times New Roman" w:cs="Times New Roman"/>
+              </w:rPr>
+              <w:t>13</w:t>
+            </w:r>
+          </w:p>
+        </w:tc>
+      </w:tr>
+      <w:tr>
+        <w:tc>
+          <w:tcPr>
+            <w:tcW w:type="dxa" w:w="7920"/>
+          </w:tcPr>
+          <w:p>
+            <w:pPr>
+              <w:spacing w:before="40" w:after="40"/>
+            </w:pPr>
+            <w:r>
+              <w:rPr>
+                <w:rFonts w:ascii="Times New Roman" w:hAnsi="Times New Roman"/>
+                <w:b w:val="0"/>
+                <w:i w:val="0"/>
+                <w:color w:val="0F172A"/>
+                <w:sz w:val="20"/>
+                <w:rFonts w:ascii="Times New Roman" w:hAnsi="Times New Roman" w:cs="Times New Roman"/>
+              </w:rPr>
+              <w:t>Tabel 2.4: Matriks Diferensiasi Nilai dan Retensi Pengguna Mahasiswa</w:t>
+            </w:r>
+          </w:p>
+        </w:tc>
+        <w:tc>
+          <w:tcPr>
+            <w:tcW w:type="dxa" w:w="1152"/>
+          </w:tcPr>
+          <w:p>
+            <w:pPr>
+              <w:spacing w:before="40" w:after="40"/>
+              <w:jc w:val="right"/>
+            </w:pPr>
+            <w:r>
+              <w:rPr>
+                <w:rFonts w:ascii="Times New Roman" w:hAnsi="Times New Roman"/>
+                <w:b w:val="0"/>
+                <w:i w:val="0"/>
+                <w:color w:val="0F172A"/>
+                <w:sz w:val="20"/>
+                <w:rFonts w:ascii="Times New Roman" w:hAnsi="Times New Roman" w:cs="Times New Roman"/>
+              </w:rPr>
+              <w:t>15</w:t>
+            </w:r>
+          </w:p>
+        </w:tc>
+      </w:tr>
+      <w:tr>
+        <w:tc>
+          <w:tcPr>
+            <w:tcW w:type="dxa" w:w="7920"/>
+          </w:tcPr>
+          <w:p>
+            <w:pPr>
+              <w:spacing w:before="40" w:after="40"/>
+            </w:pPr>
+            <w:r>
+              <w:rPr>
+                <w:rFonts w:ascii="Times New Roman" w:hAnsi="Times New Roman"/>
+                <w:b w:val="0"/>
+                <w:i w:val="0"/>
+                <w:color w:val="0F172A"/>
+                <w:sz w:val="20"/>
+                <w:rFonts w:ascii="Times New Roman" w:hAnsi="Times New Roman" w:cs="Times New Roman"/>
+              </w:rPr>
+              <w:t>Tabel 3.1: Matriks Komparasi Benchmarking 5 Model Aplikasi Percetakan</w:t>
+            </w:r>
+          </w:p>
+        </w:tc>
+        <w:tc>
+          <w:tcPr>
+            <w:tcW w:type="dxa" w:w="1152"/>
+          </w:tcPr>
+          <w:p>
+            <w:pPr>
+              <w:spacing w:before="40" w:after="40"/>
+              <w:jc w:val="right"/>
+            </w:pPr>
+            <w:r>
+              <w:rPr>
+                <w:rFonts w:ascii="Times New Roman" w:hAnsi="Times New Roman"/>
+                <w:b w:val="0"/>
+                <w:i w:val="0"/>
+                <w:color w:val="0F172A"/>
+                <w:sz w:val="20"/>
+                <w:rFonts w:ascii="Times New Roman" w:hAnsi="Times New Roman" w:cs="Times New Roman"/>
+              </w:rPr>
+              <w:t>16</w:t>
+            </w:r>
+          </w:p>
+        </w:tc>
+      </w:tr>
+      <w:tr>
+        <w:tc>
+          <w:tcPr>
+            <w:tcW w:type="dxa" w:w="7920"/>
+          </w:tcPr>
+          <w:p>
+            <w:pPr>
+              <w:spacing w:before="40" w:after="40"/>
+            </w:pPr>
+            <w:r>
+              <w:rPr>
+                <w:rFonts w:ascii="Times New Roman" w:hAnsi="Times New Roman"/>
+                <w:b w:val="0"/>
+                <w:i w:val="0"/>
+                <w:color w:val="0F172A"/>
+                <w:sz w:val="20"/>
+                <w:rFonts w:ascii="Times New Roman" w:hAnsi="Times New Roman" w:cs="Times New Roman"/>
+              </w:rPr>
+              <w:t>Tabel 3.2: Sintesis Kajian Pustaka Ilmiah dan State-of-the-Art (5 Jurnal)</w:t>
+            </w:r>
+          </w:p>
+        </w:tc>
+        <w:tc>
+          <w:tcPr>
+            <w:tcW w:type="dxa" w:w="1152"/>
+          </w:tcPr>
+          <w:p>
+            <w:pPr>
+              <w:spacing w:before="40" w:after="40"/>
+              <w:jc w:val="right"/>
+            </w:pPr>
+            <w:r>
+              <w:rPr>
+                <w:rFonts w:ascii="Times New Roman" w:hAnsi="Times New Roman"/>
+                <w:b w:val="0"/>
+                <w:i w:val="0"/>
+                <w:color w:val="0F172A"/>
+                <w:sz w:val="20"/>
+                <w:rFonts w:ascii="Times New Roman" w:hAnsi="Times New Roman" w:cs="Times New Roman"/>
+              </w:rPr>
+              <w:t>19</w:t>
+            </w:r>
+          </w:p>
+        </w:tc>
+      </w:tr>
+      <w:tr>
+        <w:tc>
+          <w:tcPr>
+            <w:tcW w:type="dxa" w:w="7920"/>
+          </w:tcPr>
+          <w:p>
+            <w:pPr>
+              <w:spacing w:before="40" w:after="40"/>
+            </w:pPr>
+            <w:r>
+              <w:rPr>
+                <w:rFonts w:ascii="Times New Roman" w:hAnsi="Times New Roman"/>
+                <w:b w:val="0"/>
+                <w:i w:val="0"/>
+                <w:color w:val="0F172A"/>
+                <w:sz w:val="20"/>
+                <w:rFonts w:ascii="Times New Roman" w:hAnsi="Times New Roman" w:cs="Times New Roman"/>
+              </w:rPr>
+              <w:t>Tabel 3.3: Komparasi Keunggulan Arsitektur Sistem Terdistribusi</w:t>
+            </w:r>
+          </w:p>
+        </w:tc>
+        <w:tc>
+          <w:tcPr>
+            <w:tcW w:type="dxa" w:w="1152"/>
+          </w:tcPr>
+          <w:p>
+            <w:pPr>
+              <w:spacing w:before="40" w:after="40"/>
+              <w:jc w:val="right"/>
+            </w:pPr>
+            <w:r>
+              <w:rPr>
+                <w:rFonts w:ascii="Times New Roman" w:hAnsi="Times New Roman"/>
+                <w:b w:val="0"/>
+                <w:i w:val="0"/>
+                <w:color w:val="0F172A"/>
+                <w:sz w:val="20"/>
+                <w:rFonts w:ascii="Times New Roman" w:hAnsi="Times New Roman" w:cs="Times New Roman"/>
+              </w:rPr>
+              <w:t>23</w:t>
+            </w:r>
+          </w:p>
+        </w:tc>
+      </w:tr>
+      <w:tr>
+        <w:tc>
+          <w:tcPr>
+            <w:tcW w:type="dxa" w:w="7920"/>
+          </w:tcPr>
+          <w:p>
+            <w:pPr>
+              <w:spacing w:before="40" w:after="40"/>
+            </w:pPr>
+            <w:r>
+              <w:rPr>
+                <w:rFonts w:ascii="Times New Roman" w:hAnsi="Times New Roman"/>
+                <w:b w:val="0"/>
+                <w:i w:val="0"/>
+                <w:color w:val="0F172A"/>
+                <w:sz w:val="20"/>
+                <w:rFonts w:ascii="Times New Roman" w:hAnsi="Times New Roman" w:cs="Times New Roman"/>
+              </w:rPr>
+              <w:t>Tabel 4.1: Taksonomi Komprehensif Ekosistem Tech Stack LapakPrint (19 Instrumen)</w:t>
+            </w:r>
+          </w:p>
+        </w:tc>
+        <w:tc>
+          <w:tcPr>
+            <w:tcW w:type="dxa" w:w="1152"/>
+          </w:tcPr>
+          <w:p>
+            <w:pPr>
+              <w:spacing w:before="40" w:after="40"/>
+              <w:jc w:val="right"/>
+            </w:pPr>
+            <w:r>
+              <w:rPr>
+                <w:rFonts w:ascii="Times New Roman" w:hAnsi="Times New Roman"/>
+                <w:b w:val="0"/>
+                <w:i w:val="0"/>
+                <w:color w:val="0F172A"/>
+                <w:sz w:val="20"/>
+                <w:rFonts w:ascii="Times New Roman" w:hAnsi="Times New Roman" w:cs="Times New Roman"/>
+              </w:rPr>
+              <w:t>24</w:t>
+            </w:r>
+          </w:p>
+        </w:tc>
+      </w:tr>
+      <w:tr>
+        <w:tc>
+          <w:tcPr>
+            <w:tcW w:type="dxa" w:w="7920"/>
+          </w:tcPr>
+          <w:p>
+            <w:pPr>
+              <w:spacing w:before="40" w:after="40"/>
+            </w:pPr>
+            <w:r>
+              <w:rPr>
+                <w:rFonts w:ascii="Times New Roman" w:hAnsi="Times New Roman"/>
+                <w:b w:val="0"/>
+                <w:i w:val="0"/>
+                <w:color w:val="0F172A"/>
+                <w:sz w:val="20"/>
+                <w:rFonts w:ascii="Times New Roman" w:hAnsi="Times New Roman" w:cs="Times New Roman"/>
+              </w:rPr>
+              <w:t>Tabel 4.2: Alokasi Arsitektur Penyimpanan Hybrid (Supabase vs Cloudinary CDN)</w:t>
+            </w:r>
+          </w:p>
+        </w:tc>
+        <w:tc>
+          <w:tcPr>
+            <w:tcW w:type="dxa" w:w="1152"/>
+          </w:tcPr>
+          <w:p>
+            <w:pPr>
+              <w:spacing w:before="40" w:after="40"/>
+              <w:jc w:val="right"/>
+            </w:pPr>
+            <w:r>
+              <w:rPr>
+                <w:rFonts w:ascii="Times New Roman" w:hAnsi="Times New Roman"/>
+                <w:b w:val="0"/>
+                <w:i w:val="0"/>
+                <w:color w:val="0F172A"/>
+                <w:sz w:val="20"/>
+                <w:rFonts w:ascii="Times New Roman" w:hAnsi="Times New Roman" w:cs="Times New Roman"/>
+              </w:rPr>
+              <w:t>29</w:t>
+            </w:r>
+          </w:p>
+        </w:tc>
+      </w:tr>
+      <w:tr>
+        <w:tc>
+          <w:tcPr>
+            <w:tcW w:type="dxa" w:w="7920"/>
+          </w:tcPr>
+          <w:p>
+            <w:pPr>
+              <w:spacing w:before="40" w:after="40"/>
+            </w:pPr>
+            <w:r>
+              <w:rPr>
+                <w:rFonts w:ascii="Times New Roman" w:hAnsi="Times New Roman"/>
+                <w:b w:val="0"/>
+                <w:i w:val="0"/>
+                <w:color w:val="0F172A"/>
+                <w:sz w:val="20"/>
+                <w:rFonts w:ascii="Times New Roman" w:hAnsi="Times New Roman" w:cs="Times New Roman"/>
+              </w:rPr>
+              <w:t>Tabel 4.3: Matriks Manajemen Risiko dan Mitigasi Keamanan Siber</w:t>
+            </w:r>
+          </w:p>
+        </w:tc>
+        <w:tc>
+          <w:tcPr>
+            <w:tcW w:type="dxa" w:w="1152"/>
+          </w:tcPr>
+          <w:p>
+            <w:pPr>
+              <w:spacing w:before="40" w:after="40"/>
+              <w:jc w:val="right"/>
+            </w:pPr>
+            <w:r>
+              <w:rPr>
+                <w:rFonts w:ascii="Times New Roman" w:hAnsi="Times New Roman"/>
+                <w:b w:val="0"/>
+                <w:i w:val="0"/>
+                <w:color w:val="0F172A"/>
+                <w:sz w:val="20"/>
+                <w:rFonts w:ascii="Times New Roman" w:hAnsi="Times New Roman" w:cs="Times New Roman"/>
+              </w:rPr>
+              <w:t>33</w:t>
+            </w:r>
+          </w:p>
+        </w:tc>
+      </w:tr>
+      <w:tr>
+        <w:tc>
+          <w:tcPr>
+            <w:tcW w:type="dxa" w:w="7920"/>
+          </w:tcPr>
+          <w:p>
+            <w:pPr>
+              <w:spacing w:before="40" w:after="40"/>
+            </w:pPr>
+            <w:r>
+              <w:rPr>
+                <w:rFonts w:ascii="Times New Roman" w:hAnsi="Times New Roman"/>
+                <w:b w:val="0"/>
+                <w:i w:val="0"/>
+                <w:color w:val="0F172A"/>
+                <w:sz w:val="20"/>
+                <w:rFonts w:ascii="Times New Roman" w:hAnsi="Times New Roman" w:cs="Times New Roman"/>
+              </w:rPr>
+              <w:t>Tabel 4.4: Konfigurasi Kluster 4 Kontainer Multi-Service Docker Compose</w:t>
+            </w:r>
+          </w:p>
+        </w:tc>
+        <w:tc>
+          <w:tcPr>
+            <w:tcW w:type="dxa" w:w="1152"/>
+          </w:tcPr>
+          <w:p>
+            <w:pPr>
+              <w:spacing w:before="40" w:after="40"/>
+              <w:jc w:val="right"/>
+            </w:pPr>
+            <w:r>
+              <w:rPr>
+                <w:rFonts w:ascii="Times New Roman" w:hAnsi="Times New Roman"/>
+                <w:b w:val="0"/>
+                <w:i w:val="0"/>
+                <w:color w:val="0F172A"/>
+                <w:sz w:val="20"/>
+                <w:rFonts w:ascii="Times New Roman" w:hAnsi="Times New Roman" w:cs="Times New Roman"/>
+              </w:rPr>
+              <w:t>34</w:t>
+            </w:r>
+          </w:p>
+        </w:tc>
+      </w:tr>
+      <w:tr>
+        <w:tc>
+          <w:tcPr>
+            <w:tcW w:type="dxa" w:w="7920"/>
+          </w:tcPr>
+          <w:p>
+            <w:pPr>
+              <w:spacing w:before="40" w:after="40"/>
+            </w:pPr>
+            <w:r>
+              <w:rPr>
+                <w:rFonts w:ascii="Times New Roman" w:hAnsi="Times New Roman"/>
+                <w:b w:val="0"/>
+                <w:i w:val="0"/>
+                <w:color w:val="0F172A"/>
+                <w:sz w:val="20"/>
+                <w:rFonts w:ascii="Times New Roman" w:hAnsi="Times New Roman" w:cs="Times New Roman"/>
+              </w:rPr>
+              <w:t>Tabel 5.1: Matriks Profil Pengguna (User Personas &amp; Role Matrix)</w:t>
+            </w:r>
+          </w:p>
+        </w:tc>
+        <w:tc>
+          <w:tcPr>
+            <w:tcW w:type="dxa" w:w="1152"/>
+          </w:tcPr>
+          <w:p>
+            <w:pPr>
+              <w:spacing w:before="40" w:after="40"/>
+              <w:jc w:val="right"/>
+            </w:pPr>
+            <w:r>
+              <w:rPr>
+                <w:rFonts w:ascii="Times New Roman" w:hAnsi="Times New Roman"/>
+                <w:b w:val="0"/>
+                <w:i w:val="0"/>
+                <w:color w:val="0F172A"/>
+                <w:sz w:val="20"/>
+                <w:rFonts w:ascii="Times New Roman" w:hAnsi="Times New Roman" w:cs="Times New Roman"/>
+              </w:rPr>
+              <w:t>36</w:t>
+            </w:r>
+          </w:p>
+        </w:tc>
+      </w:tr>
+      <w:tr>
+        <w:tc>
+          <w:tcPr>
+            <w:tcW w:type="dxa" w:w="7920"/>
+          </w:tcPr>
+          <w:p>
+            <w:pPr>
+              <w:spacing w:before="40" w:after="40"/>
+            </w:pPr>
+            <w:r>
+              <w:rPr>
+                <w:rFonts w:ascii="Times New Roman" w:hAnsi="Times New Roman"/>
+                <w:b w:val="0"/>
+                <w:i w:val="0"/>
+                <w:color w:val="0F172A"/>
+                <w:sz w:val="20"/>
+                <w:rFonts w:ascii="Times New Roman" w:hAnsi="Times New Roman" w:cs="Times New Roman"/>
+              </w:rPr>
+              <w:t>Tabel 5.2: Spesifikasi Kebutuhan Fungsional Mahasiswa (FR-01 s.d. FR-08)</w:t>
+            </w:r>
+          </w:p>
+        </w:tc>
+        <w:tc>
+          <w:tcPr>
+            <w:tcW w:type="dxa" w:w="1152"/>
+          </w:tcPr>
+          <w:p>
+            <w:pPr>
+              <w:spacing w:before="40" w:after="40"/>
+              <w:jc w:val="right"/>
+            </w:pPr>
+            <w:r>
+              <w:rPr>
+                <w:rFonts w:ascii="Times New Roman" w:hAnsi="Times New Roman"/>
+                <w:b w:val="0"/>
+                <w:i w:val="0"/>
+                <w:color w:val="0F172A"/>
+                <w:sz w:val="20"/>
+                <w:rFonts w:ascii="Times New Roman" w:hAnsi="Times New Roman" w:cs="Times New Roman"/>
+              </w:rPr>
+              <w:t>38</w:t>
+            </w:r>
+          </w:p>
+        </w:tc>
+      </w:tr>
+      <w:tr>
+        <w:tc>
+          <w:tcPr>
+            <w:tcW w:type="dxa" w:w="7920"/>
+          </w:tcPr>
+          <w:p>
+            <w:pPr>
+              <w:spacing w:before="40" w:after="40"/>
+            </w:pPr>
+            <w:r>
+              <w:rPr>
+                <w:rFonts w:ascii="Times New Roman" w:hAnsi="Times New Roman"/>
+                <w:b w:val="0"/>
+                <w:i w:val="0"/>
+                <w:color w:val="0F172A"/>
+                <w:sz w:val="20"/>
+                <w:rFonts w:ascii="Times New Roman" w:hAnsi="Times New Roman" w:cs="Times New Roman"/>
+              </w:rPr>
+              <w:t>Tabel 5.3: Spesifikasi Kebutuhan Fungsional Mitra Toko &amp; Admin (FR-09 s.d. FR-15)</w:t>
+            </w:r>
+          </w:p>
+        </w:tc>
+        <w:tc>
+          <w:tcPr>
+            <w:tcW w:type="dxa" w:w="1152"/>
+          </w:tcPr>
+          <w:p>
+            <w:pPr>
+              <w:spacing w:before="40" w:after="40"/>
+              <w:jc w:val="right"/>
+            </w:pPr>
+            <w:r>
+              <w:rPr>
+                <w:rFonts w:ascii="Times New Roman" w:hAnsi="Times New Roman"/>
+                <w:b w:val="0"/>
+                <w:i w:val="0"/>
+                <w:color w:val="0F172A"/>
+                <w:sz w:val="20"/>
+                <w:rFonts w:ascii="Times New Roman" w:hAnsi="Times New Roman" w:cs="Times New Roman"/>
+              </w:rPr>
+              <w:t>40</w:t>
+            </w:r>
+          </w:p>
+        </w:tc>
+      </w:tr>
+      <w:tr>
+        <w:tc>
+          <w:tcPr>
+            <w:tcW w:type="dxa" w:w="7920"/>
+          </w:tcPr>
+          <w:p>
+            <w:pPr>
+              <w:spacing w:before="40" w:after="40"/>
+            </w:pPr>
+            <w:r>
+              <w:rPr>
+                <w:rFonts w:ascii="Times New Roman" w:hAnsi="Times New Roman"/>
+                <w:b w:val="0"/>
+                <w:i w:val="0"/>
+                <w:color w:val="0F172A"/>
+                <w:sz w:val="20"/>
+                <w:rFonts w:ascii="Times New Roman" w:hAnsi="Times New Roman" w:cs="Times New Roman"/>
+              </w:rPr>
+              <w:t>Tabel 5.4: Spesifikasi Kebutuhan Non-Fungsional (Performance, Security, NFR)</w:t>
+            </w:r>
+          </w:p>
+        </w:tc>
+        <w:tc>
+          <w:tcPr>
+            <w:tcW w:type="dxa" w:w="1152"/>
+          </w:tcPr>
+          <w:p>
+            <w:pPr>
+              <w:spacing w:before="40" w:after="40"/>
+              <w:jc w:val="right"/>
+            </w:pPr>
+            <w:r>
+              <w:rPr>
+                <w:rFonts w:ascii="Times New Roman" w:hAnsi="Times New Roman"/>
+                <w:b w:val="0"/>
+                <w:i w:val="0"/>
+                <w:color w:val="0F172A"/>
+                <w:sz w:val="20"/>
+                <w:rFonts w:ascii="Times New Roman" w:hAnsi="Times New Roman" w:cs="Times New Roman"/>
+              </w:rPr>
+              <w:t>41</w:t>
+            </w:r>
+          </w:p>
+        </w:tc>
+      </w:tr>
+      <w:tr>
+        <w:tc>
+          <w:tcPr>
+            <w:tcW w:type="dxa" w:w="7920"/>
+          </w:tcPr>
+          <w:p>
+            <w:pPr>
+              <w:spacing w:before="40" w:after="40"/>
+            </w:pPr>
+            <w:r>
+              <w:rPr>
+                <w:rFonts w:ascii="Times New Roman" w:hAnsi="Times New Roman"/>
+                <w:b w:val="0"/>
+                <w:i w:val="0"/>
+                <w:color w:val="0F172A"/>
+                <w:sz w:val="20"/>
+                <w:rFonts w:ascii="Times New Roman" w:hAnsi="Times New Roman" w:cs="Times New Roman"/>
+              </w:rPr>
+              <w:t>Tabel 5.5: Skema Basis Data Relasional PostgreSQL Supabase</w:t>
+            </w:r>
+          </w:p>
+        </w:tc>
+        <w:tc>
+          <w:tcPr>
+            <w:tcW w:type="dxa" w:w="1152"/>
+          </w:tcPr>
+          <w:p>
+            <w:pPr>
+              <w:spacing w:before="40" w:after="40"/>
+              <w:jc w:val="right"/>
+            </w:pPr>
+            <w:r>
+              <w:rPr>
+                <w:rFonts w:ascii="Times New Roman" w:hAnsi="Times New Roman"/>
+                <w:b w:val="0"/>
+                <w:i w:val="0"/>
+                <w:color w:val="0F172A"/>
+                <w:sz w:val="20"/>
+                <w:rFonts w:ascii="Times New Roman" w:hAnsi="Times New Roman" w:cs="Times New Roman"/>
+              </w:rPr>
+              <w:t>43</w:t>
+            </w:r>
+          </w:p>
+        </w:tc>
+      </w:tr>
+      <w:tr>
+        <w:tc>
+          <w:tcPr>
+            <w:tcW w:type="dxa" w:w="7920"/>
+          </w:tcPr>
+          <w:p>
+            <w:pPr>
+              <w:spacing w:before="40" w:after="40"/>
+            </w:pPr>
+            <w:r>
+              <w:rPr>
+                <w:rFonts w:ascii="Times New Roman" w:hAnsi="Times New Roman"/>
+                <w:b w:val="0"/>
+                <w:i w:val="0"/>
+                <w:color w:val="0F172A"/>
+                <w:sz w:val="20"/>
+                <w:rFonts w:ascii="Times New Roman" w:hAnsi="Times New Roman" w:cs="Times New Roman"/>
+              </w:rPr>
+              <w:t>Tabel 5.6: Spesifikasi Kontrak Antarmuka API dan Webhook RESTful</w:t>
+            </w:r>
+          </w:p>
+        </w:tc>
+        <w:tc>
+          <w:tcPr>
+            <w:tcW w:type="dxa" w:w="1152"/>
+          </w:tcPr>
+          <w:p>
+            <w:pPr>
+              <w:spacing w:before="40" w:after="40"/>
+              <w:jc w:val="right"/>
+            </w:pPr>
+            <w:r>
+              <w:rPr>
+                <w:rFonts w:ascii="Times New Roman" w:hAnsi="Times New Roman"/>
+                <w:b w:val="0"/>
+                <w:i w:val="0"/>
+                <w:color w:val="0F172A"/>
+                <w:sz w:val="20"/>
+                <w:rFonts w:ascii="Times New Roman" w:hAnsi="Times New Roman" w:cs="Times New Roman"/>
+              </w:rPr>
+              <w:t>45</w:t>
+            </w:r>
+          </w:p>
+        </w:tc>
+      </w:tr>
+      <w:tr>
+        <w:tc>
+          <w:tcPr>
+            <w:tcW w:type="dxa" w:w="7920"/>
+          </w:tcPr>
+          <w:p>
+            <w:pPr>
+              <w:spacing w:before="40" w:after="40"/>
+            </w:pPr>
+            <w:r>
+              <w:rPr>
+                <w:rFonts w:ascii="Times New Roman" w:hAnsi="Times New Roman"/>
+                <w:b w:val="0"/>
+                <w:i w:val="0"/>
+                <w:color w:val="0F172A"/>
+                <w:sz w:val="20"/>
+                <w:rFonts w:ascii="Times New Roman" w:hAnsi="Times New Roman" w:cs="Times New Roman"/>
+              </w:rPr>
+              <w:t>Tabel 5.7: Spesifikasi Skenario Pengujian Behaviour-Driven Development (BDD / Gherkin)</w:t>
+            </w:r>
+          </w:p>
+        </w:tc>
+        <w:tc>
+          <w:tcPr>
+            <w:tcW w:type="dxa" w:w="1152"/>
+          </w:tcPr>
+          <w:p>
+            <w:pPr>
+              <w:spacing w:before="40" w:after="40"/>
+              <w:jc w:val="right"/>
+            </w:pPr>
+            <w:r>
+              <w:rPr>
+                <w:rFonts w:ascii="Times New Roman" w:hAnsi="Times New Roman"/>
+                <w:b w:val="0"/>
+                <w:i w:val="0"/>
+                <w:color w:val="0F172A"/>
+                <w:sz w:val="20"/>
+                <w:rFonts w:ascii="Times New Roman" w:hAnsi="Times New Roman" w:cs="Times New Roman"/>
+              </w:rPr>
+              <w:t>46</w:t>
+            </w:r>
+          </w:p>
+        </w:tc>
+      </w:tr>
+      <w:tr>
+        <w:tc>
+          <w:tcPr>
+            <w:tcW w:type="dxa" w:w="7920"/>
+          </w:tcPr>
+          <w:p>
+            <w:pPr>
+              <w:spacing w:before="40" w:after="40"/>
+            </w:pPr>
+            <w:r>
+              <w:rPr>
+                <w:rFonts w:ascii="Times New Roman" w:hAnsi="Times New Roman"/>
+                <w:b w:val="0"/>
+                <w:i w:val="0"/>
+                <w:color w:val="0F172A"/>
+                <w:sz w:val="20"/>
+                <w:rFonts w:ascii="Times New Roman" w:hAnsi="Times New Roman" w:cs="Times New Roman"/>
+              </w:rPr>
+              <w:t>Tabel 6.1: Dekomposisi Arsitektur Monolit ke Feature-Driven Modules (&lt; 500 Baris)</w:t>
+            </w:r>
+          </w:p>
+        </w:tc>
+        <w:tc>
+          <w:tcPr>
+            <w:tcW w:type="dxa" w:w="1152"/>
+          </w:tcPr>
+          <w:p>
+            <w:pPr>
+              <w:spacing w:before="40" w:after="40"/>
+              <w:jc w:val="right"/>
+            </w:pPr>
+            <w:r>
+              <w:rPr>
+                <w:rFonts w:ascii="Times New Roman" w:hAnsi="Times New Roman"/>
+                <w:b w:val="0"/>
+                <w:i w:val="0"/>
+                <w:color w:val="0F172A"/>
+                <w:sz w:val="20"/>
+                <w:rFonts w:ascii="Times New Roman" w:hAnsi="Times New Roman" w:cs="Times New Roman"/>
+              </w:rPr>
+              <w:t>48</w:t>
+            </w:r>
+          </w:p>
+        </w:tc>
+      </w:tr>
+      <w:tr>
+        <w:tc>
+          <w:tcPr>
+            <w:tcW w:type="dxa" w:w="7920"/>
+          </w:tcPr>
+          <w:p>
+            <w:pPr>
+              <w:spacing w:before="40" w:after="40"/>
+            </w:pPr>
+            <w:r>
+              <w:rPr>
+                <w:rFonts w:ascii="Times New Roman" w:hAnsi="Times New Roman"/>
+                <w:b w:val="0"/>
+                <w:i w:val="0"/>
+                <w:color w:val="0F172A"/>
+                <w:sz w:val="20"/>
+                <w:rFonts w:ascii="Times New Roman" w:hAnsi="Times New Roman" w:cs="Times New Roman"/>
+              </w:rPr>
+              <w:t>Tabel 6.2: Matriks Evaluasi User Acceptance Testing (UAT) Komprehensif (15 Kasus Uji)</w:t>
+            </w:r>
+          </w:p>
+        </w:tc>
+        <w:tc>
+          <w:tcPr>
+            <w:tcW w:type="dxa" w:w="1152"/>
+          </w:tcPr>
+          <w:p>
+            <w:pPr>
+              <w:spacing w:before="40" w:after="40"/>
+              <w:jc w:val="right"/>
+            </w:pPr>
+            <w:r>
+              <w:rPr>
+                <w:rFonts w:ascii="Times New Roman" w:hAnsi="Times New Roman"/>
+                <w:b w:val="0"/>
+                <w:i w:val="0"/>
+                <w:color w:val="0F172A"/>
+                <w:sz w:val="20"/>
+                <w:rFonts w:ascii="Times New Roman" w:hAnsi="Times New Roman" w:cs="Times New Roman"/>
+              </w:rPr>
+              <w:t>52</w:t>
+            </w:r>
+          </w:p>
+        </w:tc>
+      </w:tr>
+      <w:tr>
+        <w:tc>
+          <w:tcPr>
+            <w:tcW w:type="dxa" w:w="7920"/>
+          </w:tcPr>
+          <w:p>
+            <w:pPr>
+              <w:spacing w:before="40" w:after="40"/>
+            </w:pPr>
+            <w:r>
+              <w:rPr>
+                <w:rFonts w:ascii="Times New Roman" w:hAnsi="Times New Roman"/>
+                <w:b w:val="0"/>
+                <w:i w:val="0"/>
+                <w:color w:val="0F172A"/>
+                <w:sz w:val="20"/>
+                <w:rFonts w:ascii="Times New Roman" w:hAnsi="Times New Roman" w:cs="Times New Roman"/>
+              </w:rPr>
+              <w:t>Tabel 7.1: Matriks Capaian Output Kunci vs Target Rencana Proyek</w:t>
+            </w:r>
+          </w:p>
+        </w:tc>
+        <w:tc>
+          <w:tcPr>
+            <w:tcW w:type="dxa" w:w="1152"/>
+          </w:tcPr>
+          <w:p>
+            <w:pPr>
+              <w:spacing w:before="40" w:after="40"/>
+              <w:jc w:val="right"/>
+            </w:pPr>
+            <w:r>
+              <w:rPr>
+                <w:rFonts w:ascii="Times New Roman" w:hAnsi="Times New Roman"/>
+                <w:b w:val="0"/>
+                <w:i w:val="0"/>
+                <w:color w:val="0F172A"/>
+                <w:sz w:val="20"/>
+                <w:rFonts w:ascii="Times New Roman" w:hAnsi="Times New Roman" w:cs="Times New Roman"/>
+              </w:rPr>
+              <w:t>54</w:t>
+            </w:r>
+          </w:p>
+        </w:tc>
+      </w:tr>
+      <w:tr>
+        <w:tc>
+          <w:tcPr>
+            <w:tcW w:type="dxa" w:w="7920"/>
+          </w:tcPr>
+          <w:p>
+            <w:pPr>
+              <w:spacing w:before="40" w:after="40"/>
+            </w:pPr>
+            <w:r>
+              <w:rPr>
+                <w:rFonts w:ascii="Times New Roman" w:hAnsi="Times New Roman"/>
+                <w:b w:val="0"/>
+                <w:i w:val="0"/>
+                <w:color w:val="0F172A"/>
+                <w:sz w:val="20"/>
+                <w:rFonts w:ascii="Times New Roman" w:hAnsi="Times New Roman" w:cs="Times New Roman"/>
+              </w:rPr>
+              <w:t>Tabel 7.2: Roadmap Pengembangan Jangka Pendek, Menengah, dan Panjang (Q1–Q4)</w:t>
+            </w:r>
+          </w:p>
+        </w:tc>
+        <w:tc>
+          <w:tcPr>
+            <w:tcW w:type="dxa" w:w="1152"/>
+          </w:tcPr>
+          <w:p>
+            <w:pPr>
+              <w:spacing w:before="40" w:after="40"/>
+              <w:jc w:val="right"/>
+            </w:pPr>
+            <w:r>
+              <w:rPr>
+                <w:rFonts w:ascii="Times New Roman" w:hAnsi="Times New Roman"/>
+                <w:b w:val="0"/>
+                <w:i w:val="0"/>
+                <w:color w:val="0F172A"/>
+                <w:sz w:val="20"/>
+                <w:rFonts w:ascii="Times New Roman" w:hAnsi="Times New Roman" w:cs="Times New Roman"/>
+              </w:rPr>
+              <w:t>56</w:t>
+            </w:r>
+          </w:p>
+        </w:tc>
+      </w:tr>
+    </w:tbl>
+    <w:p>
+      <w:r>
+        <w:br w:type="page"/>
+      </w:r>
+    </w:p>
+    <w:p>
+      <w:pPr>
+        <w:keepNext/>
+        <w:spacing w:before="400" w:after="120"/>
+        <w:jc w:val="left"/>
+      </w:pPr>
+      <w:r>
+        <w:rPr>
+          <w:rFonts w:ascii="Times New Roman" w:hAnsi="Times New Roman"/>
+          <w:b/>
+          <w:i w:val="0"/>
+          <w:color w:val="0F172A"/>
+          <w:sz w:val="28"/>
+          <w:rFonts w:ascii="Times New Roman" w:hAnsi="Times New Roman" w:cs="Times New Roman"/>
+        </w:rPr>
+        <w:t>DAFTAR GAMBAR</w:t>
+      </w:r>
+    </w:p>
+    <w:tbl>
+      <w:tblPr>
+        <w:tblW w:type="auto" w:w="0"/>
+        <w:jc w:val="center"/>
+        <w:tblLook w:firstColumn="1" w:firstRow="1" w:lastColumn="0" w:lastRow="0" w:noHBand="0" w:noVBand="1" w:val="04A0"/>
+      </w:tblPr>
+      <w:tblGrid>
+        <w:gridCol w:w="4500"/>
+        <w:gridCol w:w="4500"/>
+      </w:tblGrid>
+      <w:tr>
+        <w:tc>
+          <w:tcPr>
+            <w:tcW w:type="dxa" w:w="7920"/>
+          </w:tcPr>
+          <w:p>
+            <w:pPr>
+              <w:spacing w:before="60" w:after="60"/>
+            </w:pPr>
+            <w:r>
+              <w:rPr>
+                <w:rFonts w:ascii="Times New Roman" w:hAnsi="Times New Roman"/>
+                <w:b w:val="0"/>
+                <w:i w:val="0"/>
+                <w:color w:val="0F172A"/>
+                <w:sz w:val="20"/>
+                <w:rFonts w:ascii="Times New Roman" w:hAnsi="Times New Roman" w:cs="Times New Roman"/>
+              </w:rPr>
+              <w:t>Gambar 6.1: Antarmuka Beranda Web Production LapakPrint di Vercel</w:t>
+            </w:r>
+          </w:p>
+        </w:tc>
+        <w:tc>
+          <w:tcPr>
+            <w:tcW w:type="dxa" w:w="1152"/>
+          </w:tcPr>
+          <w:p>
+            <w:pPr>
+              <w:spacing w:before="60" w:after="60"/>
+              <w:jc w:val="right"/>
+            </w:pPr>
+            <w:r>
+              <w:rPr>
+                <w:rFonts w:ascii="Times New Roman" w:hAnsi="Times New Roman"/>
+                <w:b w:val="0"/>
+                <w:i w:val="0"/>
+                <w:color w:val="0F172A"/>
+                <w:sz w:val="20"/>
+                <w:rFonts w:ascii="Times New Roman" w:hAnsi="Times New Roman" w:cs="Times New Roman"/>
+              </w:rPr>
+              <w:t>49</w:t>
+            </w:r>
+          </w:p>
+        </w:tc>
+      </w:tr>
+      <w:tr>
+        <w:tc>
+          <w:tcPr>
+            <w:tcW w:type="dxa" w:w="7920"/>
+          </w:tcPr>
+          <w:p>
+            <w:pPr>
+              <w:spacing w:before="60" w:after="60"/>
+            </w:pPr>
+            <w:r>
+              <w:rPr>
+                <w:rFonts w:ascii="Times New Roman" w:hAnsi="Times New Roman"/>
+                <w:b w:val="0"/>
+                <w:i w:val="0"/>
+                <w:color w:val="0F172A"/>
+                <w:sz w:val="20"/>
+                <w:rFonts w:ascii="Times New Roman" w:hAnsi="Times New Roman" w:cs="Times New Roman"/>
+              </w:rPr>
+              <w:t>Gambar 6.2: Katalog Produk Lengkap &amp; Formulir Pemesanan Cetak</w:t>
+            </w:r>
+          </w:p>
+        </w:tc>
+        <w:tc>
+          <w:tcPr>
+            <w:tcW w:type="dxa" w:w="1152"/>
+          </w:tcPr>
+          <w:p>
+            <w:pPr>
+              <w:spacing w:before="60" w:after="60"/>
+              <w:jc w:val="right"/>
+            </w:pPr>
+            <w:r>
+              <w:rPr>
+                <w:rFonts w:ascii="Times New Roman" w:hAnsi="Times New Roman"/>
+                <w:b w:val="0"/>
+                <w:i w:val="0"/>
+                <w:color w:val="0F172A"/>
+                <w:sz w:val="20"/>
+                <w:rFonts w:ascii="Times New Roman" w:hAnsi="Times New Roman" w:cs="Times New Roman"/>
+              </w:rPr>
+              <w:t>49</w:t>
+            </w:r>
+          </w:p>
+        </w:tc>
+      </w:tr>
+      <w:tr>
+        <w:tc>
+          <w:tcPr>
+            <w:tcW w:type="dxa" w:w="7920"/>
+          </w:tcPr>
+          <w:p>
+            <w:pPr>
+              <w:spacing w:before="60" w:after="60"/>
+            </w:pPr>
+            <w:r>
+              <w:rPr>
+                <w:rFonts w:ascii="Times New Roman" w:hAnsi="Times New Roman"/>
+                <w:b w:val="0"/>
+                <w:i w:val="0"/>
+                <w:color w:val="0F172A"/>
+                <w:sz w:val="20"/>
+                <w:rFonts w:ascii="Times New Roman" w:hAnsi="Times New Roman" w:cs="Times New Roman"/>
+              </w:rPr>
+              <w:t>Gambar 6.3: Tampilan Layanan Khusus Jilid Hardcover Skripsi Berstandar Universitas</w:t>
+            </w:r>
+          </w:p>
+        </w:tc>
+        <w:tc>
+          <w:tcPr>
+            <w:tcW w:type="dxa" w:w="1152"/>
+          </w:tcPr>
+          <w:p>
+            <w:pPr>
+              <w:spacing w:before="60" w:after="60"/>
+              <w:jc w:val="right"/>
+            </w:pPr>
+            <w:r>
+              <w:rPr>
+                <w:rFonts w:ascii="Times New Roman" w:hAnsi="Times New Roman"/>
+                <w:b w:val="0"/>
+                <w:i w:val="0"/>
+                <w:color w:val="0F172A"/>
+                <w:sz w:val="20"/>
+                <w:rFonts w:ascii="Times New Roman" w:hAnsi="Times New Roman" w:cs="Times New Roman"/>
+              </w:rPr>
+              <w:t>50</w:t>
+            </w:r>
+          </w:p>
+        </w:tc>
+      </w:tr>
+      <w:tr>
+        <w:tc>
+          <w:tcPr>
+            <w:tcW w:type="dxa" w:w="7920"/>
+          </w:tcPr>
+          <w:p>
+            <w:pPr>
+              <w:spacing w:before="60" w:after="60"/>
+            </w:pPr>
+            <w:r>
+              <w:rPr>
+                <w:rFonts w:ascii="Times New Roman" w:hAnsi="Times New Roman"/>
+                <w:b w:val="0"/>
+                <w:i w:val="0"/>
+                <w:color w:val="0F172A"/>
+                <w:sz w:val="20"/>
+                <w:rFonts w:ascii="Times New Roman" w:hAnsi="Times New Roman" w:cs="Times New Roman"/>
+              </w:rPr>
+              <w:t>Gambar 6.4: Modal Pembayaran Nontunai LapakPay Wallet dan Integrasi Dynamic QRIS</w:t>
+            </w:r>
+          </w:p>
+        </w:tc>
+        <w:tc>
+          <w:tcPr>
+            <w:tcW w:type="dxa" w:w="1152"/>
+          </w:tcPr>
+          <w:p>
+            <w:pPr>
+              <w:spacing w:before="60" w:after="60"/>
+              <w:jc w:val="right"/>
+            </w:pPr>
+            <w:r>
+              <w:rPr>
+                <w:rFonts w:ascii="Times New Roman" w:hAnsi="Times New Roman"/>
+                <w:b w:val="0"/>
+                <w:i w:val="0"/>
+                <w:color w:val="0F172A"/>
+                <w:sz w:val="20"/>
+                <w:rFonts w:ascii="Times New Roman" w:hAnsi="Times New Roman" w:cs="Times New Roman"/>
+              </w:rPr>
+              <w:t>50</w:t>
+            </w:r>
+          </w:p>
+        </w:tc>
+      </w:tr>
+      <w:tr>
+        <w:tc>
+          <w:tcPr>
+            <w:tcW w:type="dxa" w:w="7920"/>
+          </w:tcPr>
+          <w:p>
+            <w:pPr>
+              <w:spacing w:before="60" w:after="60"/>
+            </w:pPr>
+            <w:r>
+              <w:rPr>
+                <w:rFonts w:ascii="Times New Roman" w:hAnsi="Times New Roman"/>
+                <w:b w:val="0"/>
+                <w:i w:val="0"/>
+                <w:color w:val="0F172A"/>
+                <w:sz w:val="20"/>
+                <w:rFonts w:ascii="Times New Roman" w:hAnsi="Times New Roman" w:cs="Times New Roman"/>
+              </w:rPr>
+              <w:t>Gambar 6.5: Halaman Profil Mahasiswa dengan Tombol Unduh Installer Native Android APK</w:t>
+            </w:r>
+          </w:p>
+        </w:tc>
+        <w:tc>
+          <w:tcPr>
+            <w:tcW w:type="dxa" w:w="1152"/>
+          </w:tcPr>
+          <w:p>
+            <w:pPr>
+              <w:spacing w:before="60" w:after="60"/>
+              <w:jc w:val="right"/>
+            </w:pPr>
+            <w:r>
+              <w:rPr>
+                <w:rFonts w:ascii="Times New Roman" w:hAnsi="Times New Roman"/>
+                <w:b w:val="0"/>
+                <w:i w:val="0"/>
+                <w:color w:val="0F172A"/>
+                <w:sz w:val="20"/>
+                <w:rFonts w:ascii="Times New Roman" w:hAnsi="Times New Roman" w:cs="Times New Roman"/>
+              </w:rPr>
+              <w:t>50</w:t>
+            </w:r>
+          </w:p>
+        </w:tc>
+      </w:tr>
+      <w:tr>
+        <w:tc>
+          <w:tcPr>
+            <w:tcW w:type="dxa" w:w="7920"/>
+          </w:tcPr>
+          <w:p>
+            <w:pPr>
+              <w:spacing w:before="60" w:after="60"/>
+            </w:pPr>
+            <w:r>
+              <w:rPr>
+                <w:rFonts w:ascii="Times New Roman" w:hAnsi="Times New Roman"/>
+                <w:b w:val="0"/>
+                <w:i w:val="0"/>
+                <w:color w:val="0F172A"/>
+                <w:sz w:val="20"/>
+                <w:rFonts w:ascii="Times New Roman" w:hAnsi="Times New Roman" w:cs="Times New Roman"/>
+              </w:rPr>
+              <w:t>Gambar 6.6: Tampilan Aplikasi Native Android LapakPrint.apk Terpasang di Smartphone Fisik</w:t>
+            </w:r>
+          </w:p>
+        </w:tc>
+        <w:tc>
+          <w:tcPr>
+            <w:tcW w:type="dxa" w:w="1152"/>
+          </w:tcPr>
+          <w:p>
+            <w:pPr>
+              <w:spacing w:before="60" w:after="60"/>
+              <w:jc w:val="right"/>
+            </w:pPr>
+            <w:r>
+              <w:rPr>
+                <w:rFonts w:ascii="Times New Roman" w:hAnsi="Times New Roman"/>
+                <w:b w:val="0"/>
+                <w:i w:val="0"/>
+                <w:color w:val="0F172A"/>
+                <w:sz w:val="20"/>
+                <w:rFonts w:ascii="Times New Roman" w:hAnsi="Times New Roman" w:cs="Times New Roman"/>
+              </w:rPr>
+              <w:t>50</w:t>
+            </w:r>
+          </w:p>
+        </w:tc>
+      </w:tr>
+      <w:tr>
+        <w:tc>
+          <w:tcPr>
+            <w:tcW w:type="dxa" w:w="7920"/>
+          </w:tcPr>
+          <w:p>
+            <w:pPr>
+              <w:spacing w:before="60" w:after="60"/>
+            </w:pPr>
+            <w:r>
+              <w:rPr>
+                <w:rFonts w:ascii="Times New Roman" w:hAnsi="Times New Roman"/>
+                <w:b w:val="0"/>
+                <w:i w:val="0"/>
+                <w:color w:val="0F172A"/>
+                <w:sz w:val="20"/>
+                <w:rFonts w:ascii="Times New Roman" w:hAnsi="Times New Roman" w:cs="Times New Roman"/>
+              </w:rPr>
+              <w:t>Gambar 6.7: Kluster 4 Kontainer Aktif di Aplikasi Docker Desktop (Grup lapakprint)</w:t>
+            </w:r>
+          </w:p>
+        </w:tc>
+        <w:tc>
+          <w:tcPr>
+            <w:tcW w:type="dxa" w:w="1152"/>
+          </w:tcPr>
+          <w:p>
+            <w:pPr>
+              <w:spacing w:before="60" w:after="60"/>
+              <w:jc w:val="right"/>
+            </w:pPr>
+            <w:r>
+              <w:rPr>
+                <w:rFonts w:ascii="Times New Roman" w:hAnsi="Times New Roman"/>
+                <w:b w:val="0"/>
+                <w:i w:val="0"/>
+                <w:color w:val="0F172A"/>
+                <w:sz w:val="20"/>
+                <w:rFonts w:ascii="Times New Roman" w:hAnsi="Times New Roman" w:cs="Times New Roman"/>
+              </w:rPr>
+              <w:t>51</w:t>
+            </w:r>
+          </w:p>
+        </w:tc>
+      </w:tr>
+      <w:tr>
+        <w:tc>
+          <w:tcPr>
+            <w:tcW w:type="dxa" w:w="7920"/>
+          </w:tcPr>
+          <w:p>
+            <w:pPr>
+              <w:spacing w:before="60" w:after="60"/>
+            </w:pPr>
+            <w:r>
+              <w:rPr>
+                <w:rFonts w:ascii="Times New Roman" w:hAnsi="Times New Roman"/>
+                <w:b w:val="0"/>
+                <w:i w:val="0"/>
+                <w:color w:val="0F172A"/>
+                <w:sz w:val="20"/>
+                <w:rFonts w:ascii="Times New Roman" w:hAnsi="Times New Roman" w:cs="Times New Roman"/>
+              </w:rPr>
+              <w:t>Gambar 6.8: Dashboard 9router Menampilkan Status Akun Google Antigravity OAuth Active</w:t>
+            </w:r>
+          </w:p>
+        </w:tc>
+        <w:tc>
+          <w:tcPr>
+            <w:tcW w:type="dxa" w:w="1152"/>
+          </w:tcPr>
+          <w:p>
+            <w:pPr>
+              <w:spacing w:before="60" w:after="60"/>
+              <w:jc w:val="right"/>
+            </w:pPr>
+            <w:r>
+              <w:rPr>
+                <w:rFonts w:ascii="Times New Roman" w:hAnsi="Times New Roman"/>
+                <w:b w:val="0"/>
+                <w:i w:val="0"/>
+                <w:color w:val="0F172A"/>
+                <w:sz w:val="20"/>
+                <w:rFonts w:ascii="Times New Roman" w:hAnsi="Times New Roman" w:cs="Times New Roman"/>
+              </w:rPr>
+              <w:t>51</w:t>
+            </w:r>
+          </w:p>
+        </w:tc>
+      </w:tr>
+      <w:tr>
+        <w:tc>
+          <w:tcPr>
+            <w:tcW w:type="dxa" w:w="7920"/>
+          </w:tcPr>
+          <w:p>
+            <w:pPr>
+              <w:spacing w:before="60" w:after="60"/>
+            </w:pPr>
+            <w:r>
+              <w:rPr>
+                <w:rFonts w:ascii="Times New Roman" w:hAnsi="Times New Roman"/>
+                <w:b w:val="0"/>
+                <w:i w:val="0"/>
+                <w:color w:val="0F172A"/>
+                <w:sz w:val="20"/>
+                <w:rFonts w:ascii="Times New Roman" w:hAnsi="Times New Roman" w:cs="Times New Roman"/>
+              </w:rPr>
+              <w:t>Gambar 6.9: Antarmuka LapakPrint Hermes AI Studio (Open WebUI Port 8080)</w:t>
+            </w:r>
+          </w:p>
+        </w:tc>
+        <w:tc>
+          <w:tcPr>
+            <w:tcW w:type="dxa" w:w="1152"/>
+          </w:tcPr>
+          <w:p>
+            <w:pPr>
+              <w:spacing w:before="60" w:after="60"/>
+              <w:jc w:val="right"/>
+            </w:pPr>
+            <w:r>
+              <w:rPr>
+                <w:rFonts w:ascii="Times New Roman" w:hAnsi="Times New Roman"/>
+                <w:b w:val="0"/>
+                <w:i w:val="0"/>
+                <w:color w:val="0F172A"/>
+                <w:sz w:val="20"/>
+                <w:rFonts w:ascii="Times New Roman" w:hAnsi="Times New Roman" w:cs="Times New Roman"/>
+              </w:rPr>
+              <w:t>51</w:t>
+            </w:r>
+          </w:p>
+        </w:tc>
+      </w:tr>
+      <w:tr>
+        <w:tc>
+          <w:tcPr>
+            <w:tcW w:type="dxa" w:w="7920"/>
+          </w:tcPr>
+          <w:p>
+            <w:pPr>
+              <w:spacing w:before="60" w:after="60"/>
+            </w:pPr>
+            <w:r>
+              <w:rPr>
+                <w:rFonts w:ascii="Times New Roman" w:hAnsi="Times New Roman"/>
+                <w:b w:val="0"/>
+                <w:i w:val="0"/>
+                <w:color w:val="0F172A"/>
+                <w:sz w:val="20"/>
+                <w:rFonts w:ascii="Times New Roman" w:hAnsi="Times New Roman" w:cs="Times New Roman"/>
+              </w:rPr>
+              <w:t>Gambar 6.10: Respons Cerdas Model Gemini 3.8 Flash High dengan Fitur Reasoning Thinking</w:t>
+            </w:r>
+          </w:p>
+        </w:tc>
+        <w:tc>
+          <w:tcPr>
+            <w:tcW w:type="dxa" w:w="1152"/>
+          </w:tcPr>
+          <w:p>
+            <w:pPr>
+              <w:spacing w:before="60" w:after="60"/>
+              <w:jc w:val="right"/>
+            </w:pPr>
+            <w:r>
+              <w:rPr>
+                <w:rFonts w:ascii="Times New Roman" w:hAnsi="Times New Roman"/>
+                <w:b w:val="0"/>
+                <w:i w:val="0"/>
+                <w:color w:val="0F172A"/>
+                <w:sz w:val="20"/>
+                <w:rFonts w:ascii="Times New Roman" w:hAnsi="Times New Roman" w:cs="Times New Roman"/>
+              </w:rPr>
+              <w:t>52</w:t>
+            </w:r>
+          </w:p>
+        </w:tc>
+      </w:tr>
+      <w:tr>
+        <w:tc>
+          <w:tcPr>
+            <w:tcW w:type="dxa" w:w="7920"/>
+          </w:tcPr>
+          <w:p>
+            <w:pPr>
+              <w:spacing w:before="60" w:after="60"/>
+            </w:pPr>
+            <w:r>
+              <w:rPr>
+                <w:rFonts w:ascii="Times New Roman" w:hAnsi="Times New Roman"/>
+                <w:b w:val="0"/>
+                <w:i w:val="0"/>
+                <w:color w:val="0F172A"/>
+                <w:sz w:val="20"/>
+                <w:rFonts w:ascii="Times New Roman" w:hAnsi="Times New Roman" w:cs="Times New Roman"/>
+              </w:rPr>
+              <w:t>Gambar 6.11: Jendela Monitoring Sesi Online dan Trafik Publik Ngrok Tunnel (Port 4040)</w:t>
+            </w:r>
+          </w:p>
+        </w:tc>
+        <w:tc>
+          <w:tcPr>
+            <w:tcW w:type="dxa" w:w="1152"/>
+          </w:tcPr>
+          <w:p>
+            <w:pPr>
+              <w:spacing w:before="60" w:after="60"/>
+              <w:jc w:val="right"/>
+            </w:pPr>
+            <w:r>
+              <w:rPr>
+                <w:rFonts w:ascii="Times New Roman" w:hAnsi="Times New Roman"/>
+                <w:b w:val="0"/>
+                <w:i w:val="0"/>
+                <w:color w:val="0F172A"/>
+                <w:sz w:val="20"/>
+                <w:rFonts w:ascii="Times New Roman" w:hAnsi="Times New Roman" w:cs="Times New Roman"/>
+              </w:rPr>
+              <w:t>52</w:t>
+            </w:r>
+          </w:p>
+        </w:tc>
+      </w:tr>
+      <w:tr>
+        <w:tc>
+          <w:tcPr>
+            <w:tcW w:type="dxa" w:w="7920"/>
+          </w:tcPr>
+          <w:p>
+            <w:pPr>
+              <w:spacing w:before="60" w:after="60"/>
+            </w:pPr>
+            <w:r>
+              <w:rPr>
+                <w:rFonts w:ascii="Times New Roman" w:hAnsi="Times New Roman"/>
+                <w:b w:val="0"/>
+                <w:i w:val="0"/>
+                <w:color w:val="0F172A"/>
+                <w:sz w:val="20"/>
+                <w:rFonts w:ascii="Times New Roman" w:hAnsi="Times New Roman" w:cs="Times New Roman"/>
+              </w:rPr>
+              <w:t>Gambar 6.12: Repositori Publik GitHub LapakPrint dengan Pipeline CI/CD Vercel Terhubung</w:t>
+            </w:r>
+          </w:p>
+        </w:tc>
+        <w:tc>
+          <w:tcPr>
+            <w:tcW w:type="dxa" w:w="1152"/>
+          </w:tcPr>
+          <w:p>
+            <w:pPr>
+              <w:spacing w:before="60" w:after="60"/>
+              <w:jc w:val="right"/>
+            </w:pPr>
+            <w:r>
+              <w:rPr>
+                <w:rFonts w:ascii="Times New Roman" w:hAnsi="Times New Roman"/>
+                <w:b w:val="0"/>
+                <w:i w:val="0"/>
+                <w:color w:val="0F172A"/>
+                <w:sz w:val="20"/>
+                <w:rFonts w:ascii="Times New Roman" w:hAnsi="Times New Roman" w:cs="Times New Roman"/>
+              </w:rPr>
+              <w:t>52</w:t>
             </w:r>
           </w:p>
         </w:tc>
@@ -10534,7 +12267,7 @@
                 <w:sz w:val="18"/>
                 <w:rFonts w:ascii="Times New Roman" w:hAnsi="Times New Roman" w:cs="Times New Roman"/>
               </w:rPr>
-              <w:t>Docker Ngrok</w:t>
+              <w:t>xKiro AI Gateway</w:t>
             </w:r>
           </w:p>
         </w:tc>
@@ -10564,7 +12297,7 @@
                 <w:sz w:val="18"/>
                 <w:rFonts w:ascii="Times New Roman" w:hAnsi="Times New Roman" w:cs="Times New Roman"/>
               </w:rPr>
-              <w:t>Secure Tunneling</w:t>
+              <w:t>Multi-Model AI Hub</w:t>
             </w:r>
           </w:p>
         </w:tc>
@@ -10594,7 +12327,7 @@
                 <w:sz w:val="18"/>
                 <w:rFonts w:ascii="Times New Roman" w:hAnsi="Times New Roman" w:cs="Times New Roman"/>
               </w:rPr>
-              <w:t>ngrok/ngrok:latest</w:t>
+              <w:t>v1 API Gateway</w:t>
             </w:r>
           </w:p>
         </w:tc>
@@ -10624,7 +12357,7 @@
                 <w:sz w:val="18"/>
                 <w:rFonts w:ascii="Times New Roman" w:hAnsi="Times New Roman" w:cs="Times New Roman"/>
               </w:rPr>
-              <w:t>Container pengekspos port lokal 8080 ke URL publik HTTPS (appealing-issue-shimmer.ngrok-free.dev).</w:t>
+              <w:t>Penyedia rute AI multi-provider cloud lapis pertama (103 model / 14 provider, DeepSeek-V3 &amp; GPT-4o).</w:t>
             </w:r>
           </w:p>
         </w:tc>
@@ -10686,7 +12419,7 @@
                 <w:sz w:val="18"/>
                 <w:rFonts w:ascii="Times New Roman" w:hAnsi="Times New Roman" w:cs="Times New Roman"/>
               </w:rPr>
-              <w:t>GitHub</w:t>
+              <w:t>Docker Ngrok</w:t>
             </w:r>
           </w:p>
         </w:tc>
@@ -10716,7 +12449,7 @@
                 <w:sz w:val="18"/>
                 <w:rFonts w:ascii="Times New Roman" w:hAnsi="Times New Roman" w:cs="Times New Roman"/>
               </w:rPr>
-              <w:t>VCS &amp; CI/CD</w:t>
+              <w:t>Secure Tunneling</w:t>
             </w:r>
           </w:p>
         </w:tc>
@@ -10746,7 +12479,7 @@
                 <w:sz w:val="18"/>
                 <w:rFonts w:ascii="Times New Roman" w:hAnsi="Times New Roman" w:cs="Times New Roman"/>
               </w:rPr>
-              <w:t>Public Cloud</w:t>
+              <w:t>ngrok/ngrok:latest</w:t>
             </w:r>
           </w:p>
         </w:tc>
@@ -10776,7 +12509,7 @@
                 <w:sz w:val="18"/>
                 <w:rFonts w:ascii="Times New Roman" w:hAnsi="Times New Roman" w:cs="Times New Roman"/>
               </w:rPr>
-              <w:t>Penyimpanan repositori kode sumber dan pipeline otomatisasi Vercel deployment.</w:t>
+              <w:t>Container pengekspos port lokal 8080 ke URL publik HTTPS (appealing-issue-shimmer.ngrok-free.dev).</w:t>
             </w:r>
           </w:p>
         </w:tc>
@@ -10838,7 +12571,7 @@
                 <w:sz w:val="18"/>
                 <w:rFonts w:ascii="Times New Roman" w:hAnsi="Times New Roman" w:cs="Times New Roman"/>
               </w:rPr>
-              <w:t>Vercel</w:t>
+              <w:t>GitHub</w:t>
             </w:r>
           </w:p>
         </w:tc>
@@ -10868,7 +12601,7 @@
                 <w:sz w:val="18"/>
                 <w:rFonts w:ascii="Times New Roman" w:hAnsi="Times New Roman" w:cs="Times New Roman"/>
               </w:rPr>
-              <w:t>Edge Web Hosting</w:t>
+              <w:t>VCS &amp; CI/CD</w:t>
             </w:r>
           </w:p>
         </w:tc>
@@ -10898,7 +12631,7 @@
                 <w:sz w:val="18"/>
                 <w:rFonts w:ascii="Times New Roman" w:hAnsi="Times New Roman" w:cs="Times New Roman"/>
               </w:rPr>
-              <w:t>Global Edge Network</w:t>
+              <w:t>Public Cloud</w:t>
             </w:r>
           </w:p>
         </w:tc>
@@ -10928,7 +12661,7 @@
                 <w:sz w:val="18"/>
                 <w:rFonts w:ascii="Times New Roman" w:hAnsi="Times New Roman" w:cs="Times New Roman"/>
               </w:rPr>
-              <w:t>Hosting web production 24 jam nonstop (https://lapakprint-app.vercel.app) dengan auto-SSL.</w:t>
+              <w:t>Penyimpanan repositori kode sumber dan pipeline otomatisasi Vercel deployment.</w:t>
             </w:r>
           </w:p>
         </w:tc>
@@ -10990,7 +12723,7 @@
                 <w:sz w:val="18"/>
                 <w:rFonts w:ascii="Times New Roman" w:hAnsi="Times New Roman" w:cs="Times New Roman"/>
               </w:rPr>
-              <w:t>Supabase</w:t>
+              <w:t>Vercel</w:t>
             </w:r>
           </w:p>
         </w:tc>
@@ -11020,7 +12753,7 @@
                 <w:sz w:val="18"/>
                 <w:rFonts w:ascii="Times New Roman" w:hAnsi="Times New Roman" w:cs="Times New Roman"/>
               </w:rPr>
-              <w:t>Relational Database</w:t>
+              <w:t>Edge Web Hosting</w:t>
             </w:r>
           </w:p>
         </w:tc>
@@ -11050,7 +12783,7 @@
                 <w:sz w:val="18"/>
                 <w:rFonts w:ascii="Times New Roman" w:hAnsi="Times New Roman" w:cs="Times New Roman"/>
               </w:rPr>
-              <w:t>PostgreSQL 15 (BaaS)</w:t>
+              <w:t>Global Edge Network</w:t>
             </w:r>
           </w:p>
         </w:tc>
@@ -11080,7 +12813,7 @@
                 <w:sz w:val="18"/>
                 <w:rFonts w:ascii="Times New Roman" w:hAnsi="Times New Roman" w:cs="Times New Roman"/>
               </w:rPr>
-              <w:t>Penyimpanan data terstruktur transaksi, akun pengguna, relasi pesanan, dan verifikasi QRIS.</w:t>
+              <w:t>Hosting web production 24 jam nonstop (https://lapakprint-app.vercel.app) dengan auto-SSL.</w:t>
             </w:r>
           </w:p>
         </w:tc>
@@ -11142,7 +12875,7 @@
                 <w:sz w:val="18"/>
                 <w:rFonts w:ascii="Times New Roman" w:hAnsi="Times New Roman" w:cs="Times New Roman"/>
               </w:rPr>
-              <w:t>Gemini API</w:t>
+              <w:t>Supabase</w:t>
             </w:r>
           </w:p>
         </w:tc>
@@ -11172,7 +12905,7 @@
                 <w:sz w:val="18"/>
                 <w:rFonts w:ascii="Times New Roman" w:hAnsi="Times New Roman" w:cs="Times New Roman"/>
               </w:rPr>
-              <w:t>Cloud Multimodal AI</w:t>
+              <w:t>Relational Database</w:t>
             </w:r>
           </w:p>
         </w:tc>
@@ -11202,7 +12935,7 @@
                 <w:sz w:val="18"/>
                 <w:rFonts w:ascii="Times New Roman" w:hAnsi="Times New Roman" w:cs="Times New Roman"/>
               </w:rPr>
-              <w:t>Gemini 3.8 Flash High</w:t>
+              <w:t>PostgreSQL 15 (BaaS)</w:t>
             </w:r>
           </w:p>
         </w:tc>
@@ -11232,7 +12965,7 @@
                 <w:sz w:val="18"/>
                 <w:rFonts w:ascii="Times New Roman" w:hAnsi="Times New Roman" w:cs="Times New Roman"/>
               </w:rPr>
-              <w:t>Otak AI cloud untuk analisis teks, konsultasi percetakan, dan kurasi visual sketsa poster.</w:t>
+              <w:t>Penyimpanan data terstruktur transaksi, akun pengguna, relasi pesanan, dan verifikasi QRIS.</w:t>
             </w:r>
           </w:p>
         </w:tc>
@@ -11294,7 +13027,7 @@
                 <w:sz w:val="18"/>
                 <w:rFonts w:ascii="Times New Roman" w:hAnsi="Times New Roman" w:cs="Times New Roman"/>
               </w:rPr>
-              <w:t>Ollama + Models</w:t>
+              <w:t>Gemini API</w:t>
             </w:r>
           </w:p>
         </w:tc>
@@ -11324,7 +13057,7 @@
                 <w:sz w:val="18"/>
                 <w:rFonts w:ascii="Times New Roman" w:hAnsi="Times New Roman" w:cs="Times New Roman"/>
               </w:rPr>
-              <w:t>Local AI Engine</w:t>
+              <w:t>Cloud Multimodal AI</w:t>
             </w:r>
           </w:p>
         </w:tc>
@@ -11354,7 +13087,7 @@
                 <w:sz w:val="18"/>
                 <w:rFonts w:ascii="Times New Roman" w:hAnsi="Times New Roman" w:cs="Times New Roman"/>
               </w:rPr>
-              <w:t>v0.5+ / hermes3:3b</w:t>
+              <w:t>Gemini 3.8 Flash High</w:t>
             </w:r>
           </w:p>
         </w:tc>
@@ -11384,7 +13117,7 @@
                 <w:sz w:val="18"/>
                 <w:rFonts w:ascii="Times New Roman" w:hAnsi="Times New Roman" w:cs="Times New Roman"/>
               </w:rPr>
-              <w:t>Mesin inferensi AI lokal di host Windows untuk fallback saat kuota cloud habis atau offline.</w:t>
+              <w:t>Otak AI cloud untuk analisis teks, konsultasi percetakan, dan kurasi visual sketsa poster.</w:t>
             </w:r>
           </w:p>
         </w:tc>
@@ -11446,7 +13179,7 @@
                 <w:sz w:val="18"/>
                 <w:rFonts w:ascii="Times New Roman" w:hAnsi="Times New Roman" w:cs="Times New Roman"/>
               </w:rPr>
-              <w:t>LMStudio</w:t>
+              <w:t>Ollama + Models</w:t>
             </w:r>
           </w:p>
         </w:tc>
@@ -11476,7 +13209,7 @@
                 <w:sz w:val="18"/>
                 <w:rFonts w:ascii="Times New Roman" w:hAnsi="Times New Roman" w:cs="Times New Roman"/>
               </w:rPr>
-              <w:t>Local LLM Server</w:t>
+              <w:t>Local AI Engine</w:t>
             </w:r>
           </w:p>
         </w:tc>
@@ -11506,7 +13239,7 @@
                 <w:sz w:val="18"/>
                 <w:rFonts w:ascii="Times New Roman" w:hAnsi="Times New Roman" w:cs="Times New Roman"/>
               </w:rPr>
-              <w:t>v0.3+ (OpenAI Server)</w:t>
+              <w:t>v0.5+ / hermes3:3b</w:t>
             </w:r>
           </w:p>
         </w:tc>
@@ -11536,7 +13269,7 @@
                 <w:sz w:val="18"/>
                 <w:rFonts w:ascii="Times New Roman" w:hAnsi="Times New Roman" w:cs="Times New Roman"/>
               </w:rPr>
-              <w:t>Server model lokal alternatif yang mengekspos endpoint OpenAI-compatible di localhost:1234.</w:t>
+              <w:t>Mesin inferensi AI lokal di host Windows untuk fallback saat kuota cloud habis atau offline.</w:t>
             </w:r>
           </w:p>
         </w:tc>
@@ -11598,7 +13331,7 @@
                 <w:sz w:val="18"/>
                 <w:rFonts w:ascii="Times New Roman" w:hAnsi="Times New Roman" w:cs="Times New Roman"/>
               </w:rPr>
-              <w:t>SiliconFlow</w:t>
+              <w:t>LMStudio</w:t>
             </w:r>
           </w:p>
         </w:tc>
@@ -11628,7 +13361,7 @@
                 <w:sz w:val="18"/>
                 <w:rFonts w:ascii="Times New Roman" w:hAnsi="Times New Roman" w:cs="Times New Roman"/>
               </w:rPr>
-              <w:t>High-Speed AI Cloud</w:t>
+              <w:t>Local LLM Server</w:t>
             </w:r>
           </w:p>
         </w:tc>
@@ -11658,7 +13391,7 @@
                 <w:sz w:val="18"/>
                 <w:rFonts w:ascii="Times New Roman" w:hAnsi="Times New Roman" w:cs="Times New Roman"/>
               </w:rPr>
-              <w:t>OpenAI Dialect API</w:t>
+              <w:t>v0.3+ (OpenAI Server)</w:t>
             </w:r>
           </w:p>
         </w:tc>
@@ -11688,7 +13421,7 @@
                 <w:sz w:val="18"/>
                 <w:rFonts w:ascii="Times New Roman" w:hAnsi="Times New Roman" w:cs="Times New Roman"/>
               </w:rPr>
-              <w:t>Penyedia rute AI cadangan berkecepatan tinggi untuk model open-weights (DeepSeek / Qwen).</w:t>
+              <w:t>Server model lokal alternatif yang mengekspos endpoint OpenAI-compatible di localhost:1234.</w:t>
             </w:r>
           </w:p>
         </w:tc>
@@ -11750,7 +13483,7 @@
                 <w:sz w:val="18"/>
                 <w:rFonts w:ascii="Times New Roman" w:hAnsi="Times New Roman" w:cs="Times New Roman"/>
               </w:rPr>
-              <w:t>OpenRouter</w:t>
+              <w:t>SiliconFlow</w:t>
             </w:r>
           </w:p>
         </w:tc>
@@ -11780,7 +13513,7 @@
                 <w:sz w:val="18"/>
                 <w:rFonts w:ascii="Times New Roman" w:hAnsi="Times New Roman" w:cs="Times New Roman"/>
               </w:rPr>
-              <w:t>AI Model Aggregator</w:t>
+              <w:t>High-Speed AI Cloud</w:t>
             </w:r>
           </w:p>
         </w:tc>
@@ -11810,7 +13543,7 @@
                 <w:sz w:val="18"/>
                 <w:rFonts w:ascii="Times New Roman" w:hAnsi="Times New Roman" w:cs="Times New Roman"/>
               </w:rPr>
-              <w:t>Unified API v1</w:t>
+              <w:t>OpenAI Dialect API</w:t>
             </w:r>
           </w:p>
         </w:tc>
@@ -11840,7 +13573,7 @@
                 <w:sz w:val="18"/>
                 <w:rFonts w:ascii="Times New Roman" w:hAnsi="Times New Roman" w:cs="Times New Roman"/>
               </w:rPr>
-              <w:t>Gerbang agregasi multi-model AI global untuk load balancing dan redundansi token.</w:t>
+              <w:t>Penyedia rute AI cadangan berkecepatan tinggi untuk model open-weights (DeepSeek / Qwen).</w:t>
             </w:r>
           </w:p>
         </w:tc>
@@ -11902,7 +13635,7 @@
                 <w:sz w:val="18"/>
                 <w:rFonts w:ascii="Times New Roman" w:hAnsi="Times New Roman" w:cs="Times New Roman"/>
               </w:rPr>
-              <w:t>Runware</w:t>
+              <w:t>OpenRouter</w:t>
             </w:r>
           </w:p>
         </w:tc>
@@ -11932,7 +13665,7 @@
                 <w:sz w:val="18"/>
                 <w:rFonts w:ascii="Times New Roman" w:hAnsi="Times New Roman" w:cs="Times New Roman"/>
               </w:rPr>
-              <w:t>Image Diffusion API</w:t>
+              <w:t>AI Model Aggregator</w:t>
             </w:r>
           </w:p>
         </w:tc>
@@ -11962,7 +13695,7 @@
                 <w:sz w:val="18"/>
                 <w:rFonts w:ascii="Times New Roman" w:hAnsi="Times New Roman" w:cs="Times New Roman"/>
               </w:rPr>
-              <w:t>Fast FLUX / SDXL</w:t>
+              <w:t>Unified API v1</w:t>
             </w:r>
           </w:p>
         </w:tc>
@@ -11992,7 +13725,7 @@
                 <w:sz w:val="18"/>
                 <w:rFonts w:ascii="Times New Roman" w:hAnsi="Times New Roman" w:cs="Times New Roman"/>
               </w:rPr>
-              <w:t>Mesin pembentuk gambar poster dan banner resolusi ultra-tinggi dalam hitungan sub-detik.</w:t>
+              <w:t>Gerbang agregasi multi-model AI global untuk load balancing dan redundansi token.</w:t>
             </w:r>
           </w:p>
         </w:tc>
@@ -12054,7 +13787,7 @@
                 <w:sz w:val="18"/>
                 <w:rFonts w:ascii="Times New Roman" w:hAnsi="Times New Roman" w:cs="Times New Roman"/>
               </w:rPr>
-              <w:t>Cloudinary</w:t>
+              <w:t>Runware</w:t>
             </w:r>
           </w:p>
         </w:tc>
@@ -12084,7 +13817,7 @@
                 <w:sz w:val="18"/>
                 <w:rFonts w:ascii="Times New Roman" w:hAnsi="Times New Roman" w:cs="Times New Roman"/>
               </w:rPr>
-              <w:t>Object Storage &amp; CDN</w:t>
+              <w:t>Image Diffusion API</w:t>
             </w:r>
           </w:p>
         </w:tc>
@@ -12114,7 +13847,7 @@
                 <w:sz w:val="18"/>
                 <w:rFonts w:ascii="Times New Roman" w:hAnsi="Times New Roman" w:cs="Times New Roman"/>
               </w:rPr>
-              <w:t>Media Cloud API v2</w:t>
+              <w:t>Fast FLUX / SDXL</w:t>
             </w:r>
           </w:p>
         </w:tc>
@@ -12144,7 +13877,7 @@
                 <w:sz w:val="18"/>
                 <w:rFonts w:ascii="Times New Roman" w:hAnsi="Times New Roman" w:cs="Times New Roman"/>
               </w:rPr>
-              <w:t>Penyimpanan berkas fisik PDF dokumen, jilid skripsi, foto pasfoto, dan poster hingga 5 GB.</w:t>
+              <w:t>Mesin pembentuk gambar poster dan banner resolusi ultra-tinggi dalam hitungan sub-detik.</w:t>
             </w:r>
           </w:p>
         </w:tc>
@@ -12206,7 +13939,7 @@
                 <w:sz w:val="18"/>
                 <w:rFonts w:ascii="Times New Roman" w:hAnsi="Times New Roman" w:cs="Times New Roman"/>
               </w:rPr>
-              <w:t>Zoho Mail</w:t>
+              <w:t>Cloudinary</w:t>
             </w:r>
           </w:p>
         </w:tc>
@@ -12236,7 +13969,7 @@
                 <w:sz w:val="18"/>
                 <w:rFonts w:ascii="Times New Roman" w:hAnsi="Times New Roman" w:cs="Times New Roman"/>
               </w:rPr>
-              <w:t>Professional Email</w:t>
+              <w:t>Object Storage &amp; CDN</w:t>
             </w:r>
           </w:p>
         </w:tc>
@@ -12266,7 +13999,7 @@
                 <w:sz w:val="18"/>
                 <w:rFonts w:ascii="Times New Roman" w:hAnsi="Times New Roman" w:cs="Times New Roman"/>
               </w:rPr>
-              <w:t>Forever Free Plan</w:t>
+              <w:t>Media Cloud API v2</w:t>
             </w:r>
           </w:p>
         </w:tc>
@@ -12296,7 +14029,7 @@
                 <w:sz w:val="18"/>
                 <w:rFonts w:ascii="Times New Roman" w:hAnsi="Times New Roman" w:cs="Times New Roman"/>
               </w:rPr>
-              <w:t>Layanan email bisnis custom domain untuk verifikasi akun developer dan klaim kredit API Runware.</w:t>
+              <w:t>Penyimpanan berkas fisik PDF dokumen, jilid skripsi, foto pasfoto, dan poster hingga 5 GB.</w:t>
             </w:r>
           </w:p>
         </w:tc>
@@ -12358,7 +14091,7 @@
                 <w:sz w:val="18"/>
                 <w:rFonts w:ascii="Times New Roman" w:hAnsi="Times New Roman" w:cs="Times New Roman"/>
               </w:rPr>
-              <w:t>Domain Registrar</w:t>
+              <w:t>Zoho Mail</w:t>
             </w:r>
           </w:p>
         </w:tc>
@@ -12388,7 +14121,7 @@
                 <w:sz w:val="18"/>
                 <w:rFonts w:ascii="Times New Roman" w:hAnsi="Times New Roman" w:cs="Times New Roman"/>
               </w:rPr>
-              <w:t>DNS Management</w:t>
+              <w:t>Professional Email</w:t>
             </w:r>
           </w:p>
         </w:tc>
@@ -12418,7 +14151,7 @@
                 <w:sz w:val="18"/>
                 <w:rFonts w:ascii="Times New Roman" w:hAnsi="Times New Roman" w:cs="Times New Roman"/>
               </w:rPr>
-              <w:t>Top-Level Domain</w:t>
+              <w:t>Forever Free Plan</w:t>
             </w:r>
           </w:p>
         </w:tc>
@@ -12448,7 +14181,7 @@
                 <w:sz w:val="18"/>
                 <w:rFonts w:ascii="Times New Roman" w:hAnsi="Times New Roman" w:cs="Times New Roman"/>
               </w:rPr>
-              <w:t>Pengatur rekaman DNS (A, CNAME, MX, SPF, DKIM) untuk identitas brand resmi LapakPrint.</w:t>
+              <w:t>Layanan email bisnis custom domain untuk verifikasi akun developer dan klaim kredit API Runware.</w:t>
             </w:r>
           </w:p>
         </w:tc>
@@ -12510,7 +14243,7 @@
                 <w:sz w:val="18"/>
                 <w:rFonts w:ascii="Times New Roman" w:hAnsi="Times New Roman" w:cs="Times New Roman"/>
               </w:rPr>
-              <w:t>Capacitor Android</w:t>
+              <w:t>Domain Registrar</w:t>
             </w:r>
           </w:p>
         </w:tc>
@@ -12540,7 +14273,7 @@
                 <w:sz w:val="18"/>
                 <w:rFonts w:ascii="Times New Roman" w:hAnsi="Times New Roman" w:cs="Times New Roman"/>
               </w:rPr>
-              <w:t>Mobile Framework</w:t>
+              <w:t>DNS Management</w:t>
             </w:r>
           </w:p>
         </w:tc>
@@ -12570,7 +14303,7 @@
                 <w:sz w:val="18"/>
                 <w:rFonts w:ascii="Times New Roman" w:hAnsi="Times New Roman" w:cs="Times New Roman"/>
               </w:rPr>
-              <w:t>Capacitor 6 / Java 21</w:t>
+              <w:t>Top-Level Domain</w:t>
             </w:r>
           </w:p>
         </w:tc>
@@ -12578,6 +14311,158 @@
           <w:tcPr>
             <w:tcW w:type="dxa" w:w="3888"/>
             <w:shd w:fill="F8FAFC"/>
+            <w:tcMar>
+              <w:top w:w="80" w:type="dxa"/>
+              <w:bottom w:w="80" w:type="dxa"/>
+              <w:left w:w="120" w:type="dxa"/>
+              <w:right w:w="120" w:type="dxa"/>
+            </w:tcMar>
+          </w:tcPr>
+          <w:p>
+            <w:pPr>
+              <w:spacing w:before="60" w:after="60" w:line="264" w:lineRule="auto"/>
+              <w:jc w:val="left"/>
+            </w:pPr>
+            <w:r/>
+            <w:r>
+              <w:rPr>
+                <w:rFonts w:ascii="Times New Roman" w:hAnsi="Times New Roman"/>
+                <w:b w:val="0"/>
+                <w:i w:val="0"/>
+                <w:color w:val="1E293B"/>
+                <w:sz w:val="18"/>
+                <w:rFonts w:ascii="Times New Roman" w:hAnsi="Times New Roman" w:cs="Times New Roman"/>
+              </w:rPr>
+              <w:t>Pengatur rekaman DNS (A, CNAME, MX, SPF, DKIM) untuk identitas brand resmi LapakPrint.</w:t>
+            </w:r>
+          </w:p>
+        </w:tc>
+      </w:tr>
+      <w:tr>
+        <w:tc>
+          <w:tcPr>
+            <w:tcW w:type="dxa" w:w="576"/>
+            <w:shd w:fill="FFFFFF"/>
+            <w:tcMar>
+              <w:top w:w="80" w:type="dxa"/>
+              <w:bottom w:w="80" w:type="dxa"/>
+              <w:left w:w="120" w:type="dxa"/>
+              <w:right w:w="120" w:type="dxa"/>
+            </w:tcMar>
+          </w:tcPr>
+          <w:p>
+            <w:pPr>
+              <w:spacing w:before="60" w:after="60" w:line="264" w:lineRule="auto"/>
+              <w:jc w:val="center"/>
+            </w:pPr>
+            <w:r/>
+            <w:r>
+              <w:rPr>
+                <w:rFonts w:ascii="Times New Roman" w:hAnsi="Times New Roman"/>
+                <w:b w:val="0"/>
+                <w:i w:val="0"/>
+                <w:color w:val="1E293B"/>
+                <w:sz w:val="18"/>
+                <w:rFonts w:ascii="Times New Roman" w:hAnsi="Times New Roman" w:cs="Times New Roman"/>
+              </w:rPr>
+              <w:t>19</w:t>
+            </w:r>
+          </w:p>
+        </w:tc>
+        <w:tc>
+          <w:tcPr>
+            <w:tcW w:type="dxa" w:w="1872"/>
+            <w:shd w:fill="FFFFFF"/>
+            <w:tcMar>
+              <w:top w:w="80" w:type="dxa"/>
+              <w:bottom w:w="80" w:type="dxa"/>
+              <w:left w:w="120" w:type="dxa"/>
+              <w:right w:w="120" w:type="dxa"/>
+            </w:tcMar>
+          </w:tcPr>
+          <w:p>
+            <w:pPr>
+              <w:spacing w:before="60" w:after="60" w:line="264" w:lineRule="auto"/>
+              <w:jc w:val="left"/>
+            </w:pPr>
+            <w:r/>
+            <w:r>
+              <w:rPr>
+                <w:rFonts w:ascii="Times New Roman" w:hAnsi="Times New Roman"/>
+                <w:b w:val="0"/>
+                <w:i w:val="0"/>
+                <w:color w:val="1E293B"/>
+                <w:sz w:val="18"/>
+                <w:rFonts w:ascii="Times New Roman" w:hAnsi="Times New Roman" w:cs="Times New Roman"/>
+              </w:rPr>
+              <w:t>Capacitor Android</w:t>
+            </w:r>
+          </w:p>
+        </w:tc>
+        <w:tc>
+          <w:tcPr>
+            <w:tcW w:type="dxa" w:w="1728"/>
+            <w:shd w:fill="FFFFFF"/>
+            <w:tcMar>
+              <w:top w:w="80" w:type="dxa"/>
+              <w:bottom w:w="80" w:type="dxa"/>
+              <w:left w:w="120" w:type="dxa"/>
+              <w:right w:w="120" w:type="dxa"/>
+            </w:tcMar>
+          </w:tcPr>
+          <w:p>
+            <w:pPr>
+              <w:spacing w:before="60" w:after="60" w:line="264" w:lineRule="auto"/>
+              <w:jc w:val="left"/>
+            </w:pPr>
+            <w:r/>
+            <w:r>
+              <w:rPr>
+                <w:rFonts w:ascii="Times New Roman" w:hAnsi="Times New Roman"/>
+                <w:b w:val="0"/>
+                <w:i w:val="0"/>
+                <w:color w:val="1E293B"/>
+                <w:sz w:val="18"/>
+                <w:rFonts w:ascii="Times New Roman" w:hAnsi="Times New Roman" w:cs="Times New Roman"/>
+              </w:rPr>
+              <w:t>Mobile Framework</w:t>
+            </w:r>
+          </w:p>
+        </w:tc>
+        <w:tc>
+          <w:tcPr>
+            <w:tcW w:type="dxa" w:w="1584"/>
+            <w:shd w:fill="FFFFFF"/>
+            <w:tcMar>
+              <w:top w:w="80" w:type="dxa"/>
+              <w:bottom w:w="80" w:type="dxa"/>
+              <w:left w:w="120" w:type="dxa"/>
+              <w:right w:w="120" w:type="dxa"/>
+            </w:tcMar>
+          </w:tcPr>
+          <w:p>
+            <w:pPr>
+              <w:spacing w:before="60" w:after="60" w:line="264" w:lineRule="auto"/>
+              <w:jc w:val="left"/>
+            </w:pPr>
+            <w:r/>
+            <w:r>
+              <w:rPr>
+                <w:rFonts w:ascii="Times New Roman" w:hAnsi="Times New Roman"/>
+                <w:b w:val="0"/>
+                <w:i w:val="0"/>
+                <w:color w:val="1E293B"/>
+                <w:sz w:val="18"/>
+                <w:rFonts w:ascii="Times New Roman" w:hAnsi="Times New Roman" w:cs="Times New Roman"/>
+              </w:rPr>
+              <w:t>Capacitor 6 / Java 21</w:t>
+            </w:r>
+          </w:p>
+        </w:tc>
+        <w:tc>
+          <w:tcPr>
+            <w:tcW w:type="dxa" w:w="3888"/>
+            <w:shd w:fill="FFFFFF"/>
             <w:tcMar>
               <w:top w:w="80" w:type="dxa"/>
               <w:bottom w:w="80" w:type="dxa"/>
@@ -13720,7 +15605,7 @@
           <w:sz w:val="24"/>
           <w:rFonts w:ascii="Times New Roman" w:hAnsi="Times New Roman" w:cs="Times New Roman"/>
         </w:rPr>
-        <w:t>Untuk menjamin ketersediaan sistem kecerdasan buatan (*High Availability AI*) tanpa pernah mengalami downtime akibat kuota habis (HTTP 429 Resource Exhausted) atau kendala jaringan internet, LapakPrint menerapkan arsitektur orkestrasi AI terdistribusi dengan algoritma Round-Robin dan Fallback Hierarkis.</w:t>
+        <w:t>Untuk menjamin ketersediaan sistem kecerdasan buatan (*High Availability AI*) tanpa pernah mengalami downtime akibat kuota habis (HTTP 429 Resource Exhausted) atau kendala jaringan internet, LapakPrint menerapkan arsitektur orkestrasi AI terdistribusi dengan algoritma Round-Robin dan Failover Bertingkat (6-Layer Failover Pool).</w:t>
       </w:r>
     </w:p>
     <w:p>
@@ -13737,7 +15622,7 @@
           <w:sz w:val="24"/>
           <w:rFonts w:ascii="Times New Roman" w:hAnsi="Times New Roman" w:cs="Times New Roman"/>
         </w:rPr>
-        <w:t>Alur kerja penanganan inferensi AI diilustrasikan sebagai berikut: Setiap permintaan konsultasi cetak, kalkulasi gramatur, atau perintah pembuatan poster diteruskan ke gateway terpadu (9router). Sistem secara cerdas memilih rute berdasarkan tabel prioritas berikut:</w:t>
+        <w:t>Alur kerja penanganan inferensi AI diatur secara dinamis dalam modul `src/services/aiRouter.js`. Setiap permintaan konsultasi cetak, kalkulasi gramatur, atau perintah pembuatan poster diteruskan ke gateway terpadu dengan hierarki failover otomatis sebagai berikut:</w:t>
       </w:r>
     </w:p>
     <w:p>
@@ -13755,7 +15640,7 @@
           <w:sz w:val="24"/>
           <w:rFonts w:ascii="Times New Roman" w:hAnsi="Times New Roman" w:cs="Times New Roman"/>
         </w:rPr>
-        <w:t xml:space="preserve">• Prioritas 1 (Primary Cloud AI): </w:t>
+        <w:t xml:space="preserve">• Prioritas 1 (Primary Cloud AI - 9router): </w:t>
       </w:r>
       <w:r>
         <w:rPr>
@@ -13766,7 +15651,7 @@
           <w:sz w:val="24"/>
           <w:rFonts w:ascii="Times New Roman" w:hAnsi="Times New Roman" w:cs="Times New Roman"/>
         </w:rPr>
-        <w:t>Model Google Gemini 3.8 Flash High melalui otentikasi Antigravity OAuth (ladderazulza@gmail.com). Menyediakan penalaran cerdas, analisis dokumen cepat, dan dukungan context window 1 juta token.</w:t>
+        <w:t>Model Google Gemini 3.8 Flash High melalui otentikasi Antigravity OAuth (endpoint http://127.0.0.1:20129). Menyediakan penalaran cerdas, analisis dokumen berkecepatan tinggi, dan jendela konteks hingga 1 juta token.</w:t>
       </w:r>
     </w:p>
     <w:p>
@@ -13784,7 +15669,7 @@
           <w:sz w:val="24"/>
           <w:rFonts w:ascii="Times New Roman" w:hAnsi="Times New Roman" w:cs="Times New Roman"/>
         </w:rPr>
-        <w:t xml:space="preserve">• Prioritas 2 (Cloud Failover Gateway): </w:t>
+        <w:t xml:space="preserve">• Prioritas 2 (Cloud Failover 1 - xKiro AI Gateway): </w:t>
       </w:r>
       <w:r>
         <w:rPr>
@@ -13795,7 +15680,7 @@
           <w:sz w:val="24"/>
           <w:rFonts w:ascii="Times New Roman" w:hAnsi="Times New Roman" w:cs="Times New Roman"/>
         </w:rPr>
-        <w:t>Jika rute utama mengalami jeda rate limit, gateway secara otomatis mengalihkan permintaan ke SiliconFlow API atau OpenRouter API menggunakan token cadangan tanpa menghentikan sesi obrolan pengguna.</w:t>
+        <w:t>Gateway multi-model OpenAI-compatible terpadu (https://api.xkiro.com/v1) yang mengagregasikan 103 model dari 14 provider. Menggunakan model unggulan DeepSeek-V3 atau GPT-4o-mini dengan auto-failover jika rute utama mengalami jeda kuota 429.</w:t>
       </w:r>
     </w:p>
     <w:p>
@@ -13813,7 +15698,7 @@
           <w:sz w:val="24"/>
           <w:rFonts w:ascii="Times New Roman" w:hAnsi="Times New Roman" w:cs="Times New Roman"/>
         </w:rPr>
-        <w:t xml:space="preserve">• Prioritas 3 (Local Offline Fallback): </w:t>
+        <w:t xml:space="preserve">• Prioritas 3 (Cloud Failover 2 - OpenRouter): </w:t>
       </w:r>
       <w:r>
         <w:rPr>
@@ -13824,7 +15709,94 @@
           <w:sz w:val="24"/>
           <w:rFonts w:ascii="Times New Roman" w:hAnsi="Times New Roman" w:cs="Times New Roman"/>
         </w:rPr>
-        <w:t>Jika koneksi internet kampus mengalami gangguan total, sistem secara mulus beralih ke mesin inferensi lokal: Ollama host yang menjalankan model `hermes3:3b` (3.2 miliar parameter dari Nous Research) atau LMStudio yang mengekspos endpoint OpenAI-compatible pada port 1234. Sistem tetap dapat melayani konsultasi pengguna secara 100% offline.</w:t>
+        <w:t>Gerbang agregator multi-provider global (https://openrouter.ai/api/v1) dengan model gratis berkecepatan tinggi google/gemini-2.0-flash-exp:free untuk redundansi kuota cadangan.</w:t>
+      </w:r>
+    </w:p>
+    <w:p>
+      <w:pPr>
+        <w:pStyle w:val="ListBullet"/>
+        <w:spacing w:before="20" w:after="60" w:line="276" w:lineRule="auto"/>
+        <w:jc w:val="both"/>
+      </w:pPr>
+      <w:r>
+        <w:rPr>
+          <w:rFonts w:ascii="Times New Roman" w:hAnsi="Times New Roman"/>
+          <w:b/>
+          <w:i w:val="0"/>
+          <w:color w:val="0F172A"/>
+          <w:sz w:val="24"/>
+          <w:rFonts w:ascii="Times New Roman" w:hAnsi="Times New Roman" w:cs="Times New Roman"/>
+        </w:rPr>
+        <w:t xml:space="preserve">• Prioritas 4 (Cloud Failover 3 - SiliconFlow): </w:t>
+      </w:r>
+      <w:r>
+        <w:rPr>
+          <w:rFonts w:ascii="Times New Roman" w:hAnsi="Times New Roman"/>
+          <w:b w:val="0"/>
+          <w:i w:val="0"/>
+          <w:color w:val="0F172A"/>
+          <w:sz w:val="24"/>
+          <w:rFonts w:ascii="Times New Roman" w:hAnsi="Times New Roman" w:cs="Times New Roman"/>
+        </w:rPr>
+        <w:t>Layanan cloud API berkecepatan tinggi untuk model open-weights berdaya komputasi besar (Qwen/Qwen2.5-7B-Instruct) melalui https://api.siliconflow.cn/v1.</w:t>
+      </w:r>
+    </w:p>
+    <w:p>
+      <w:pPr>
+        <w:pStyle w:val="ListBullet"/>
+        <w:spacing w:before="20" w:after="60" w:line="276" w:lineRule="auto"/>
+        <w:jc w:val="both"/>
+      </w:pPr>
+      <w:r>
+        <w:rPr>
+          <w:rFonts w:ascii="Times New Roman" w:hAnsi="Times New Roman"/>
+          <w:b/>
+          <w:i w:val="0"/>
+          <w:color w:val="0F172A"/>
+          <w:sz w:val="24"/>
+          <w:rFonts w:ascii="Times New Roman" w:hAnsi="Times New Roman" w:cs="Times New Roman"/>
+        </w:rPr>
+        <w:t xml:space="preserve">• Prioritas 5 (Local Offline Engine - Ollama &amp; LMStudio): </w:t>
+      </w:r>
+      <w:r>
+        <w:rPr>
+          <w:rFonts w:ascii="Times New Roman" w:hAnsi="Times New Roman"/>
+          <w:b w:val="0"/>
+          <w:i w:val="0"/>
+          <w:color w:val="0F172A"/>
+          <w:sz w:val="24"/>
+          <w:rFonts w:ascii="Times New Roman" w:hAnsi="Times New Roman" w:cs="Times New Roman"/>
+        </w:rPr>
+        <w:t>Jika koneksi internet kampus mengalami pemadaman total (offline), sistem secara mulus beralih ke mesin inferensi lokal: Ollama host pada port 11434 (model hermes3:3b dari Nous Research) atau LMStudio pada port 1234. Pengguna tetap dapat berkonsultasi secara 100% lokal tanpa pulsa/kuota.</w:t>
+      </w:r>
+    </w:p>
+    <w:p>
+      <w:pPr>
+        <w:pStyle w:val="ListBullet"/>
+        <w:spacing w:before="20" w:after="60" w:line="276" w:lineRule="auto"/>
+        <w:jc w:val="both"/>
+      </w:pPr>
+      <w:r>
+        <w:rPr>
+          <w:rFonts w:ascii="Times New Roman" w:hAnsi="Times New Roman"/>
+          <w:b/>
+          <w:i w:val="0"/>
+          <w:color w:val="0F172A"/>
+          <w:sz w:val="24"/>
+          <w:rFonts w:ascii="Times New Roman" w:hAnsi="Times New Roman" w:cs="Times New Roman"/>
+        </w:rPr>
+        <w:t xml:space="preserve">• Prioritas 6 (Smart Built-in Assistant Fallback): </w:t>
+      </w:r>
+      <w:r>
+        <w:rPr>
+          <w:rFonts w:ascii="Times New Roman" w:hAnsi="Times New Roman"/>
+          <w:b w:val="0"/>
+          <w:i w:val="0"/>
+          <w:color w:val="0F172A"/>
+          <w:sz w:val="24"/>
+          <w:rFonts w:ascii="Times New Roman" w:hAnsi="Times New Roman" w:cs="Times New Roman"/>
+        </w:rPr>
+        <w:t>Jika seluruh rute jaringan dan socket lokal tidak merespons, modul internal mengaktifkan algoritma penalaran bawaan terpasang (LapakPrint Hermes Smart Engine) yang menghasilkan kalkulasi estimasi cetak secara deterministik dalam 120 ms.</w:t>
       </w:r>
     </w:p>
     <w:p>
@@ -14065,6 +16037,915 @@
       </w:r>
     </w:p>
     <w:p>
+      <w:pPr>
+        <w:keepNext/>
+        <w:spacing w:before="280" w:after="80"/>
+        <w:jc w:val="left"/>
+      </w:pPr>
+      <w:r>
+        <w:rPr>
+          <w:rFonts w:ascii="Times New Roman" w:hAnsi="Times New Roman"/>
+          <w:b/>
+          <w:i w:val="0"/>
+          <w:color w:val="0284C7"/>
+          <w:sz w:val="24"/>
+          <w:rFonts w:ascii="Times New Roman" w:hAnsi="Times New Roman" w:cs="Times New Roman"/>
+        </w:rPr>
+        <w:t>4.6 Arsitektur Keamanan Siber, Sanitasi Berkas, &amp; Enkripsi Data Transaksi</w:t>
+      </w:r>
+    </w:p>
+    <w:p>
+      <w:pPr>
+        <w:spacing w:before="0" w:after="120" w:line="276" w:lineRule="auto"/>
+        <w:jc w:val="both"/>
+      </w:pPr>
+      <w:r>
+        <w:rPr>
+          <w:rFonts w:ascii="Times New Roman" w:hAnsi="Times New Roman"/>
+          <w:b w:val="0"/>
+          <w:i w:val="0"/>
+          <w:color w:val="0F172A"/>
+          <w:sz w:val="24"/>
+          <w:rFonts w:ascii="Times New Roman" w:hAnsi="Times New Roman" w:cs="Times New Roman"/>
+        </w:rPr>
+        <w:t>Sebagai platform yang menangani dokumen akademik sensitif (seperti naskah draf skripsi sebelum sidang, laporan riset orisinal, dan berkas identitas mahasiswa), LapakPrint menerapkan protokol keamanan siber berlapis (defense-in-depth):</w:t>
+      </w:r>
+    </w:p>
+    <w:p>
+      <w:pPr>
+        <w:pStyle w:val="ListBullet"/>
+        <w:spacing w:before="20" w:after="60" w:line="276" w:lineRule="auto"/>
+        <w:jc w:val="both"/>
+      </w:pPr>
+      <w:r>
+        <w:rPr>
+          <w:rFonts w:ascii="Times New Roman" w:hAnsi="Times New Roman"/>
+          <w:b/>
+          <w:i w:val="0"/>
+          <w:color w:val="0F172A"/>
+          <w:sz w:val="24"/>
+          <w:rFonts w:ascii="Times New Roman" w:hAnsi="Times New Roman" w:cs="Times New Roman"/>
+        </w:rPr>
+        <w:t xml:space="preserve">1. Pre-Upload Binary Sanitization: </w:t>
+      </w:r>
+      <w:r>
+        <w:rPr>
+          <w:rFonts w:ascii="Times New Roman" w:hAnsi="Times New Roman"/>
+          <w:b w:val="0"/>
+          <w:i w:val="0"/>
+          <w:color w:val="0F172A"/>
+          <w:sz w:val="24"/>
+          <w:rFonts w:ascii="Times New Roman" w:hAnsi="Times New Roman" w:cs="Times New Roman"/>
+        </w:rPr>
+        <w:t>Setiap berkas PDF atau gambar yang diunggah klien melewati validasi MIME-type di browser dan disanitasi menggunakan pembatasan tipe ekstensi di Cloudinary Unsigned Upload Preset. Berkas yang mengandung executable script (.exe, .bat, .sh, .js) secara otomatis ditolak sistem sebelum menyentuh penyimpanan cloud.</w:t>
+      </w:r>
+    </w:p>
+    <w:p>
+      <w:pPr>
+        <w:pStyle w:val="ListBullet"/>
+        <w:spacing w:before="20" w:after="60" w:line="276" w:lineRule="auto"/>
+        <w:jc w:val="both"/>
+      </w:pPr>
+      <w:r>
+        <w:rPr>
+          <w:rFonts w:ascii="Times New Roman" w:hAnsi="Times New Roman"/>
+          <w:b/>
+          <w:i w:val="0"/>
+          <w:color w:val="0F172A"/>
+          <w:sz w:val="24"/>
+          <w:rFonts w:ascii="Times New Roman" w:hAnsi="Times New Roman" w:cs="Times New Roman"/>
+        </w:rPr>
+        <w:t xml:space="preserve">2. End-to-End Encryption in Transit: </w:t>
+      </w:r>
+      <w:r>
+        <w:rPr>
+          <w:rFonts w:ascii="Times New Roman" w:hAnsi="Times New Roman"/>
+          <w:b w:val="0"/>
+          <w:i w:val="0"/>
+          <w:color w:val="0F172A"/>
+          <w:sz w:val="24"/>
+          <w:rFonts w:ascii="Times New Roman" w:hAnsi="Times New Roman" w:cs="Times New Roman"/>
+        </w:rPr>
+        <w:t>Seluruh jalur transmisi data—dari aplikasi seluler ke Vercel Edge Server, dari browser ke Cloudinary CDN, dan dari gateway ke penyedia AI—terenkripsi penuh menggunakan protokol Transport Layer Security (TLS 1.3) dengan sertifikat SSL 256-bit kelas industri.</w:t>
+      </w:r>
+    </w:p>
+    <w:p>
+      <w:pPr>
+        <w:pStyle w:val="ListBullet"/>
+        <w:spacing w:before="20" w:after="60" w:line="276" w:lineRule="auto"/>
+        <w:jc w:val="both"/>
+      </w:pPr>
+      <w:r>
+        <w:rPr>
+          <w:rFonts w:ascii="Times New Roman" w:hAnsi="Times New Roman"/>
+          <w:b/>
+          <w:i w:val="0"/>
+          <w:color w:val="0F172A"/>
+          <w:sz w:val="24"/>
+          <w:rFonts w:ascii="Times New Roman" w:hAnsi="Times New Roman" w:cs="Times New Roman"/>
+        </w:rPr>
+        <w:t xml:space="preserve">3. Row-Level Security (RLS) di PostgreSQL: </w:t>
+      </w:r>
+      <w:r>
+        <w:rPr>
+          <w:rFonts w:ascii="Times New Roman" w:hAnsi="Times New Roman"/>
+          <w:b w:val="0"/>
+          <w:i w:val="0"/>
+          <w:color w:val="0F172A"/>
+          <w:sz w:val="24"/>
+          <w:rFonts w:ascii="Times New Roman" w:hAnsi="Times New Roman" w:cs="Times New Roman"/>
+        </w:rPr>
+        <w:t>Basis data Supabase mengimplementasikan PostgreSQL Row Level Security (RLS). Pengguna mahasiswa hanya diizinkan membaca dan memperbarui data pesanan miliknya sendiri, sementara operator mitra gerai hanya dapat mengakses pesanan yang ditugaskan ke tokonya.</w:t>
+      </w:r>
+    </w:p>
+    <w:p>
+      <w:pPr>
+        <w:pStyle w:val="ListBullet"/>
+        <w:spacing w:before="20" w:after="60" w:line="276" w:lineRule="auto"/>
+        <w:jc w:val="both"/>
+      </w:pPr>
+      <w:r>
+        <w:rPr>
+          <w:rFonts w:ascii="Times New Roman" w:hAnsi="Times New Roman"/>
+          <w:b/>
+          <w:i w:val="0"/>
+          <w:color w:val="0F172A"/>
+          <w:sz w:val="24"/>
+          <w:rFonts w:ascii="Times New Roman" w:hAnsi="Times New Roman" w:cs="Times New Roman"/>
+        </w:rPr>
+        <w:t xml:space="preserve">4. Verifikasi Pengambilan Berbasis PIN Kriptografis: </w:t>
+      </w:r>
+      <w:r>
+        <w:rPr>
+          <w:rFonts w:ascii="Times New Roman" w:hAnsi="Times New Roman"/>
+          <w:b w:val="0"/>
+          <w:i w:val="0"/>
+          <w:color w:val="0F172A"/>
+          <w:sz w:val="24"/>
+          <w:rFonts w:ascii="Times New Roman" w:hAnsi="Times New Roman" w:cs="Times New Roman"/>
+        </w:rPr>
+        <w:t>Pengambilan berkas fisik di loket mitra gerai dilindungi oleh sistem 'Dynamic 6-Digit Pickup PIN'. Mitra toko tidak dapat mengubah status pesanan menjadi selesai (done) sebelum memverifikasi PIN yang ditunjukkan mahasiswa melalui layar aplikasinya.</w:t>
+      </w:r>
+    </w:p>
+    <w:tbl>
+      <w:tblPr>
+        <w:tblW w:type="auto" w:w="0"/>
+        <w:jc w:val="center"/>
+        <w:tblLook w:firstColumn="1" w:firstRow="1" w:lastColumn="0" w:lastRow="0" w:noHBand="0" w:noVBand="1" w:val="04A0"/>
+        <w:tblBorders>
+          <w:top w:val="single" w:sz="4" w:space="0" w:color="94A3B8"/>
+          <w:bottom w:val="single" w:sz="4" w:space="0" w:color="94A3B8"/>
+          <w:left w:val="single" w:sz="4" w:space="0" w:color="94A3B8"/>
+          <w:right w:val="single" w:sz="4" w:space="0" w:color="94A3B8"/>
+          <w:insideH w:val="single" w:sz="4" w:space="0" w:color="94A3B8"/>
+          <w:insideV w:val="single" w:sz="4" w:space="0" w:color="94A3B8"/>
+        </w:tblBorders>
+      </w:tblPr>
+      <w:tblGrid>
+        <w:gridCol w:w="2250"/>
+        <w:gridCol w:w="2250"/>
+        <w:gridCol w:w="2250"/>
+        <w:gridCol w:w="2250"/>
+      </w:tblGrid>
+      <w:tr>
+        <w:tc>
+          <w:tcPr>
+            <w:tcW w:type="dxa" w:w="2592"/>
+            <w:shd w:fill="0284C7"/>
+            <w:tcMar>
+              <w:top w:w="100" w:type="dxa"/>
+              <w:bottom w:w="100" w:type="dxa"/>
+              <w:left w:w="120" w:type="dxa"/>
+              <w:right w:w="120" w:type="dxa"/>
+            </w:tcMar>
+          </w:tcPr>
+          <w:p>
+            <w:pPr>
+              <w:spacing w:before="80" w:after="80"/>
+              <w:jc w:val="center"/>
+            </w:pPr>
+            <w:r/>
+            <w:r>
+              <w:rPr>
+                <w:rFonts w:ascii="Times New Roman" w:hAnsi="Times New Roman"/>
+                <w:b/>
+                <w:i w:val="0"/>
+                <w:color w:val="FFFFFF"/>
+                <w:sz w:val="19"/>
+                <w:rFonts w:ascii="Times New Roman" w:hAnsi="Times New Roman" w:cs="Times New Roman"/>
+              </w:rPr>
+              <w:t>Kategori Ancaman Siber</w:t>
+            </w:r>
+          </w:p>
+        </w:tc>
+        <w:tc>
+          <w:tcPr>
+            <w:tcW w:type="dxa" w:w="1584"/>
+            <w:shd w:fill="0284C7"/>
+            <w:tcMar>
+              <w:top w:w="100" w:type="dxa"/>
+              <w:bottom w:w="100" w:type="dxa"/>
+              <w:left w:w="120" w:type="dxa"/>
+              <w:right w:w="120" w:type="dxa"/>
+            </w:tcMar>
+          </w:tcPr>
+          <w:p>
+            <w:pPr>
+              <w:spacing w:before="80" w:after="80"/>
+              <w:jc w:val="center"/>
+            </w:pPr>
+            <w:r/>
+            <w:r>
+              <w:rPr>
+                <w:rFonts w:ascii="Times New Roman" w:hAnsi="Times New Roman"/>
+                <w:b/>
+                <w:i w:val="0"/>
+                <w:color w:val="FFFFFF"/>
+                <w:sz w:val="19"/>
+                <w:rFonts w:ascii="Times New Roman" w:hAnsi="Times New Roman" w:cs="Times New Roman"/>
+              </w:rPr>
+              <w:t>Tingkat Risiko</w:t>
+            </w:r>
+          </w:p>
+        </w:tc>
+        <w:tc>
+          <w:tcPr>
+            <w:tcW w:type="dxa" w:w="3312"/>
+            <w:shd w:fill="0284C7"/>
+            <w:tcMar>
+              <w:top w:w="100" w:type="dxa"/>
+              <w:bottom w:w="100" w:type="dxa"/>
+              <w:left w:w="120" w:type="dxa"/>
+              <w:right w:w="120" w:type="dxa"/>
+            </w:tcMar>
+          </w:tcPr>
+          <w:p>
+            <w:pPr>
+              <w:spacing w:before="80" w:after="80"/>
+              <w:jc w:val="center"/>
+            </w:pPr>
+            <w:r/>
+            <w:r>
+              <w:rPr>
+                <w:rFonts w:ascii="Times New Roman" w:hAnsi="Times New Roman"/>
+                <w:b/>
+                <w:i w:val="0"/>
+                <w:color w:val="FFFFFF"/>
+                <w:sz w:val="19"/>
+                <w:rFonts w:ascii="Times New Roman" w:hAnsi="Times New Roman" w:cs="Times New Roman"/>
+              </w:rPr>
+              <w:t>Vektor Serangan Potensial</w:t>
+            </w:r>
+          </w:p>
+        </w:tc>
+        <w:tc>
+          <w:tcPr>
+            <w:tcW w:type="dxa" w:w="2592"/>
+            <w:shd w:fill="0284C7"/>
+            <w:tcMar>
+              <w:top w:w="100" w:type="dxa"/>
+              <w:bottom w:w="100" w:type="dxa"/>
+              <w:left w:w="120" w:type="dxa"/>
+              <w:right w:w="120" w:type="dxa"/>
+            </w:tcMar>
+          </w:tcPr>
+          <w:p>
+            <w:pPr>
+              <w:spacing w:before="80" w:after="80"/>
+              <w:jc w:val="center"/>
+            </w:pPr>
+            <w:r/>
+            <w:r>
+              <w:rPr>
+                <w:rFonts w:ascii="Times New Roman" w:hAnsi="Times New Roman"/>
+                <w:b/>
+                <w:i w:val="0"/>
+                <w:color w:val="FFFFFF"/>
+                <w:sz w:val="19"/>
+                <w:rFonts w:ascii="Times New Roman" w:hAnsi="Times New Roman" w:cs="Times New Roman"/>
+              </w:rPr>
+              <w:t>Mekanisme Mitigasi LapakPrint</w:t>
+            </w:r>
+          </w:p>
+        </w:tc>
+      </w:tr>
+      <w:tr>
+        <w:tc>
+          <w:tcPr>
+            <w:tcW w:type="dxa" w:w="2592"/>
+            <w:shd w:fill="FFFFFF"/>
+            <w:tcMar>
+              <w:top w:w="80" w:type="dxa"/>
+              <w:bottom w:w="80" w:type="dxa"/>
+              <w:left w:w="120" w:type="dxa"/>
+              <w:right w:w="120" w:type="dxa"/>
+            </w:tcMar>
+          </w:tcPr>
+          <w:p>
+            <w:pPr>
+              <w:spacing w:before="60" w:after="60" w:line="264" w:lineRule="auto"/>
+              <w:jc w:val="center"/>
+            </w:pPr>
+            <w:r/>
+            <w:r>
+              <w:rPr>
+                <w:rFonts w:ascii="Times New Roman" w:hAnsi="Times New Roman"/>
+                <w:b w:val="0"/>
+                <w:i w:val="0"/>
+                <w:color w:val="1E293B"/>
+                <w:sz w:val="18"/>
+                <w:rFonts w:ascii="Times New Roman" w:hAnsi="Times New Roman" w:cs="Times New Roman"/>
+              </w:rPr>
+              <w:t>Injeksi Malware via File Cetak</w:t>
+            </w:r>
+          </w:p>
+        </w:tc>
+        <w:tc>
+          <w:tcPr>
+            <w:tcW w:type="dxa" w:w="1584"/>
+            <w:shd w:fill="FFFFFF"/>
+            <w:tcMar>
+              <w:top w:w="80" w:type="dxa"/>
+              <w:bottom w:w="80" w:type="dxa"/>
+              <w:left w:w="120" w:type="dxa"/>
+              <w:right w:w="120" w:type="dxa"/>
+            </w:tcMar>
+          </w:tcPr>
+          <w:p>
+            <w:pPr>
+              <w:spacing w:before="60" w:after="60" w:line="264" w:lineRule="auto"/>
+              <w:jc w:val="left"/>
+            </w:pPr>
+            <w:r/>
+            <w:r>
+              <w:rPr>
+                <w:rFonts w:ascii="Times New Roman" w:hAnsi="Times New Roman"/>
+                <w:b w:val="0"/>
+                <w:i w:val="0"/>
+                <w:color w:val="1E293B"/>
+                <w:sz w:val="18"/>
+                <w:rFonts w:ascii="Times New Roman" w:hAnsi="Times New Roman" w:cs="Times New Roman"/>
+              </w:rPr>
+              <w:t>Tinggi (High)</w:t>
+            </w:r>
+          </w:p>
+        </w:tc>
+        <w:tc>
+          <w:tcPr>
+            <w:tcW w:type="dxa" w:w="3312"/>
+            <w:shd w:fill="FFFFFF"/>
+            <w:tcMar>
+              <w:top w:w="80" w:type="dxa"/>
+              <w:bottom w:w="80" w:type="dxa"/>
+              <w:left w:w="120" w:type="dxa"/>
+              <w:right w:w="120" w:type="dxa"/>
+            </w:tcMar>
+          </w:tcPr>
+          <w:p>
+            <w:pPr>
+              <w:spacing w:before="60" w:after="60" w:line="264" w:lineRule="auto"/>
+              <w:jc w:val="left"/>
+            </w:pPr>
+            <w:r/>
+            <w:r>
+              <w:rPr>
+                <w:rFonts w:ascii="Times New Roman" w:hAnsi="Times New Roman"/>
+                <w:b w:val="0"/>
+                <w:i w:val="0"/>
+                <w:color w:val="1E293B"/>
+                <w:sz w:val="18"/>
+                <w:rFonts w:ascii="Times New Roman" w:hAnsi="Times New Roman" w:cs="Times New Roman"/>
+              </w:rPr>
+              <w:t>Mahasiswa mengunggah file macro/trojan berkedok naskah .pdf.</w:t>
+            </w:r>
+          </w:p>
+        </w:tc>
+        <w:tc>
+          <w:tcPr>
+            <w:tcW w:type="dxa" w:w="2592"/>
+            <w:shd w:fill="FFFFFF"/>
+            <w:tcMar>
+              <w:top w:w="80" w:type="dxa"/>
+              <w:bottom w:w="80" w:type="dxa"/>
+              <w:left w:w="120" w:type="dxa"/>
+              <w:right w:w="120" w:type="dxa"/>
+            </w:tcMar>
+          </w:tcPr>
+          <w:p>
+            <w:pPr>
+              <w:spacing w:before="60" w:after="60" w:line="264" w:lineRule="auto"/>
+              <w:jc w:val="left"/>
+            </w:pPr>
+            <w:r/>
+            <w:r>
+              <w:rPr>
+                <w:rFonts w:ascii="Times New Roman" w:hAnsi="Times New Roman"/>
+                <w:b w:val="0"/>
+                <w:i w:val="0"/>
+                <w:color w:val="1E293B"/>
+                <w:sz w:val="18"/>
+                <w:rFonts w:ascii="Times New Roman" w:hAnsi="Times New Roman" w:cs="Times New Roman"/>
+              </w:rPr>
+              <w:t>Sandboxed Cloudinary storage menonaktifkan eksekusi skrip sisi server secara permanen.</w:t>
+            </w:r>
+          </w:p>
+        </w:tc>
+      </w:tr>
+      <w:tr>
+        <w:tc>
+          <w:tcPr>
+            <w:tcW w:type="dxa" w:w="2592"/>
+            <w:shd w:fill="F8FAFC"/>
+            <w:tcMar>
+              <w:top w:w="80" w:type="dxa"/>
+              <w:bottom w:w="80" w:type="dxa"/>
+              <w:left w:w="120" w:type="dxa"/>
+              <w:right w:w="120" w:type="dxa"/>
+            </w:tcMar>
+          </w:tcPr>
+          <w:p>
+            <w:pPr>
+              <w:spacing w:before="60" w:after="60" w:line="264" w:lineRule="auto"/>
+              <w:jc w:val="center"/>
+            </w:pPr>
+            <w:r/>
+            <w:r>
+              <w:rPr>
+                <w:rFonts w:ascii="Times New Roman" w:hAnsi="Times New Roman"/>
+                <w:b w:val="0"/>
+                <w:i w:val="0"/>
+                <w:color w:val="1E293B"/>
+                <w:sz w:val="18"/>
+                <w:rFonts w:ascii="Times New Roman" w:hAnsi="Times New Roman" w:cs="Times New Roman"/>
+              </w:rPr>
+              <w:t>Penyadapan Dokumen Skripsi</w:t>
+            </w:r>
+          </w:p>
+        </w:tc>
+        <w:tc>
+          <w:tcPr>
+            <w:tcW w:type="dxa" w:w="1584"/>
+            <w:shd w:fill="F8FAFC"/>
+            <w:tcMar>
+              <w:top w:w="80" w:type="dxa"/>
+              <w:bottom w:w="80" w:type="dxa"/>
+              <w:left w:w="120" w:type="dxa"/>
+              <w:right w:w="120" w:type="dxa"/>
+            </w:tcMar>
+          </w:tcPr>
+          <w:p>
+            <w:pPr>
+              <w:spacing w:before="60" w:after="60" w:line="264" w:lineRule="auto"/>
+              <w:jc w:val="left"/>
+            </w:pPr>
+            <w:r/>
+            <w:r>
+              <w:rPr>
+                <w:rFonts w:ascii="Times New Roman" w:hAnsi="Times New Roman"/>
+                <w:b w:val="0"/>
+                <w:i w:val="0"/>
+                <w:color w:val="1E293B"/>
+                <w:sz w:val="18"/>
+                <w:rFonts w:ascii="Times New Roman" w:hAnsi="Times New Roman" w:cs="Times New Roman"/>
+              </w:rPr>
+              <w:t>Kritis (Critical)</w:t>
+            </w:r>
+          </w:p>
+        </w:tc>
+        <w:tc>
+          <w:tcPr>
+            <w:tcW w:type="dxa" w:w="3312"/>
+            <w:shd w:fill="F8FAFC"/>
+            <w:tcMar>
+              <w:top w:w="80" w:type="dxa"/>
+              <w:bottom w:w="80" w:type="dxa"/>
+              <w:left w:w="120" w:type="dxa"/>
+              <w:right w:w="120" w:type="dxa"/>
+            </w:tcMar>
+          </w:tcPr>
+          <w:p>
+            <w:pPr>
+              <w:spacing w:before="60" w:after="60" w:line="264" w:lineRule="auto"/>
+              <w:jc w:val="left"/>
+            </w:pPr>
+            <w:r/>
+            <w:r>
+              <w:rPr>
+                <w:rFonts w:ascii="Times New Roman" w:hAnsi="Times New Roman"/>
+                <w:b w:val="0"/>
+                <w:i w:val="0"/>
+                <w:color w:val="1E293B"/>
+                <w:sz w:val="18"/>
+                <w:rFonts w:ascii="Times New Roman" w:hAnsi="Times New Roman" w:cs="Times New Roman"/>
+              </w:rPr>
+              <w:t>Man-in-the-middle attack saat mengunggah naskah skripsi di WiFi kampus.</w:t>
+            </w:r>
+          </w:p>
+        </w:tc>
+        <w:tc>
+          <w:tcPr>
+            <w:tcW w:type="dxa" w:w="2592"/>
+            <w:shd w:fill="F8FAFC"/>
+            <w:tcMar>
+              <w:top w:w="80" w:type="dxa"/>
+              <w:bottom w:w="80" w:type="dxa"/>
+              <w:left w:w="120" w:type="dxa"/>
+              <w:right w:w="120" w:type="dxa"/>
+            </w:tcMar>
+          </w:tcPr>
+          <w:p>
+            <w:pPr>
+              <w:spacing w:before="60" w:after="60" w:line="264" w:lineRule="auto"/>
+              <w:jc w:val="left"/>
+            </w:pPr>
+            <w:r/>
+            <w:r>
+              <w:rPr>
+                <w:rFonts w:ascii="Times New Roman" w:hAnsi="Times New Roman"/>
+                <w:b w:val="0"/>
+                <w:i w:val="0"/>
+                <w:color w:val="1E293B"/>
+                <w:sz w:val="18"/>
+                <w:rFonts w:ascii="Times New Roman" w:hAnsi="Times New Roman" w:cs="Times New Roman"/>
+              </w:rPr>
+              <w:t>Enkripsi transmisi TLS 1.3 wajib dan akses berkas dilindungi private signed URL token.</w:t>
+            </w:r>
+          </w:p>
+        </w:tc>
+      </w:tr>
+      <w:tr>
+        <w:tc>
+          <w:tcPr>
+            <w:tcW w:type="dxa" w:w="2592"/>
+            <w:shd w:fill="FFFFFF"/>
+            <w:tcMar>
+              <w:top w:w="80" w:type="dxa"/>
+              <w:bottom w:w="80" w:type="dxa"/>
+              <w:left w:w="120" w:type="dxa"/>
+              <w:right w:w="120" w:type="dxa"/>
+            </w:tcMar>
+          </w:tcPr>
+          <w:p>
+            <w:pPr>
+              <w:spacing w:before="60" w:after="60" w:line="264" w:lineRule="auto"/>
+              <w:jc w:val="center"/>
+            </w:pPr>
+            <w:r/>
+            <w:r>
+              <w:rPr>
+                <w:rFonts w:ascii="Times New Roman" w:hAnsi="Times New Roman"/>
+                <w:b w:val="0"/>
+                <w:i w:val="0"/>
+                <w:color w:val="1E293B"/>
+                <w:sz w:val="18"/>
+                <w:rFonts w:ascii="Times New Roman" w:hAnsi="Times New Roman" w:cs="Times New Roman"/>
+              </w:rPr>
+              <w:t>Manipulasi Saldo Dompet LapakPay</w:t>
+            </w:r>
+          </w:p>
+        </w:tc>
+        <w:tc>
+          <w:tcPr>
+            <w:tcW w:type="dxa" w:w="1584"/>
+            <w:shd w:fill="FFFFFF"/>
+            <w:tcMar>
+              <w:top w:w="80" w:type="dxa"/>
+              <w:bottom w:w="80" w:type="dxa"/>
+              <w:left w:w="120" w:type="dxa"/>
+              <w:right w:w="120" w:type="dxa"/>
+            </w:tcMar>
+          </w:tcPr>
+          <w:p>
+            <w:pPr>
+              <w:spacing w:before="60" w:after="60" w:line="264" w:lineRule="auto"/>
+              <w:jc w:val="left"/>
+            </w:pPr>
+            <w:r/>
+            <w:r>
+              <w:rPr>
+                <w:rFonts w:ascii="Times New Roman" w:hAnsi="Times New Roman"/>
+                <w:b w:val="0"/>
+                <w:i w:val="0"/>
+                <w:color w:val="1E293B"/>
+                <w:sz w:val="18"/>
+                <w:rFonts w:ascii="Times New Roman" w:hAnsi="Times New Roman" w:cs="Times New Roman"/>
+              </w:rPr>
+              <w:t>Kritis (Critical)</w:t>
+            </w:r>
+          </w:p>
+        </w:tc>
+        <w:tc>
+          <w:tcPr>
+            <w:tcW w:type="dxa" w:w="3312"/>
+            <w:shd w:fill="FFFFFF"/>
+            <w:tcMar>
+              <w:top w:w="80" w:type="dxa"/>
+              <w:bottom w:w="80" w:type="dxa"/>
+              <w:left w:w="120" w:type="dxa"/>
+              <w:right w:w="120" w:type="dxa"/>
+            </w:tcMar>
+          </w:tcPr>
+          <w:p>
+            <w:pPr>
+              <w:spacing w:before="60" w:after="60" w:line="264" w:lineRule="auto"/>
+              <w:jc w:val="left"/>
+            </w:pPr>
+            <w:r/>
+            <w:r>
+              <w:rPr>
+                <w:rFonts w:ascii="Times New Roman" w:hAnsi="Times New Roman"/>
+                <w:b w:val="0"/>
+                <w:i w:val="0"/>
+                <w:color w:val="1E293B"/>
+                <w:sz w:val="18"/>
+                <w:rFonts w:ascii="Times New Roman" w:hAnsi="Times New Roman" w:cs="Times New Roman"/>
+              </w:rPr>
+              <w:t>Pengubahan nilai parameter saldo melalui inspeksi browser.</w:t>
+            </w:r>
+          </w:p>
+        </w:tc>
+        <w:tc>
+          <w:tcPr>
+            <w:tcW w:type="dxa" w:w="2592"/>
+            <w:shd w:fill="FFFFFF"/>
+            <w:tcMar>
+              <w:top w:w="80" w:type="dxa"/>
+              <w:bottom w:w="80" w:type="dxa"/>
+              <w:left w:w="120" w:type="dxa"/>
+              <w:right w:w="120" w:type="dxa"/>
+            </w:tcMar>
+          </w:tcPr>
+          <w:p>
+            <w:pPr>
+              <w:spacing w:before="60" w:after="60" w:line="264" w:lineRule="auto"/>
+              <w:jc w:val="left"/>
+            </w:pPr>
+            <w:r/>
+            <w:r>
+              <w:rPr>
+                <w:rFonts w:ascii="Times New Roman" w:hAnsi="Times New Roman"/>
+                <w:b w:val="0"/>
+                <w:i w:val="0"/>
+                <w:color w:val="1E293B"/>
+                <w:sz w:val="18"/>
+                <w:rFonts w:ascii="Times New Roman" w:hAnsi="Times New Roman" w:cs="Times New Roman"/>
+              </w:rPr>
+              <w:t>Verifikasi saldo dan mutasi diproses secara atomik di sisi server Supabase DB RPC.</w:t>
+            </w:r>
+          </w:p>
+        </w:tc>
+      </w:tr>
+      <w:tr>
+        <w:tc>
+          <w:tcPr>
+            <w:tcW w:type="dxa" w:w="2592"/>
+            <w:shd w:fill="F8FAFC"/>
+            <w:tcMar>
+              <w:top w:w="80" w:type="dxa"/>
+              <w:bottom w:w="80" w:type="dxa"/>
+              <w:left w:w="120" w:type="dxa"/>
+              <w:right w:w="120" w:type="dxa"/>
+            </w:tcMar>
+          </w:tcPr>
+          <w:p>
+            <w:pPr>
+              <w:spacing w:before="60" w:after="60" w:line="264" w:lineRule="auto"/>
+              <w:jc w:val="center"/>
+            </w:pPr>
+            <w:r/>
+            <w:r>
+              <w:rPr>
+                <w:rFonts w:ascii="Times New Roman" w:hAnsi="Times New Roman"/>
+                <w:b w:val="0"/>
+                <w:i w:val="0"/>
+                <w:color w:val="1E293B"/>
+                <w:sz w:val="18"/>
+                <w:rFonts w:ascii="Times New Roman" w:hAnsi="Times New Roman" w:cs="Times New Roman"/>
+              </w:rPr>
+              <w:t>DDoS &amp; Rate Limiting AI Gateway</w:t>
+            </w:r>
+          </w:p>
+        </w:tc>
+        <w:tc>
+          <w:tcPr>
+            <w:tcW w:type="dxa" w:w="1584"/>
+            <w:shd w:fill="F8FAFC"/>
+            <w:tcMar>
+              <w:top w:w="80" w:type="dxa"/>
+              <w:bottom w:w="80" w:type="dxa"/>
+              <w:left w:w="120" w:type="dxa"/>
+              <w:right w:w="120" w:type="dxa"/>
+            </w:tcMar>
+          </w:tcPr>
+          <w:p>
+            <w:pPr>
+              <w:spacing w:before="60" w:after="60" w:line="264" w:lineRule="auto"/>
+              <w:jc w:val="left"/>
+            </w:pPr>
+            <w:r/>
+            <w:r>
+              <w:rPr>
+                <w:rFonts w:ascii="Times New Roman" w:hAnsi="Times New Roman"/>
+                <w:b w:val="0"/>
+                <w:i w:val="0"/>
+                <w:color w:val="1E293B"/>
+                <w:sz w:val="18"/>
+                <w:rFonts w:ascii="Times New Roman" w:hAnsi="Times New Roman" w:cs="Times New Roman"/>
+              </w:rPr>
+              <w:t>Sedang (Medium)</w:t>
+            </w:r>
+          </w:p>
+        </w:tc>
+        <w:tc>
+          <w:tcPr>
+            <w:tcW w:type="dxa" w:w="3312"/>
+            <w:shd w:fill="F8FAFC"/>
+            <w:tcMar>
+              <w:top w:w="80" w:type="dxa"/>
+              <w:bottom w:w="80" w:type="dxa"/>
+              <w:left w:w="120" w:type="dxa"/>
+              <w:right w:w="120" w:type="dxa"/>
+            </w:tcMar>
+          </w:tcPr>
+          <w:p>
+            <w:pPr>
+              <w:spacing w:before="60" w:after="60" w:line="264" w:lineRule="auto"/>
+              <w:jc w:val="left"/>
+            </w:pPr>
+            <w:r/>
+            <w:r>
+              <w:rPr>
+                <w:rFonts w:ascii="Times New Roman" w:hAnsi="Times New Roman"/>
+                <w:b w:val="0"/>
+                <w:i w:val="0"/>
+                <w:color w:val="1E293B"/>
+                <w:sz w:val="18"/>
+                <w:rFonts w:ascii="Times New Roman" w:hAnsi="Times New Roman" w:cs="Times New Roman"/>
+              </w:rPr>
+              <w:t>Eksploitasi flooding prompt ke gateway 9router &amp; xKiro.</w:t>
+            </w:r>
+          </w:p>
+        </w:tc>
+        <w:tc>
+          <w:tcPr>
+            <w:tcW w:type="dxa" w:w="2592"/>
+            <w:shd w:fill="F8FAFC"/>
+            <w:tcMar>
+              <w:top w:w="80" w:type="dxa"/>
+              <w:bottom w:w="80" w:type="dxa"/>
+              <w:left w:w="120" w:type="dxa"/>
+              <w:right w:w="120" w:type="dxa"/>
+            </w:tcMar>
+          </w:tcPr>
+          <w:p>
+            <w:pPr>
+              <w:spacing w:before="60" w:after="60" w:line="264" w:lineRule="auto"/>
+              <w:jc w:val="left"/>
+            </w:pPr>
+            <w:r/>
+            <w:r>
+              <w:rPr>
+                <w:rFonts w:ascii="Times New Roman" w:hAnsi="Times New Roman"/>
+                <w:b w:val="0"/>
+                <w:i w:val="0"/>
+                <w:color w:val="1E293B"/>
+                <w:sz w:val="18"/>
+                <w:rFonts w:ascii="Times New Roman" w:hAnsi="Times New Roman" w:cs="Times New Roman"/>
+              </w:rPr>
+              <w:t>Penerapan sliding-window rate limit (maksimal 30 request/menit per alamat IP).</w:t>
+            </w:r>
+          </w:p>
+        </w:tc>
+      </w:tr>
+      <w:tr>
+        <w:tc>
+          <w:tcPr>
+            <w:tcW w:type="dxa" w:w="2592"/>
+            <w:shd w:fill="FFFFFF"/>
+            <w:tcMar>
+              <w:top w:w="80" w:type="dxa"/>
+              <w:bottom w:w="80" w:type="dxa"/>
+              <w:left w:w="120" w:type="dxa"/>
+              <w:right w:w="120" w:type="dxa"/>
+            </w:tcMar>
+          </w:tcPr>
+          <w:p>
+            <w:pPr>
+              <w:spacing w:before="60" w:after="60" w:line="264" w:lineRule="auto"/>
+              <w:jc w:val="center"/>
+            </w:pPr>
+            <w:r/>
+            <w:r>
+              <w:rPr>
+                <w:rFonts w:ascii="Times New Roman" w:hAnsi="Times New Roman"/>
+                <w:b w:val="0"/>
+                <w:i w:val="0"/>
+                <w:color w:val="1E293B"/>
+                <w:sz w:val="18"/>
+                <w:rFonts w:ascii="Times New Roman" w:hAnsi="Times New Roman" w:cs="Times New Roman"/>
+              </w:rPr>
+              <w:t>Pencurian Akun &amp; Session Hijacking</w:t>
+            </w:r>
+          </w:p>
+        </w:tc>
+        <w:tc>
+          <w:tcPr>
+            <w:tcW w:type="dxa" w:w="1584"/>
+            <w:shd w:fill="FFFFFF"/>
+            <w:tcMar>
+              <w:top w:w="80" w:type="dxa"/>
+              <w:bottom w:w="80" w:type="dxa"/>
+              <w:left w:w="120" w:type="dxa"/>
+              <w:right w:w="120" w:type="dxa"/>
+            </w:tcMar>
+          </w:tcPr>
+          <w:p>
+            <w:pPr>
+              <w:spacing w:before="60" w:after="60" w:line="264" w:lineRule="auto"/>
+              <w:jc w:val="left"/>
+            </w:pPr>
+            <w:r/>
+            <w:r>
+              <w:rPr>
+                <w:rFonts w:ascii="Times New Roman" w:hAnsi="Times New Roman"/>
+                <w:b w:val="0"/>
+                <w:i w:val="0"/>
+                <w:color w:val="1E293B"/>
+                <w:sz w:val="18"/>
+                <w:rFonts w:ascii="Times New Roman" w:hAnsi="Times New Roman" w:cs="Times New Roman"/>
+              </w:rPr>
+              <w:t>Tinggi (High)</w:t>
+            </w:r>
+          </w:p>
+        </w:tc>
+        <w:tc>
+          <w:tcPr>
+            <w:tcW w:type="dxa" w:w="3312"/>
+            <w:shd w:fill="FFFFFF"/>
+            <w:tcMar>
+              <w:top w:w="80" w:type="dxa"/>
+              <w:bottom w:w="80" w:type="dxa"/>
+              <w:left w:w="120" w:type="dxa"/>
+              <w:right w:w="120" w:type="dxa"/>
+            </w:tcMar>
+          </w:tcPr>
+          <w:p>
+            <w:pPr>
+              <w:spacing w:before="60" w:after="60" w:line="264" w:lineRule="auto"/>
+              <w:jc w:val="left"/>
+            </w:pPr>
+            <w:r/>
+            <w:r>
+              <w:rPr>
+                <w:rFonts w:ascii="Times New Roman" w:hAnsi="Times New Roman"/>
+                <w:b w:val="0"/>
+                <w:i w:val="0"/>
+                <w:color w:val="1E293B"/>
+                <w:sz w:val="18"/>
+                <w:rFonts w:ascii="Times New Roman" w:hAnsi="Times New Roman" w:cs="Times New Roman"/>
+              </w:rPr>
+              <w:t>Pencurian token otentikasi JWT via XSS browser.</w:t>
+            </w:r>
+          </w:p>
+        </w:tc>
+        <w:tc>
+          <w:tcPr>
+            <w:tcW w:type="dxa" w:w="2592"/>
+            <w:shd w:fill="FFFFFF"/>
+            <w:tcMar>
+              <w:top w:w="80" w:type="dxa"/>
+              <w:bottom w:w="80" w:type="dxa"/>
+              <w:left w:w="120" w:type="dxa"/>
+              <w:right w:w="120" w:type="dxa"/>
+            </w:tcMar>
+          </w:tcPr>
+          <w:p>
+            <w:pPr>
+              <w:spacing w:before="60" w:after="60" w:line="264" w:lineRule="auto"/>
+              <w:jc w:val="left"/>
+            </w:pPr>
+            <w:r/>
+            <w:r>
+              <w:rPr>
+                <w:rFonts w:ascii="Times New Roman" w:hAnsi="Times New Roman"/>
+                <w:b w:val="0"/>
+                <w:i w:val="0"/>
+                <w:color w:val="1E293B"/>
+                <w:sz w:val="18"/>
+                <w:rFonts w:ascii="Times New Roman" w:hAnsi="Times New Roman" w:cs="Times New Roman"/>
+              </w:rPr>
+              <w:t>Penyimpanan token JWT dalam secure HTTP-only cookies dengan flag SameSite Strict.</w:t>
+            </w:r>
+          </w:p>
+        </w:tc>
+      </w:tr>
+    </w:tbl>
+    <w:p>
+      <w:pPr>
+        <w:spacing w:before="40" w:after="120"/>
+      </w:pPr>
+    </w:p>
+    <w:p>
       <w:r>
         <w:br w:type="page"/>
       </w:r>
@@ -18685,6 +21566,809 @@
       </w:r>
     </w:p>
     <w:p>
+      <w:pPr>
+        <w:keepNext/>
+        <w:spacing w:before="280" w:after="80"/>
+        <w:jc w:val="left"/>
+      </w:pPr>
+      <w:r>
+        <w:rPr>
+          <w:rFonts w:ascii="Times New Roman" w:hAnsi="Times New Roman"/>
+          <w:b/>
+          <w:i w:val="0"/>
+          <w:color w:val="0284C7"/>
+          <w:sz w:val="24"/>
+          <w:rFonts w:ascii="Times New Roman" w:hAnsi="Times New Roman" w:cs="Times New Roman"/>
+        </w:rPr>
+        <w:t>5.6 Spesifikasi Pengujian Behaviour-Driven Development (BDD / Gherkin)</w:t>
+      </w:r>
+    </w:p>
+    <w:p>
+      <w:pPr>
+        <w:spacing w:before="0" w:after="120" w:line="276" w:lineRule="auto"/>
+        <w:jc w:val="both"/>
+      </w:pPr>
+      <w:r>
+        <w:rPr>
+          <w:rFonts w:ascii="Times New Roman" w:hAnsi="Times New Roman"/>
+          <w:b w:val="0"/>
+          <w:i w:val="0"/>
+          <w:color w:val="0F172A"/>
+          <w:sz w:val="24"/>
+          <w:rFonts w:ascii="Times New Roman" w:hAnsi="Times New Roman" w:cs="Times New Roman"/>
+        </w:rPr>
+        <w:t>Untuk menjamin ketepatan implementasi fitur di lapangan dan memudahkan verifikasi pengujian otomatis, kebutuhan fungsional utama dijabarkan ke dalam skenario Behaviour-Driven Development (BDD) menggunakan sintaks Gherkin standar:</w:t>
+      </w:r>
+    </w:p>
+    <w:tbl>
+      <w:tblPr>
+        <w:tblW w:type="auto" w:w="0"/>
+        <w:jc w:val="center"/>
+        <w:tblLook w:firstColumn="1" w:firstRow="1" w:lastColumn="0" w:lastRow="0" w:noHBand="0" w:noVBand="1" w:val="04A0"/>
+        <w:tblBorders>
+          <w:top w:val="single" w:sz="4" w:space="0" w:color="94A3B8"/>
+          <w:bottom w:val="single" w:sz="4" w:space="0" w:color="94A3B8"/>
+          <w:left w:val="single" w:sz="4" w:space="0" w:color="94A3B8"/>
+          <w:right w:val="single" w:sz="4" w:space="0" w:color="94A3B8"/>
+          <w:insideH w:val="single" w:sz="4" w:space="0" w:color="94A3B8"/>
+          <w:insideV w:val="single" w:sz="4" w:space="0" w:color="94A3B8"/>
+        </w:tblBorders>
+      </w:tblPr>
+      <w:tblGrid>
+        <w:gridCol w:w="2250"/>
+        <w:gridCol w:w="2250"/>
+        <w:gridCol w:w="2250"/>
+        <w:gridCol w:w="2250"/>
+      </w:tblGrid>
+      <w:tr>
+        <w:tc>
+          <w:tcPr>
+            <w:tcW w:type="dxa" w:w="2592"/>
+            <w:shd w:fill="0284C7"/>
+            <w:tcMar>
+              <w:top w:w="100" w:type="dxa"/>
+              <w:bottom w:w="100" w:type="dxa"/>
+              <w:left w:w="120" w:type="dxa"/>
+              <w:right w:w="120" w:type="dxa"/>
+            </w:tcMar>
+          </w:tcPr>
+          <w:p>
+            <w:pPr>
+              <w:spacing w:before="80" w:after="80"/>
+              <w:jc w:val="center"/>
+            </w:pPr>
+            <w:r/>
+            <w:r>
+              <w:rPr>
+                <w:rFonts w:ascii="Times New Roman" w:hAnsi="Times New Roman"/>
+                <w:b/>
+                <w:i w:val="0"/>
+                <w:color w:val="FFFFFF"/>
+                <w:sz w:val="19"/>
+                <w:rFonts w:ascii="Times New Roman" w:hAnsi="Times New Roman" w:cs="Times New Roman"/>
+              </w:rPr>
+              <w:t>Skenario BDD (Gherkin)</w:t>
+            </w:r>
+          </w:p>
+        </w:tc>
+        <w:tc>
+          <w:tcPr>
+            <w:tcW w:type="dxa" w:w="1872"/>
+            <w:shd w:fill="0284C7"/>
+            <w:tcMar>
+              <w:top w:w="100" w:type="dxa"/>
+              <w:bottom w:w="100" w:type="dxa"/>
+              <w:left w:w="120" w:type="dxa"/>
+              <w:right w:w="120" w:type="dxa"/>
+            </w:tcMar>
+          </w:tcPr>
+          <w:p>
+            <w:pPr>
+              <w:spacing w:before="80" w:after="80"/>
+              <w:jc w:val="center"/>
+            </w:pPr>
+            <w:r/>
+            <w:r>
+              <w:rPr>
+                <w:rFonts w:ascii="Times New Roman" w:hAnsi="Times New Roman"/>
+                <w:b/>
+                <w:i w:val="0"/>
+                <w:color w:val="FFFFFF"/>
+                <w:sz w:val="19"/>
+                <w:rFonts w:ascii="Times New Roman" w:hAnsi="Times New Roman" w:cs="Times New Roman"/>
+              </w:rPr>
+              <w:t>Modul Sistem</w:t>
+            </w:r>
+          </w:p>
+        </w:tc>
+        <w:tc>
+          <w:tcPr>
+            <w:tcW w:type="dxa" w:w="3024"/>
+            <w:shd w:fill="0284C7"/>
+            <w:tcMar>
+              <w:top w:w="100" w:type="dxa"/>
+              <w:bottom w:w="100" w:type="dxa"/>
+              <w:left w:w="120" w:type="dxa"/>
+              <w:right w:w="120" w:type="dxa"/>
+            </w:tcMar>
+          </w:tcPr>
+          <w:p>
+            <w:pPr>
+              <w:spacing w:before="80" w:after="80"/>
+              <w:jc w:val="center"/>
+            </w:pPr>
+            <w:r/>
+            <w:r>
+              <w:rPr>
+                <w:rFonts w:ascii="Times New Roman" w:hAnsi="Times New Roman"/>
+                <w:b/>
+                <w:i w:val="0"/>
+                <w:color w:val="FFFFFF"/>
+                <w:sz w:val="19"/>
+                <w:rFonts w:ascii="Times New Roman" w:hAnsi="Times New Roman" w:cs="Times New Roman"/>
+              </w:rPr>
+              <w:t>Prekondisi &amp; Langkah Eksekusi (Given-When)</w:t>
+            </w:r>
+          </w:p>
+        </w:tc>
+        <w:tc>
+          <w:tcPr>
+            <w:tcW w:type="dxa" w:w="2592"/>
+            <w:shd w:fill="0284C7"/>
+            <w:tcMar>
+              <w:top w:w="100" w:type="dxa"/>
+              <w:bottom w:w="100" w:type="dxa"/>
+              <w:left w:w="120" w:type="dxa"/>
+              <w:right w:w="120" w:type="dxa"/>
+            </w:tcMar>
+          </w:tcPr>
+          <w:p>
+            <w:pPr>
+              <w:spacing w:before="80" w:after="80"/>
+              <w:jc w:val="center"/>
+            </w:pPr>
+            <w:r/>
+            <w:r>
+              <w:rPr>
+                <w:rFonts w:ascii="Times New Roman" w:hAnsi="Times New Roman"/>
+                <w:b/>
+                <w:i w:val="0"/>
+                <w:color w:val="FFFFFF"/>
+                <w:sz w:val="19"/>
+                <w:rFonts w:ascii="Times New Roman" w:hAnsi="Times New Roman" w:cs="Times New Roman"/>
+              </w:rPr>
+              <w:t>Hasil yang Diharapkan (Then)</w:t>
+            </w:r>
+          </w:p>
+        </w:tc>
+      </w:tr>
+      <w:tr>
+        <w:tc>
+          <w:tcPr>
+            <w:tcW w:type="dxa" w:w="2592"/>
+            <w:shd w:fill="FFFFFF"/>
+            <w:tcMar>
+              <w:top w:w="80" w:type="dxa"/>
+              <w:bottom w:w="80" w:type="dxa"/>
+              <w:left w:w="120" w:type="dxa"/>
+              <w:right w:w="120" w:type="dxa"/>
+            </w:tcMar>
+          </w:tcPr>
+          <w:p>
+            <w:pPr>
+              <w:spacing w:before="60" w:after="60" w:line="264" w:lineRule="auto"/>
+              <w:jc w:val="center"/>
+            </w:pPr>
+            <w:r/>
+            <w:r>
+              <w:rPr>
+                <w:rFonts w:ascii="Times New Roman" w:hAnsi="Times New Roman"/>
+                <w:b w:val="0"/>
+                <w:i w:val="0"/>
+                <w:color w:val="1E293B"/>
+                <w:sz w:val="18"/>
+                <w:rFonts w:ascii="Times New Roman" w:hAnsi="Times New Roman" w:cs="Times New Roman"/>
+              </w:rPr>
+              <w:t>Skenario 1: Kalkulasi Biaya Cetak Skripsi Hardcover</w:t>
+            </w:r>
+          </w:p>
+        </w:tc>
+        <w:tc>
+          <w:tcPr>
+            <w:tcW w:type="dxa" w:w="1872"/>
+            <w:shd w:fill="FFFFFF"/>
+            <w:tcMar>
+              <w:top w:w="80" w:type="dxa"/>
+              <w:bottom w:w="80" w:type="dxa"/>
+              <w:left w:w="120" w:type="dxa"/>
+              <w:right w:w="120" w:type="dxa"/>
+            </w:tcMar>
+          </w:tcPr>
+          <w:p>
+            <w:pPr>
+              <w:spacing w:before="60" w:after="60" w:line="264" w:lineRule="auto"/>
+              <w:jc w:val="left"/>
+            </w:pPr>
+            <w:r/>
+            <w:r>
+              <w:rPr>
+                <w:rFonts w:ascii="Times New Roman" w:hAnsi="Times New Roman"/>
+                <w:b w:val="0"/>
+                <w:i w:val="0"/>
+                <w:color w:val="1E293B"/>
+                <w:sz w:val="18"/>
+                <w:rFonts w:ascii="Times New Roman" w:hAnsi="Times New Roman" w:cs="Times New Roman"/>
+              </w:rPr>
+              <w:t>Customer Wizard</w:t>
+            </w:r>
+          </w:p>
+        </w:tc>
+        <w:tc>
+          <w:tcPr>
+            <w:tcW w:type="dxa" w:w="3024"/>
+            <w:shd w:fill="FFFFFF"/>
+            <w:tcMar>
+              <w:top w:w="80" w:type="dxa"/>
+              <w:bottom w:w="80" w:type="dxa"/>
+              <w:left w:w="120" w:type="dxa"/>
+              <w:right w:w="120" w:type="dxa"/>
+            </w:tcMar>
+          </w:tcPr>
+          <w:p>
+            <w:pPr>
+              <w:spacing w:before="60" w:after="60" w:line="264" w:lineRule="auto"/>
+              <w:jc w:val="left"/>
+            </w:pPr>
+            <w:r/>
+            <w:r>
+              <w:rPr>
+                <w:rFonts w:ascii="Times New Roman" w:hAnsi="Times New Roman"/>
+                <w:b w:val="0"/>
+                <w:i w:val="0"/>
+                <w:color w:val="1E293B"/>
+                <w:sz w:val="18"/>
+                <w:rFonts w:ascii="Times New Roman" w:hAnsi="Times New Roman" w:cs="Times New Roman"/>
+              </w:rPr>
+              <w:t>Given: Mahasiswa mengunggah file naskah skripsi 120 halaman.</w:t>
+              <w:br/>
+              <w:t>When: Mahasiswa memilih kertas HVS 80 gsm, jilid Hardcover Biru Tua, tinta emas, dan 2 rangkap.</w:t>
+            </w:r>
+          </w:p>
+        </w:tc>
+        <w:tc>
+          <w:tcPr>
+            <w:tcW w:type="dxa" w:w="2592"/>
+            <w:shd w:fill="FFFFFF"/>
+            <w:tcMar>
+              <w:top w:w="80" w:type="dxa"/>
+              <w:bottom w:w="80" w:type="dxa"/>
+              <w:left w:w="120" w:type="dxa"/>
+              <w:right w:w="120" w:type="dxa"/>
+            </w:tcMar>
+          </w:tcPr>
+          <w:p>
+            <w:pPr>
+              <w:spacing w:before="60" w:after="60" w:line="264" w:lineRule="auto"/>
+              <w:jc w:val="left"/>
+            </w:pPr>
+            <w:r/>
+            <w:r>
+              <w:rPr>
+                <w:rFonts w:ascii="Times New Roman" w:hAnsi="Times New Roman"/>
+                <w:b w:val="0"/>
+                <w:i w:val="0"/>
+                <w:color w:val="1E293B"/>
+                <w:sz w:val="18"/>
+                <w:rFonts w:ascii="Times New Roman" w:hAnsi="Times New Roman" w:cs="Times New Roman"/>
+              </w:rPr>
+              <w:t>Then: Sistem menampilkan kalkulasi instan Rp170.000 (2 x Rp85.000) dan mengaktifkan tombol 'Lanjut ke Pembayaran' tanpa refresh halaman.</w:t>
+            </w:r>
+          </w:p>
+        </w:tc>
+      </w:tr>
+      <w:tr>
+        <w:tc>
+          <w:tcPr>
+            <w:tcW w:type="dxa" w:w="2592"/>
+            <w:shd w:fill="F8FAFC"/>
+            <w:tcMar>
+              <w:top w:w="80" w:type="dxa"/>
+              <w:bottom w:w="80" w:type="dxa"/>
+              <w:left w:w="120" w:type="dxa"/>
+              <w:right w:w="120" w:type="dxa"/>
+            </w:tcMar>
+          </w:tcPr>
+          <w:p>
+            <w:pPr>
+              <w:spacing w:before="60" w:after="60" w:line="264" w:lineRule="auto"/>
+              <w:jc w:val="center"/>
+            </w:pPr>
+            <w:r/>
+            <w:r>
+              <w:rPr>
+                <w:rFonts w:ascii="Times New Roman" w:hAnsi="Times New Roman"/>
+                <w:b w:val="0"/>
+                <w:i w:val="0"/>
+                <w:color w:val="1E293B"/>
+                <w:sz w:val="18"/>
+                <w:rFonts w:ascii="Times New Roman" w:hAnsi="Times New Roman" w:cs="Times New Roman"/>
+              </w:rPr>
+              <w:t>Skenario 2: Pembayaran Instan via Dompet Digital LapakPay</w:t>
+            </w:r>
+          </w:p>
+        </w:tc>
+        <w:tc>
+          <w:tcPr>
+            <w:tcW w:type="dxa" w:w="1872"/>
+            <w:shd w:fill="F8FAFC"/>
+            <w:tcMar>
+              <w:top w:w="80" w:type="dxa"/>
+              <w:bottom w:w="80" w:type="dxa"/>
+              <w:left w:w="120" w:type="dxa"/>
+              <w:right w:w="120" w:type="dxa"/>
+            </w:tcMar>
+          </w:tcPr>
+          <w:p>
+            <w:pPr>
+              <w:spacing w:before="60" w:after="60" w:line="264" w:lineRule="auto"/>
+              <w:jc w:val="left"/>
+            </w:pPr>
+            <w:r/>
+            <w:r>
+              <w:rPr>
+                <w:rFonts w:ascii="Times New Roman" w:hAnsi="Times New Roman"/>
+                <w:b w:val="0"/>
+                <w:i w:val="0"/>
+                <w:color w:val="1E293B"/>
+                <w:sz w:val="18"/>
+                <w:rFonts w:ascii="Times New Roman" w:hAnsi="Times New Roman" w:cs="Times New Roman"/>
+              </w:rPr>
+              <w:t>LapakPay Wallet</w:t>
+            </w:r>
+          </w:p>
+        </w:tc>
+        <w:tc>
+          <w:tcPr>
+            <w:tcW w:type="dxa" w:w="3024"/>
+            <w:shd w:fill="F8FAFC"/>
+            <w:tcMar>
+              <w:top w:w="80" w:type="dxa"/>
+              <w:bottom w:w="80" w:type="dxa"/>
+              <w:left w:w="120" w:type="dxa"/>
+              <w:right w:w="120" w:type="dxa"/>
+            </w:tcMar>
+          </w:tcPr>
+          <w:p>
+            <w:pPr>
+              <w:spacing w:before="60" w:after="60" w:line="264" w:lineRule="auto"/>
+              <w:jc w:val="left"/>
+            </w:pPr>
+            <w:r/>
+            <w:r>
+              <w:rPr>
+                <w:rFonts w:ascii="Times New Roman" w:hAnsi="Times New Roman"/>
+                <w:b w:val="0"/>
+                <w:i w:val="0"/>
+                <w:color w:val="1E293B"/>
+                <w:sz w:val="18"/>
+                <w:rFonts w:ascii="Times New Roman" w:hAnsi="Times New Roman" w:cs="Times New Roman"/>
+              </w:rPr>
+              <w:t>Given: Saldo dompet LapakPay mahasiswa sebesar Rp250.000 dan tagihan pesanan Rp170.000.</w:t>
+              <w:br/>
+              <w:t>When: Mahasiswa memilih metode 'LapakPay' dan mengklik 'Bayar Sekarang'.</w:t>
+            </w:r>
+          </w:p>
+        </w:tc>
+        <w:tc>
+          <w:tcPr>
+            <w:tcW w:type="dxa" w:w="2592"/>
+            <w:shd w:fill="F8FAFC"/>
+            <w:tcMar>
+              <w:top w:w="80" w:type="dxa"/>
+              <w:bottom w:w="80" w:type="dxa"/>
+              <w:left w:w="120" w:type="dxa"/>
+              <w:right w:w="120" w:type="dxa"/>
+            </w:tcMar>
+          </w:tcPr>
+          <w:p>
+            <w:pPr>
+              <w:spacing w:before="60" w:after="60" w:line="264" w:lineRule="auto"/>
+              <w:jc w:val="left"/>
+            </w:pPr>
+            <w:r/>
+            <w:r>
+              <w:rPr>
+                <w:rFonts w:ascii="Times New Roman" w:hAnsi="Times New Roman"/>
+                <w:b w:val="0"/>
+                <w:i w:val="0"/>
+                <w:color w:val="1E293B"/>
+                <w:sz w:val="18"/>
+                <w:rFonts w:ascii="Times New Roman" w:hAnsi="Times New Roman" w:cs="Times New Roman"/>
+              </w:rPr>
+              <w:t>Then: Saldo berkurang menjadi Rp80.000 secara atomik, status pesanan beralih ke 'Paid', dan kode PIN 6 digit diterbitkan.</w:t>
+            </w:r>
+          </w:p>
+        </w:tc>
+      </w:tr>
+      <w:tr>
+        <w:tc>
+          <w:tcPr>
+            <w:tcW w:type="dxa" w:w="2592"/>
+            <w:shd w:fill="FFFFFF"/>
+            <w:tcMar>
+              <w:top w:w="80" w:type="dxa"/>
+              <w:bottom w:w="80" w:type="dxa"/>
+              <w:left w:w="120" w:type="dxa"/>
+              <w:right w:w="120" w:type="dxa"/>
+            </w:tcMar>
+          </w:tcPr>
+          <w:p>
+            <w:pPr>
+              <w:spacing w:before="60" w:after="60" w:line="264" w:lineRule="auto"/>
+              <w:jc w:val="center"/>
+            </w:pPr>
+            <w:r/>
+            <w:r>
+              <w:rPr>
+                <w:rFonts w:ascii="Times New Roman" w:hAnsi="Times New Roman"/>
+                <w:b w:val="0"/>
+                <w:i w:val="0"/>
+                <w:color w:val="1E293B"/>
+                <w:sz w:val="18"/>
+                <w:rFonts w:ascii="Times New Roman" w:hAnsi="Times New Roman" w:cs="Times New Roman"/>
+              </w:rPr>
+              <w:t>Skenario 3: Pembayaran Menggunakan Dynamic QRIS Escrow</w:t>
+            </w:r>
+          </w:p>
+        </w:tc>
+        <w:tc>
+          <w:tcPr>
+            <w:tcW w:type="dxa" w:w="1872"/>
+            <w:shd w:fill="FFFFFF"/>
+            <w:tcMar>
+              <w:top w:w="80" w:type="dxa"/>
+              <w:bottom w:w="80" w:type="dxa"/>
+              <w:left w:w="120" w:type="dxa"/>
+              <w:right w:w="120" w:type="dxa"/>
+            </w:tcMar>
+          </w:tcPr>
+          <w:p>
+            <w:pPr>
+              <w:spacing w:before="60" w:after="60" w:line="264" w:lineRule="auto"/>
+              <w:jc w:val="left"/>
+            </w:pPr>
+            <w:r/>
+            <w:r>
+              <w:rPr>
+                <w:rFonts w:ascii="Times New Roman" w:hAnsi="Times New Roman"/>
+                <w:b w:val="0"/>
+                <w:i w:val="0"/>
+                <w:color w:val="1E293B"/>
+                <w:sz w:val="18"/>
+                <w:rFonts w:ascii="Times New Roman" w:hAnsi="Times New Roman" w:cs="Times New Roman"/>
+              </w:rPr>
+              <w:t>QRIS Escrow Engine</w:t>
+            </w:r>
+          </w:p>
+        </w:tc>
+        <w:tc>
+          <w:tcPr>
+            <w:tcW w:type="dxa" w:w="3024"/>
+            <w:shd w:fill="FFFFFF"/>
+            <w:tcMar>
+              <w:top w:w="80" w:type="dxa"/>
+              <w:bottom w:w="80" w:type="dxa"/>
+              <w:left w:w="120" w:type="dxa"/>
+              <w:right w:w="120" w:type="dxa"/>
+            </w:tcMar>
+          </w:tcPr>
+          <w:p>
+            <w:pPr>
+              <w:spacing w:before="60" w:after="60" w:line="264" w:lineRule="auto"/>
+              <w:jc w:val="left"/>
+            </w:pPr>
+            <w:r/>
+            <w:r>
+              <w:rPr>
+                <w:rFonts w:ascii="Times New Roman" w:hAnsi="Times New Roman"/>
+                <w:b w:val="0"/>
+                <w:i w:val="0"/>
+                <w:color w:val="1E293B"/>
+                <w:sz w:val="18"/>
+                <w:rFonts w:ascii="Times New Roman" w:hAnsi="Times New Roman" w:cs="Times New Roman"/>
+              </w:rPr>
+              <w:t>Given: Mahasiswa tidak memiliki saldo dompet LapakPay yang cukup.</w:t>
+              <w:br/>
+              <w:t>When: Mahasiswa memilih metode 'QRIS Dynamic'.</w:t>
+            </w:r>
+          </w:p>
+        </w:tc>
+        <w:tc>
+          <w:tcPr>
+            <w:tcW w:type="dxa" w:w="2592"/>
+            <w:shd w:fill="FFFFFF"/>
+            <w:tcMar>
+              <w:top w:w="80" w:type="dxa"/>
+              <w:bottom w:w="80" w:type="dxa"/>
+              <w:left w:w="120" w:type="dxa"/>
+              <w:right w:w="120" w:type="dxa"/>
+            </w:tcMar>
+          </w:tcPr>
+          <w:p>
+            <w:pPr>
+              <w:spacing w:before="60" w:after="60" w:line="264" w:lineRule="auto"/>
+              <w:jc w:val="left"/>
+            </w:pPr>
+            <w:r/>
+            <w:r>
+              <w:rPr>
+                <w:rFonts w:ascii="Times New Roman" w:hAnsi="Times New Roman"/>
+                <w:b w:val="0"/>
+                <w:i w:val="0"/>
+                <w:color w:val="1E293B"/>
+                <w:sz w:val="18"/>
+                <w:rFonts w:ascii="Times New Roman" w:hAnsi="Times New Roman" w:cs="Times New Roman"/>
+              </w:rPr>
+              <w:t>Then: Sistem menghasilkan barcode QRIS dinamis bernilai tepat sesuai tagihan, memulai countdown 15 menit, dan memverifikasi mutasi.</w:t>
+            </w:r>
+          </w:p>
+        </w:tc>
+      </w:tr>
+      <w:tr>
+        <w:tc>
+          <w:tcPr>
+            <w:tcW w:type="dxa" w:w="2592"/>
+            <w:shd w:fill="F8FAFC"/>
+            <w:tcMar>
+              <w:top w:w="80" w:type="dxa"/>
+              <w:bottom w:w="80" w:type="dxa"/>
+              <w:left w:w="120" w:type="dxa"/>
+              <w:right w:w="120" w:type="dxa"/>
+            </w:tcMar>
+          </w:tcPr>
+          <w:p>
+            <w:pPr>
+              <w:spacing w:before="60" w:after="60" w:line="264" w:lineRule="auto"/>
+              <w:jc w:val="center"/>
+            </w:pPr>
+            <w:r/>
+            <w:r>
+              <w:rPr>
+                <w:rFonts w:ascii="Times New Roman" w:hAnsi="Times New Roman"/>
+                <w:b w:val="0"/>
+                <w:i w:val="0"/>
+                <w:color w:val="1E293B"/>
+                <w:sz w:val="18"/>
+                <w:rFonts w:ascii="Times New Roman" w:hAnsi="Times New Roman" w:cs="Times New Roman"/>
+              </w:rPr>
+              <w:t>Skenario 4: Konsultasi Cetak dengan Failover Otomatis</w:t>
+            </w:r>
+          </w:p>
+        </w:tc>
+        <w:tc>
+          <w:tcPr>
+            <w:tcW w:type="dxa" w:w="1872"/>
+            <w:shd w:fill="F8FAFC"/>
+            <w:tcMar>
+              <w:top w:w="80" w:type="dxa"/>
+              <w:bottom w:w="80" w:type="dxa"/>
+              <w:left w:w="120" w:type="dxa"/>
+              <w:right w:w="120" w:type="dxa"/>
+            </w:tcMar>
+          </w:tcPr>
+          <w:p>
+            <w:pPr>
+              <w:spacing w:before="60" w:after="60" w:line="264" w:lineRule="auto"/>
+              <w:jc w:val="left"/>
+            </w:pPr>
+            <w:r/>
+            <w:r>
+              <w:rPr>
+                <w:rFonts w:ascii="Times New Roman" w:hAnsi="Times New Roman"/>
+                <w:b w:val="0"/>
+                <w:i w:val="0"/>
+                <w:color w:val="1E293B"/>
+                <w:sz w:val="18"/>
+                <w:rFonts w:ascii="Times New Roman" w:hAnsi="Times New Roman" w:cs="Times New Roman"/>
+              </w:rPr>
+              <w:t>AI Studio / aiRouter</w:t>
+            </w:r>
+          </w:p>
+        </w:tc>
+        <w:tc>
+          <w:tcPr>
+            <w:tcW w:type="dxa" w:w="3024"/>
+            <w:shd w:fill="F8FAFC"/>
+            <w:tcMar>
+              <w:top w:w="80" w:type="dxa"/>
+              <w:bottom w:w="80" w:type="dxa"/>
+              <w:left w:w="120" w:type="dxa"/>
+              <w:right w:w="120" w:type="dxa"/>
+            </w:tcMar>
+          </w:tcPr>
+          <w:p>
+            <w:pPr>
+              <w:spacing w:before="60" w:after="60" w:line="264" w:lineRule="auto"/>
+              <w:jc w:val="left"/>
+            </w:pPr>
+            <w:r/>
+            <w:r>
+              <w:rPr>
+                <w:rFonts w:ascii="Times New Roman" w:hAnsi="Times New Roman"/>
+                <w:b w:val="0"/>
+                <w:i w:val="0"/>
+                <w:color w:val="1E293B"/>
+                <w:sz w:val="18"/>
+                <w:rFonts w:ascii="Times New Roman" w:hAnsi="Times New Roman" w:cs="Times New Roman"/>
+              </w:rPr>
+              <w:t>Given: Kuota primary provider 9router mencapai rate limit (HTTP 429).</w:t>
+              <w:br/>
+              <w:t>When: Mahasiswa mengirimkan pertanyaan konsultasi spesifikasi jilid.</w:t>
+            </w:r>
+          </w:p>
+        </w:tc>
+        <w:tc>
+          <w:tcPr>
+            <w:tcW w:type="dxa" w:w="2592"/>
+            <w:shd w:fill="F8FAFC"/>
+            <w:tcMar>
+              <w:top w:w="80" w:type="dxa"/>
+              <w:bottom w:w="80" w:type="dxa"/>
+              <w:left w:w="120" w:type="dxa"/>
+              <w:right w:w="120" w:type="dxa"/>
+            </w:tcMar>
+          </w:tcPr>
+          <w:p>
+            <w:pPr>
+              <w:spacing w:before="60" w:after="60" w:line="264" w:lineRule="auto"/>
+              <w:jc w:val="left"/>
+            </w:pPr>
+            <w:r/>
+            <w:r>
+              <w:rPr>
+                <w:rFonts w:ascii="Times New Roman" w:hAnsi="Times New Roman"/>
+                <w:b w:val="0"/>
+                <w:i w:val="0"/>
+                <w:color w:val="1E293B"/>
+                <w:sz w:val="18"/>
+                <w:rFonts w:ascii="Times New Roman" w:hAnsi="Times New Roman" w:cs="Times New Roman"/>
+              </w:rPr>
+              <w:t>Then: Router secara transparan mengalihkan permintaan ke xKiro Gateway dalam sub-detik tanpa memunculkan pesan kendala di layar.</w:t>
+            </w:r>
+          </w:p>
+        </w:tc>
+      </w:tr>
+      <w:tr>
+        <w:tc>
+          <w:tcPr>
+            <w:tcW w:type="dxa" w:w="2592"/>
+            <w:shd w:fill="FFFFFF"/>
+            <w:tcMar>
+              <w:top w:w="80" w:type="dxa"/>
+              <w:bottom w:w="80" w:type="dxa"/>
+              <w:left w:w="120" w:type="dxa"/>
+              <w:right w:w="120" w:type="dxa"/>
+            </w:tcMar>
+          </w:tcPr>
+          <w:p>
+            <w:pPr>
+              <w:spacing w:before="60" w:after="60" w:line="264" w:lineRule="auto"/>
+              <w:jc w:val="center"/>
+            </w:pPr>
+            <w:r/>
+            <w:r>
+              <w:rPr>
+                <w:rFonts w:ascii="Times New Roman" w:hAnsi="Times New Roman"/>
+                <w:b w:val="0"/>
+                <w:i w:val="0"/>
+                <w:color w:val="1E293B"/>
+                <w:sz w:val="18"/>
+                <w:rFonts w:ascii="Times New Roman" w:hAnsi="Times New Roman" w:cs="Times New Roman"/>
+              </w:rPr>
+              <w:t>Skenario 5: Pembaruan Status Produksi oleh Mitra Toko</w:t>
+            </w:r>
+          </w:p>
+        </w:tc>
+        <w:tc>
+          <w:tcPr>
+            <w:tcW w:type="dxa" w:w="1872"/>
+            <w:shd w:fill="FFFFFF"/>
+            <w:tcMar>
+              <w:top w:w="80" w:type="dxa"/>
+              <w:bottom w:w="80" w:type="dxa"/>
+              <w:left w:w="120" w:type="dxa"/>
+              <w:right w:w="120" w:type="dxa"/>
+            </w:tcMar>
+          </w:tcPr>
+          <w:p>
+            <w:pPr>
+              <w:spacing w:before="60" w:after="60" w:line="264" w:lineRule="auto"/>
+              <w:jc w:val="left"/>
+            </w:pPr>
+            <w:r/>
+            <w:r>
+              <w:rPr>
+                <w:rFonts w:ascii="Times New Roman" w:hAnsi="Times New Roman"/>
+                <w:b w:val="0"/>
+                <w:i w:val="0"/>
+                <w:color w:val="1E293B"/>
+                <w:sz w:val="18"/>
+                <w:rFonts w:ascii="Times New Roman" w:hAnsi="Times New Roman" w:cs="Times New Roman"/>
+              </w:rPr>
+              <w:t>Seller Dashboard</w:t>
+            </w:r>
+          </w:p>
+        </w:tc>
+        <w:tc>
+          <w:tcPr>
+            <w:tcW w:type="dxa" w:w="3024"/>
+            <w:shd w:fill="FFFFFF"/>
+            <w:tcMar>
+              <w:top w:w="80" w:type="dxa"/>
+              <w:bottom w:w="80" w:type="dxa"/>
+              <w:left w:w="120" w:type="dxa"/>
+              <w:right w:w="120" w:type="dxa"/>
+            </w:tcMar>
+          </w:tcPr>
+          <w:p>
+            <w:pPr>
+              <w:spacing w:before="60" w:after="60" w:line="264" w:lineRule="auto"/>
+              <w:jc w:val="left"/>
+            </w:pPr>
+            <w:r/>
+            <w:r>
+              <w:rPr>
+                <w:rFonts w:ascii="Times New Roman" w:hAnsi="Times New Roman"/>
+                <w:b w:val="0"/>
+                <w:i w:val="0"/>
+                <w:color w:val="1E293B"/>
+                <w:sz w:val="18"/>
+                <w:rFonts w:ascii="Times New Roman" w:hAnsi="Times New Roman" w:cs="Times New Roman"/>
+              </w:rPr>
+              <w:t>Given: Operator mitra toko menerima pesanan cetak skripsi berstatus 'Paid'.</w:t>
+              <w:br/>
+              <w:t>When: Operator mengklik 'Mulai Cetak' lalu 'Selesai Dicetak'.</w:t>
+            </w:r>
+          </w:p>
+        </w:tc>
+        <w:tc>
+          <w:tcPr>
+            <w:tcW w:type="dxa" w:w="2592"/>
+            <w:shd w:fill="FFFFFF"/>
+            <w:tcMar>
+              <w:top w:w="80" w:type="dxa"/>
+              <w:bottom w:w="80" w:type="dxa"/>
+              <w:left w:w="120" w:type="dxa"/>
+              <w:right w:w="120" w:type="dxa"/>
+            </w:tcMar>
+          </w:tcPr>
+          <w:p>
+            <w:pPr>
+              <w:spacing w:before="60" w:after="60" w:line="264" w:lineRule="auto"/>
+              <w:jc w:val="left"/>
+            </w:pPr>
+            <w:r/>
+            <w:r>
+              <w:rPr>
+                <w:rFonts w:ascii="Times New Roman" w:hAnsi="Times New Roman"/>
+                <w:b w:val="0"/>
+                <w:i w:val="0"/>
+                <w:color w:val="1E293B"/>
+                <w:sz w:val="18"/>
+                <w:rFonts w:ascii="Times New Roman" w:hAnsi="Times New Roman" w:cs="Times New Roman"/>
+              </w:rPr>
+              <w:t>Then: Status pesanan di HP mahasiswa langsung terupdate menjadi 'Ready for Pickup' disertai petunjuk loket pengambilan.</w:t>
+            </w:r>
+          </w:p>
+        </w:tc>
+      </w:tr>
+    </w:tbl>
+    <w:p>
+      <w:pPr>
+        <w:spacing w:before="40" w:after="120"/>
+      </w:pPr>
+    </w:p>
+    <w:p>
       <w:r>
         <w:br w:type="page"/>
       </w:r>
@@ -19734,60 +23418,58 @@
         <w:tc>
           <w:tcPr>
             <w:tcW w:type="dxa" w:w="9000"/>
-            <w:shd w:fill="F8FAFC"/>
-            <w:tcMar>
-              <w:top w:w="140" w:type="dxa"/>
-              <w:bottom w:w="140" w:type="dxa"/>
-              <w:left w:w="200" w:type="dxa"/>
-              <w:right w:w="200" w:type="dxa"/>
+            <w:shd w:fill="FFFFFF"/>
+            <w:tcMar>
+              <w:top w:w="80" w:type="dxa"/>
+              <w:bottom w:w="80" w:type="dxa"/>
+              <w:left w:w="80" w:type="dxa"/>
+              <w:right w:w="80" w:type="dxa"/>
             </w:tcMar>
             <w:tcBorders>
-              <w:top w:val="dashed" w:sz="6" w:space="0" w:color="94A3B8"/>
-              <w:left w:val="dashed" w:sz="6" w:space="0" w:color="94A3B8"/>
-              <w:bottom w:val="dashed" w:sz="6" w:space="0" w:color="94A3B8"/>
-              <w:right w:val="dashed" w:sz="6" w:space="0" w:color="94A3B8"/>
+              <w:top w:val="single" w:sz="6" w:space="0" w:color="CBD5E1"/>
+              <w:left w:val="single" w:sz="6" w:space="0" w:color="CBD5E1"/>
+              <w:bottom w:val="single" w:sz="6" w:space="0" w:color="CBD5E1"/>
+              <w:right w:val="single" w:sz="6" w:space="0" w:color="CBD5E1"/>
             </w:tcBorders>
           </w:tcPr>
           <w:p>
             <w:pPr>
-              <w:spacing w:before="240" w:after="80"/>
+              <w:spacing w:before="80" w:after="80"/>
               <w:jc w:val="center"/>
             </w:pPr>
             <w:r>
-              <w:rPr>
-                <w:rFonts w:ascii="Times New Roman" w:hAnsi="Times New Roman"/>
-                <w:b w:val="0"/>
-                <w:i w:val="0"/>
-                <w:color w:val="0F172A"/>
-                <w:sz w:val="40"/>
-                <w:rFonts w:ascii="Times New Roman" w:hAnsi="Times New Roman" w:cs="Times New Roman"/>
-              </w:rPr>
-              <w:t>📷</w:t>
-              <w:br/>
-            </w:r>
-            <w:r>
-              <w:rPr>
-                <w:rFonts w:ascii="Times New Roman" w:hAnsi="Times New Roman"/>
-                <w:b/>
-                <w:i w:val="0"/>
-                <w:color w:val="1E293B"/>
-                <w:sz w:val="22"/>
-                <w:rFonts w:ascii="Times New Roman" w:hAnsi="Times New Roman" w:cs="Times New Roman"/>
-              </w:rPr>
-              <w:t>[ TEMPELKAN TANGKAPAN LAYAR DI SINI ]</w:t>
-              <w:br/>
-            </w:r>
-            <w:r>
-              <w:rPr>
-                <w:rFonts w:ascii="Times New Roman" w:hAnsi="Times New Roman"/>
-                <w:b w:val="0"/>
-                <w:i/>
-                <w:color w:val="64748B"/>
-                <w:sz w:val="19"/>
-                <w:rFonts w:ascii="Times New Roman" w:hAnsi="Times New Roman" w:cs="Times New Roman"/>
-              </w:rPr>
-              <w:t>(Tangkapan layar browser membuka https://lapakprint-app.vercel.app menampilkan navigasi Shopee-style, kategori cetak tugas, dan banner promosi kampus.)</w:t>
-              <w:br/>
+              <w:drawing>
+                <wp:inline xmlns:a="http://schemas.openxmlformats.org/drawingml/2006/main" xmlns:pic="http://schemas.openxmlformats.org/drawingml/2006/picture">
+                  <wp:extent cx="5120640" cy="3200400"/>
+                  <wp:docPr id="1" name="Picture 1"/>
+                  <wp:cNvGraphicFramePr>
+                    <a:graphicFrameLocks noChangeAspect="1"/>
+                  </wp:cNvGraphicFramePr>
+                  <a:graphic>
+                    <a:graphicData uri="http://schemas.openxmlformats.org/drawingml/2006/picture">
+                      <pic:pic>
+                        <pic:nvPicPr>
+                          <pic:cNvPr id="0" name="screenshot_vercel_home.png"/>
+                          <pic:cNvPicPr/>
+                        </pic:nvPicPr>
+                        <pic:blipFill>
+                          <a:blip r:embed="rId10"/>
+                          <a:stretch>
+                            <a:fillRect/>
+                          </a:stretch>
+                        </pic:blipFill>
+                        <pic:spPr>
+                          <a:xfrm>
+                            <a:off x="0" y="0"/>
+                            <a:ext cx="5120640" cy="3200400"/>
+                          </a:xfrm>
+                          <a:prstGeom prst="rect"/>
+                        </pic:spPr>
+                      </pic:pic>
+                    </a:graphicData>
+                  </a:graphic>
+                </wp:inline>
+              </w:drawing>
             </w:r>
           </w:p>
         </w:tc>
@@ -19795,7 +23477,7 @@
     </w:tbl>
     <w:p>
       <w:pPr>
-        <w:spacing w:before="80" w:after="240"/>
+        <w:spacing w:before="120" w:after="40"/>
         <w:jc w:val="center"/>
       </w:pPr>
       <w:r>
@@ -19803,11 +23485,28 @@
           <w:rFonts w:ascii="Times New Roman" w:hAnsi="Times New Roman"/>
           <w:b/>
           <w:i w:val="0"/>
-          <w:color w:val="475569"/>
+          <w:color w:val="1E293B"/>
           <w:sz w:val="19"/>
           <w:rFonts w:ascii="Times New Roman" w:hAnsi="Times New Roman" w:cs="Times New Roman"/>
         </w:rPr>
         <w:t>Gambar 6.1: Antarmuka Beranda Web Production LapakPrint di Vercel</w:t>
+      </w:r>
+    </w:p>
+    <w:p>
+      <w:pPr>
+        <w:spacing w:before="0" w:after="240"/>
+        <w:jc w:val="center"/>
+      </w:pPr>
+      <w:r>
+        <w:rPr>
+          <w:rFonts w:ascii="Times New Roman" w:hAnsi="Times New Roman"/>
+          <w:b w:val="0"/>
+          <w:i/>
+          <w:color w:val="64748B"/>
+          <w:sz w:val="17"/>
+          <w:rFonts w:ascii="Times New Roman" w:hAnsi="Times New Roman" w:cs="Times New Roman"/>
+        </w:rPr>
+        <w:t>(Tangkapan layar browser membuka https://lapakprint-app.vercel.app menampilkan navigasi Shopee-style, kategori cetak tugas, dan banner promosi kampus.)</w:t>
       </w:r>
     </w:p>
     <w:tbl>
@@ -19823,60 +23522,58 @@
         <w:tc>
           <w:tcPr>
             <w:tcW w:type="dxa" w:w="9000"/>
-            <w:shd w:fill="F8FAFC"/>
-            <w:tcMar>
-              <w:top w:w="140" w:type="dxa"/>
-              <w:bottom w:w="140" w:type="dxa"/>
-              <w:left w:w="200" w:type="dxa"/>
-              <w:right w:w="200" w:type="dxa"/>
+            <w:shd w:fill="FFFFFF"/>
+            <w:tcMar>
+              <w:top w:w="80" w:type="dxa"/>
+              <w:bottom w:w="80" w:type="dxa"/>
+              <w:left w:w="80" w:type="dxa"/>
+              <w:right w:w="80" w:type="dxa"/>
             </w:tcMar>
             <w:tcBorders>
-              <w:top w:val="dashed" w:sz="6" w:space="0" w:color="94A3B8"/>
-              <w:left w:val="dashed" w:sz="6" w:space="0" w:color="94A3B8"/>
-              <w:bottom w:val="dashed" w:sz="6" w:space="0" w:color="94A3B8"/>
-              <w:right w:val="dashed" w:sz="6" w:space="0" w:color="94A3B8"/>
+              <w:top w:val="single" w:sz="6" w:space="0" w:color="CBD5E1"/>
+              <w:left w:val="single" w:sz="6" w:space="0" w:color="CBD5E1"/>
+              <w:bottom w:val="single" w:sz="6" w:space="0" w:color="CBD5E1"/>
+              <w:right w:val="single" w:sz="6" w:space="0" w:color="CBD5E1"/>
             </w:tcBorders>
           </w:tcPr>
           <w:p>
             <w:pPr>
-              <w:spacing w:before="240" w:after="80"/>
+              <w:spacing w:before="80" w:after="80"/>
               <w:jc w:val="center"/>
             </w:pPr>
             <w:r>
-              <w:rPr>
-                <w:rFonts w:ascii="Times New Roman" w:hAnsi="Times New Roman"/>
-                <w:b w:val="0"/>
-                <w:i w:val="0"/>
-                <w:color w:val="0F172A"/>
-                <w:sz w:val="40"/>
-                <w:rFonts w:ascii="Times New Roman" w:hAnsi="Times New Roman" w:cs="Times New Roman"/>
-              </w:rPr>
-              <w:t>📷</w:t>
-              <w:br/>
-            </w:r>
-            <w:r>
-              <w:rPr>
-                <w:rFonts w:ascii="Times New Roman" w:hAnsi="Times New Roman"/>
-                <w:b/>
-                <w:i w:val="0"/>
-                <w:color w:val="1E293B"/>
-                <w:sz w:val="22"/>
-                <w:rFonts w:ascii="Times New Roman" w:hAnsi="Times New Roman" w:cs="Times New Roman"/>
-              </w:rPr>
-              <w:t>[ TEMPELKAN TANGKAPAN LAYAR DI SINI ]</w:t>
-              <w:br/>
-            </w:r>
-            <w:r>
-              <w:rPr>
-                <w:rFonts w:ascii="Times New Roman" w:hAnsi="Times New Roman"/>
-                <w:b w:val="0"/>
-                <w:i/>
-                <w:color w:val="64748B"/>
-                <w:sz w:val="19"/>
-                <w:rFonts w:ascii="Times New Roman" w:hAnsi="Times New Roman" w:cs="Times New Roman"/>
-              </w:rPr>
-              <w:t>(Tangkapan layar interaktif saat pengguna memilih kertas 70/80 gsm, duplex bolak-balik, dan melihat estimasi harga terupdate otomatis.)</w:t>
-              <w:br/>
+              <w:drawing>
+                <wp:inline xmlns:a="http://schemas.openxmlformats.org/drawingml/2006/main" xmlns:pic="http://schemas.openxmlformats.org/drawingml/2006/picture">
+                  <wp:extent cx="2468880" cy="3471862"/>
+                  <wp:docPr id="2" name="Picture 2"/>
+                  <wp:cNvGraphicFramePr>
+                    <a:graphicFrameLocks noChangeAspect="1"/>
+                  </wp:cNvGraphicFramePr>
+                  <a:graphic>
+                    <a:graphicData uri="http://schemas.openxmlformats.org/drawingml/2006/picture">
+                      <pic:pic>
+                        <pic:nvPicPr>
+                          <pic:cNvPr id="0" name="screenshot_vercel_full.png"/>
+                          <pic:cNvPicPr/>
+                        </pic:nvPicPr>
+                        <pic:blipFill>
+                          <a:blip r:embed="rId11"/>
+                          <a:stretch>
+                            <a:fillRect/>
+                          </a:stretch>
+                        </pic:blipFill>
+                        <pic:spPr>
+                          <a:xfrm>
+                            <a:off x="0" y="0"/>
+                            <a:ext cx="2468880" cy="3471862"/>
+                          </a:xfrm>
+                          <a:prstGeom prst="rect"/>
+                        </pic:spPr>
+                      </pic:pic>
+                    </a:graphicData>
+                  </a:graphic>
+                </wp:inline>
+              </w:drawing>
             </w:r>
           </w:p>
         </w:tc>
@@ -19884,7 +23581,7 @@
     </w:tbl>
     <w:p>
       <w:pPr>
-        <w:spacing w:before="80" w:after="240"/>
+        <w:spacing w:before="120" w:after="40"/>
         <w:jc w:val="center"/>
       </w:pPr>
       <w:r>
@@ -19892,11 +23589,28 @@
           <w:rFonts w:ascii="Times New Roman" w:hAnsi="Times New Roman"/>
           <w:b/>
           <w:i w:val="0"/>
-          <w:color w:val="475569"/>
+          <w:color w:val="1E293B"/>
           <w:sz w:val="19"/>
           <w:rFonts w:ascii="Times New Roman" w:hAnsi="Times New Roman" w:cs="Times New Roman"/>
         </w:rPr>
-        <w:t>Gambar 6.2: Modal Kustomisasi Cetak Dokumen dan Kalkulator Gramatur Otomatis</w:t>
+        <w:t>Gambar 6.2: Katalog Produk Lengkap &amp; Formulir Pemesanan Cetak</w:t>
+      </w:r>
+    </w:p>
+    <w:p>
+      <w:pPr>
+        <w:spacing w:before="0" w:after="240"/>
+        <w:jc w:val="center"/>
+      </w:pPr>
+      <w:r>
+        <w:rPr>
+          <w:rFonts w:ascii="Times New Roman" w:hAnsi="Times New Roman"/>
+          <w:b w:val="0"/>
+          <w:i/>
+          <w:color w:val="64748B"/>
+          <w:sz w:val="17"/>
+          <w:rFonts w:ascii="Times New Roman" w:hAnsi="Times New Roman" w:cs="Times New Roman"/>
+        </w:rPr>
+        <w:t>(Tangkapan layar katalog layanan percetakan mahasiswa, estimasi biaya cetak, dan opsi spesifikasi dokumen.)</w:t>
       </w:r>
     </w:p>
     <w:tbl>
@@ -20179,60 +23893,58 @@
         <w:tc>
           <w:tcPr>
             <w:tcW w:type="dxa" w:w="9000"/>
-            <w:shd w:fill="F8FAFC"/>
-            <w:tcMar>
-              <w:top w:w="140" w:type="dxa"/>
-              <w:bottom w:w="140" w:type="dxa"/>
-              <w:left w:w="200" w:type="dxa"/>
-              <w:right w:w="200" w:type="dxa"/>
+            <w:shd w:fill="FFFFFF"/>
+            <w:tcMar>
+              <w:top w:w="80" w:type="dxa"/>
+              <w:bottom w:w="80" w:type="dxa"/>
+              <w:left w:w="80" w:type="dxa"/>
+              <w:right w:w="80" w:type="dxa"/>
             </w:tcMar>
             <w:tcBorders>
-              <w:top w:val="dashed" w:sz="6" w:space="0" w:color="94A3B8"/>
-              <w:left w:val="dashed" w:sz="6" w:space="0" w:color="94A3B8"/>
-              <w:bottom w:val="dashed" w:sz="6" w:space="0" w:color="94A3B8"/>
-              <w:right w:val="dashed" w:sz="6" w:space="0" w:color="94A3B8"/>
+              <w:top w:val="single" w:sz="6" w:space="0" w:color="CBD5E1"/>
+              <w:left w:val="single" w:sz="6" w:space="0" w:color="CBD5E1"/>
+              <w:bottom w:val="single" w:sz="6" w:space="0" w:color="CBD5E1"/>
+              <w:right w:val="single" w:sz="6" w:space="0" w:color="CBD5E1"/>
             </w:tcBorders>
           </w:tcPr>
           <w:p>
             <w:pPr>
-              <w:spacing w:before="240" w:after="80"/>
+              <w:spacing w:before="80" w:after="80"/>
               <w:jc w:val="center"/>
             </w:pPr>
             <w:r>
-              <w:rPr>
-                <w:rFonts w:ascii="Times New Roman" w:hAnsi="Times New Roman"/>
-                <w:b w:val="0"/>
-                <w:i w:val="0"/>
-                <w:color w:val="0F172A"/>
-                <w:sz w:val="40"/>
-                <w:rFonts w:ascii="Times New Roman" w:hAnsi="Times New Roman" w:cs="Times New Roman"/>
-              </w:rPr>
-              <w:t>📷</w:t>
-              <w:br/>
-            </w:r>
-            <w:r>
-              <w:rPr>
-                <w:rFonts w:ascii="Times New Roman" w:hAnsi="Times New Roman"/>
-                <w:b/>
-                <w:i w:val="0"/>
-                <w:color w:val="1E293B"/>
-                <w:sz w:val="22"/>
-                <w:rFonts w:ascii="Times New Roman" w:hAnsi="Times New Roman" w:cs="Times New Roman"/>
-              </w:rPr>
-              <w:t>[ TEMPELKAN TANGKAPAN LAYAR DI SINI ]</w:t>
-              <w:br/>
-            </w:r>
-            <w:r>
-              <w:rPr>
-                <w:rFonts w:ascii="Times New Roman" w:hAnsi="Times New Roman"/>
-                <w:b w:val="0"/>
-                <w:i/>
-                <w:color w:val="64748B"/>
-                <w:sz w:val="19"/>
-                <w:rFonts w:ascii="Times New Roman" w:hAnsi="Times New Roman" w:cs="Times New Roman"/>
-              </w:rPr>
-              <w:t>(Foto atau tangkapan layar ponsel fisik Android yang menjalankan aplikasi LapakPrint secara mandiri berbasis Capacitor.)</w:t>
-              <w:br/>
+              <w:drawing>
+                <wp:inline xmlns:a="http://schemas.openxmlformats.org/drawingml/2006/main" xmlns:pic="http://schemas.openxmlformats.org/drawingml/2006/picture">
+                  <wp:extent cx="2468880" cy="5342910"/>
+                  <wp:docPr id="3" name="Picture 3"/>
+                  <wp:cNvGraphicFramePr>
+                    <a:graphicFrameLocks noChangeAspect="1"/>
+                  </wp:cNvGraphicFramePr>
+                  <a:graphic>
+                    <a:graphicData uri="http://schemas.openxmlformats.org/drawingml/2006/picture">
+                      <pic:pic>
+                        <pic:nvPicPr>
+                          <pic:cNvPr id="0" name="screenshot_mobile_home.png"/>
+                          <pic:cNvPicPr/>
+                        </pic:nvPicPr>
+                        <pic:blipFill>
+                          <a:blip r:embed="rId12"/>
+                          <a:stretch>
+                            <a:fillRect/>
+                          </a:stretch>
+                        </pic:blipFill>
+                        <pic:spPr>
+                          <a:xfrm>
+                            <a:off x="0" y="0"/>
+                            <a:ext cx="2468880" cy="5342910"/>
+                          </a:xfrm>
+                          <a:prstGeom prst="rect"/>
+                        </pic:spPr>
+                      </pic:pic>
+                    </a:graphicData>
+                  </a:graphic>
+                </wp:inline>
+              </w:drawing>
             </w:r>
           </w:p>
         </w:tc>
@@ -20240,7 +23952,7 @@
     </w:tbl>
     <w:p>
       <w:pPr>
-        <w:spacing w:before="80" w:after="240"/>
+        <w:spacing w:before="120" w:after="40"/>
         <w:jc w:val="center"/>
       </w:pPr>
       <w:r>
@@ -20248,11 +23960,28 @@
           <w:rFonts w:ascii="Times New Roman" w:hAnsi="Times New Roman"/>
           <w:b/>
           <w:i w:val="0"/>
-          <w:color w:val="475569"/>
+          <w:color w:val="1E293B"/>
           <w:sz w:val="19"/>
           <w:rFonts w:ascii="Times New Roman" w:hAnsi="Times New Roman" w:cs="Times New Roman"/>
         </w:rPr>
         <w:t>Gambar 6.6: Tampilan Aplikasi Native Android LapakPrint.apk Terpasang di Smartphone Fisik</w:t>
+      </w:r>
+    </w:p>
+    <w:p>
+      <w:pPr>
+        <w:spacing w:before="0" w:after="240"/>
+        <w:jc w:val="center"/>
+      </w:pPr>
+      <w:r>
+        <w:rPr>
+          <w:rFonts w:ascii="Times New Roman" w:hAnsi="Times New Roman"/>
+          <w:b w:val="0"/>
+          <w:i/>
+          <w:color w:val="64748B"/>
+          <w:sz w:val="17"/>
+          <w:rFonts w:ascii="Times New Roman" w:hAnsi="Times New Roman" w:cs="Times New Roman"/>
+        </w:rPr>
+        <w:t>(Tangkapan layar ponsel Android fisik yang menjalankan aplikasi LapakPrint secara mandiri berbasis Capacitor SDK 36.)</w:t>
       </w:r>
     </w:p>
     <w:tbl>
@@ -20268,60 +23997,58 @@
         <w:tc>
           <w:tcPr>
             <w:tcW w:type="dxa" w:w="9000"/>
-            <w:shd w:fill="F8FAFC"/>
-            <w:tcMar>
-              <w:top w:w="140" w:type="dxa"/>
-              <w:bottom w:w="140" w:type="dxa"/>
-              <w:left w:w="200" w:type="dxa"/>
-              <w:right w:w="200" w:type="dxa"/>
+            <w:shd w:fill="FFFFFF"/>
+            <w:tcMar>
+              <w:top w:w="80" w:type="dxa"/>
+              <w:bottom w:w="80" w:type="dxa"/>
+              <w:left w:w="80" w:type="dxa"/>
+              <w:right w:w="80" w:type="dxa"/>
             </w:tcMar>
             <w:tcBorders>
-              <w:top w:val="dashed" w:sz="6" w:space="0" w:color="94A3B8"/>
-              <w:left w:val="dashed" w:sz="6" w:space="0" w:color="94A3B8"/>
-              <w:bottom w:val="dashed" w:sz="6" w:space="0" w:color="94A3B8"/>
-              <w:right w:val="dashed" w:sz="6" w:space="0" w:color="94A3B8"/>
+              <w:top w:val="single" w:sz="6" w:space="0" w:color="CBD5E1"/>
+              <w:left w:val="single" w:sz="6" w:space="0" w:color="CBD5E1"/>
+              <w:bottom w:val="single" w:sz="6" w:space="0" w:color="CBD5E1"/>
+              <w:right w:val="single" w:sz="6" w:space="0" w:color="CBD5E1"/>
             </w:tcBorders>
           </w:tcPr>
           <w:p>
             <w:pPr>
-              <w:spacing w:before="240" w:after="80"/>
+              <w:spacing w:before="80" w:after="80"/>
               <w:jc w:val="center"/>
             </w:pPr>
             <w:r>
-              <w:rPr>
-                <w:rFonts w:ascii="Times New Roman" w:hAnsi="Times New Roman"/>
-                <w:b w:val="0"/>
-                <w:i w:val="0"/>
-                <w:color w:val="0F172A"/>
-                <w:sz w:val="40"/>
-                <w:rFonts w:ascii="Times New Roman" w:hAnsi="Times New Roman" w:cs="Times New Roman"/>
-              </w:rPr>
-              <w:t>📷</w:t>
-              <w:br/>
-            </w:r>
-            <w:r>
-              <w:rPr>
-                <w:rFonts w:ascii="Times New Roman" w:hAnsi="Times New Roman"/>
-                <w:b/>
-                <w:i w:val="0"/>
-                <w:color w:val="1E293B"/>
-                <w:sz w:val="22"/>
-                <w:rFonts w:ascii="Times New Roman" w:hAnsi="Times New Roman" w:cs="Times New Roman"/>
-              </w:rPr>
-              <w:t>[ TEMPELKAN TANGKAPAN LAYAR DI SINI ]</w:t>
-              <w:br/>
-            </w:r>
-            <w:r>
-              <w:rPr>
-                <w:rFonts w:ascii="Times New Roman" w:hAnsi="Times New Roman"/>
-                <w:b w:val="0"/>
-                <w:i/>
-                <w:color w:val="64748B"/>
-                <w:sz w:val="19"/>
-                <w:rFonts w:ascii="Times New Roman" w:hAnsi="Times New Roman" w:cs="Times New Roman"/>
-              </w:rPr>
-              <w:t>(Tangkapan layar Docker Desktop yang memperlihatkan 4 container hijau: hermes-service, nine-router, hermes-webui, dan ngrok.)</w:t>
-              <w:br/>
+              <w:drawing>
+                <wp:inline xmlns:a="http://schemas.openxmlformats.org/drawingml/2006/main" xmlns:pic="http://schemas.openxmlformats.org/drawingml/2006/picture">
+                  <wp:extent cx="5120640" cy="2880360"/>
+                  <wp:docPr id="4" name="Picture 4"/>
+                  <wp:cNvGraphicFramePr>
+                    <a:graphicFrameLocks noChangeAspect="1"/>
+                  </wp:cNvGraphicFramePr>
+                  <a:graphic>
+                    <a:graphicData uri="http://schemas.openxmlformats.org/drawingml/2006/picture">
+                      <pic:pic>
+                        <pic:nvPicPr>
+                          <pic:cNvPr id="0" name="Docker terhadap Ngrok, Hermes, dan 9router.png"/>
+                          <pic:cNvPicPr/>
+                        </pic:nvPicPr>
+                        <pic:blipFill>
+                          <a:blip r:embed="rId13"/>
+                          <a:stretch>
+                            <a:fillRect/>
+                          </a:stretch>
+                        </pic:blipFill>
+                        <pic:spPr>
+                          <a:xfrm>
+                            <a:off x="0" y="0"/>
+                            <a:ext cx="5120640" cy="2880360"/>
+                          </a:xfrm>
+                          <a:prstGeom prst="rect"/>
+                        </pic:spPr>
+                      </pic:pic>
+                    </a:graphicData>
+                  </a:graphic>
+                </wp:inline>
+              </w:drawing>
             </w:r>
           </w:p>
         </w:tc>
@@ -20329,7 +24056,7 @@
     </w:tbl>
     <w:p>
       <w:pPr>
-        <w:spacing w:before="80" w:after="240"/>
+        <w:spacing w:before="120" w:after="40"/>
         <w:jc w:val="center"/>
       </w:pPr>
       <w:r>
@@ -20337,11 +24064,28 @@
           <w:rFonts w:ascii="Times New Roman" w:hAnsi="Times New Roman"/>
           <w:b/>
           <w:i w:val="0"/>
-          <w:color w:val="475569"/>
+          <w:color w:val="1E293B"/>
           <w:sz w:val="19"/>
           <w:rFonts w:ascii="Times New Roman" w:hAnsi="Times New Roman" w:cs="Times New Roman"/>
         </w:rPr>
         <w:t>Gambar 6.7: Kluster 4 Kontainer Aktif di Aplikasi Docker Desktop (Grup lapakprint)</w:t>
+      </w:r>
+    </w:p>
+    <w:p>
+      <w:pPr>
+        <w:spacing w:before="0" w:after="240"/>
+        <w:jc w:val="center"/>
+      </w:pPr>
+      <w:r>
+        <w:rPr>
+          <w:rFonts w:ascii="Times New Roman" w:hAnsi="Times New Roman"/>
+          <w:b w:val="0"/>
+          <w:i/>
+          <w:color w:val="64748B"/>
+          <w:sz w:val="17"/>
+          <w:rFonts w:ascii="Times New Roman" w:hAnsi="Times New Roman" w:cs="Times New Roman"/>
+        </w:rPr>
+        <w:t>(Tangkapan layar Docker Desktop yang memperlihatkan 4 container hijau: hermes-service, nine-router, hermes-webui, dan ngrok.)</w:t>
       </w:r>
     </w:p>
     <w:tbl>
@@ -20357,60 +24101,58 @@
         <w:tc>
           <w:tcPr>
             <w:tcW w:type="dxa" w:w="9000"/>
-            <w:shd w:fill="F8FAFC"/>
-            <w:tcMar>
-              <w:top w:w="140" w:type="dxa"/>
-              <w:bottom w:w="140" w:type="dxa"/>
-              <w:left w:w="200" w:type="dxa"/>
-              <w:right w:w="200" w:type="dxa"/>
+            <w:shd w:fill="FFFFFF"/>
+            <w:tcMar>
+              <w:top w:w="80" w:type="dxa"/>
+              <w:bottom w:w="80" w:type="dxa"/>
+              <w:left w:w="80" w:type="dxa"/>
+              <w:right w:w="80" w:type="dxa"/>
             </w:tcMar>
             <w:tcBorders>
-              <w:top w:val="dashed" w:sz="6" w:space="0" w:color="94A3B8"/>
-              <w:left w:val="dashed" w:sz="6" w:space="0" w:color="94A3B8"/>
-              <w:bottom w:val="dashed" w:sz="6" w:space="0" w:color="94A3B8"/>
-              <w:right w:val="dashed" w:sz="6" w:space="0" w:color="94A3B8"/>
+              <w:top w:val="single" w:sz="6" w:space="0" w:color="CBD5E1"/>
+              <w:left w:val="single" w:sz="6" w:space="0" w:color="CBD5E1"/>
+              <w:bottom w:val="single" w:sz="6" w:space="0" w:color="CBD5E1"/>
+              <w:right w:val="single" w:sz="6" w:space="0" w:color="CBD5E1"/>
             </w:tcBorders>
           </w:tcPr>
           <w:p>
             <w:pPr>
-              <w:spacing w:before="240" w:after="80"/>
+              <w:spacing w:before="80" w:after="80"/>
               <w:jc w:val="center"/>
             </w:pPr>
             <w:r>
-              <w:rPr>
-                <w:rFonts w:ascii="Times New Roman" w:hAnsi="Times New Roman"/>
-                <w:b w:val="0"/>
-                <w:i w:val="0"/>
-                <w:color w:val="0F172A"/>
-                <w:sz w:val="40"/>
-                <w:rFonts w:ascii="Times New Roman" w:hAnsi="Times New Roman" w:cs="Times New Roman"/>
-              </w:rPr>
-              <w:t>📷</w:t>
-              <w:br/>
-            </w:r>
-            <w:r>
-              <w:rPr>
-                <w:rFonts w:ascii="Times New Roman" w:hAnsi="Times New Roman"/>
-                <w:b/>
-                <w:i w:val="0"/>
-                <w:color w:val="1E293B"/>
-                <w:sz w:val="22"/>
-                <w:rFonts w:ascii="Times New Roman" w:hAnsi="Times New Roman" w:cs="Times New Roman"/>
-              </w:rPr>
-              <w:t>[ TEMPELKAN TANGKAPAN LAYAR DI SINI ]</w:t>
-              <w:br/>
-            </w:r>
-            <w:r>
-              <w:rPr>
-                <w:rFonts w:ascii="Times New Roman" w:hAnsi="Times New Roman"/>
-                <w:b w:val="0"/>
-                <w:i/>
-                <w:color w:val="64748B"/>
-                <w:sz w:val="19"/>
-                <w:rFonts w:ascii="Times New Roman" w:hAnsi="Times New Roman" w:cs="Times New Roman"/>
-              </w:rPr>
-              <w:t>(Tangkapan layar antarmuka 9router di localhost:20129 menampilkan akun ladderazulza@gmail.com berstatus Active dan OAuth.)</w:t>
-              <w:br/>
+              <w:drawing>
+                <wp:inline xmlns:a="http://schemas.openxmlformats.org/drawingml/2006/main" xmlns:pic="http://schemas.openxmlformats.org/drawingml/2006/picture">
+                  <wp:extent cx="5120640" cy="3200400"/>
+                  <wp:docPr id="5" name="Picture 5"/>
+                  <wp:cNvGraphicFramePr>
+                    <a:graphicFrameLocks noChangeAspect="1"/>
+                  </wp:cNvGraphicFramePr>
+                  <a:graphic>
+                    <a:graphicData uri="http://schemas.openxmlformats.org/drawingml/2006/picture">
+                      <pic:pic>
+                        <pic:nvPicPr>
+                          <pic:cNvPr id="0" name="screenshot_9router_20129.png"/>
+                          <pic:cNvPicPr/>
+                        </pic:nvPicPr>
+                        <pic:blipFill>
+                          <a:blip r:embed="rId14"/>
+                          <a:stretch>
+                            <a:fillRect/>
+                          </a:stretch>
+                        </pic:blipFill>
+                        <pic:spPr>
+                          <a:xfrm>
+                            <a:off x="0" y="0"/>
+                            <a:ext cx="5120640" cy="3200400"/>
+                          </a:xfrm>
+                          <a:prstGeom prst="rect"/>
+                        </pic:spPr>
+                      </pic:pic>
+                    </a:graphicData>
+                  </a:graphic>
+                </wp:inline>
+              </w:drawing>
             </w:r>
           </w:p>
         </w:tc>
@@ -20418,7 +24160,7 @@
     </w:tbl>
     <w:p>
       <w:pPr>
-        <w:spacing w:before="80" w:after="240"/>
+        <w:spacing w:before="120" w:after="40"/>
         <w:jc w:val="center"/>
       </w:pPr>
       <w:r>
@@ -20426,11 +24168,28 @@
           <w:rFonts w:ascii="Times New Roman" w:hAnsi="Times New Roman"/>
           <w:b/>
           <w:i w:val="0"/>
-          <w:color w:val="475569"/>
+          <w:color w:val="1E293B"/>
           <w:sz w:val="19"/>
           <w:rFonts w:ascii="Times New Roman" w:hAnsi="Times New Roman" w:cs="Times New Roman"/>
         </w:rPr>
         <w:t>Gambar 6.8: Dashboard 9router Menampilkan Status Akun Google Antigravity OAuth Active</w:t>
+      </w:r>
+    </w:p>
+    <w:p>
+      <w:pPr>
+        <w:spacing w:before="0" w:after="240"/>
+        <w:jc w:val="center"/>
+      </w:pPr>
+      <w:r>
+        <w:rPr>
+          <w:rFonts w:ascii="Times New Roman" w:hAnsi="Times New Roman"/>
+          <w:b w:val="0"/>
+          <w:i/>
+          <w:color w:val="64748B"/>
+          <w:sz w:val="17"/>
+          <w:rFonts w:ascii="Times New Roman" w:hAnsi="Times New Roman" w:cs="Times New Roman"/>
+        </w:rPr>
+        <w:t>(Tangkapan layar antarmuka 9router di localhost:20129 menampilkan akun ladderazulza@gmail.com berstatus Active dan OAuth.)</w:t>
       </w:r>
     </w:p>
     <w:tbl>
@@ -20446,60 +24205,58 @@
         <w:tc>
           <w:tcPr>
             <w:tcW w:type="dxa" w:w="9000"/>
-            <w:shd w:fill="F8FAFC"/>
-            <w:tcMar>
-              <w:top w:w="140" w:type="dxa"/>
-              <w:bottom w:w="140" w:type="dxa"/>
-              <w:left w:w="200" w:type="dxa"/>
-              <w:right w:w="200" w:type="dxa"/>
+            <w:shd w:fill="FFFFFF"/>
+            <w:tcMar>
+              <w:top w:w="80" w:type="dxa"/>
+              <w:bottom w:w="80" w:type="dxa"/>
+              <w:left w:w="80" w:type="dxa"/>
+              <w:right w:w="80" w:type="dxa"/>
             </w:tcMar>
             <w:tcBorders>
-              <w:top w:val="dashed" w:sz="6" w:space="0" w:color="94A3B8"/>
-              <w:left w:val="dashed" w:sz="6" w:space="0" w:color="94A3B8"/>
-              <w:bottom w:val="dashed" w:sz="6" w:space="0" w:color="94A3B8"/>
-              <w:right w:val="dashed" w:sz="6" w:space="0" w:color="94A3B8"/>
+              <w:top w:val="single" w:sz="6" w:space="0" w:color="CBD5E1"/>
+              <w:left w:val="single" w:sz="6" w:space="0" w:color="CBD5E1"/>
+              <w:bottom w:val="single" w:sz="6" w:space="0" w:color="CBD5E1"/>
+              <w:right w:val="single" w:sz="6" w:space="0" w:color="CBD5E1"/>
             </w:tcBorders>
           </w:tcPr>
           <w:p>
             <w:pPr>
-              <w:spacing w:before="240" w:after="80"/>
+              <w:spacing w:before="80" w:after="80"/>
               <w:jc w:val="center"/>
             </w:pPr>
             <w:r>
-              <w:rPr>
-                <w:rFonts w:ascii="Times New Roman" w:hAnsi="Times New Roman"/>
-                <w:b w:val="0"/>
-                <w:i w:val="0"/>
-                <w:color w:val="0F172A"/>
-                <w:sz w:val="40"/>
-                <w:rFonts w:ascii="Times New Roman" w:hAnsi="Times New Roman" w:cs="Times New Roman"/>
-              </w:rPr>
-              <w:t>📷</w:t>
-              <w:br/>
-            </w:r>
-            <w:r>
-              <w:rPr>
-                <w:rFonts w:ascii="Times New Roman" w:hAnsi="Times New Roman"/>
-                <w:b/>
-                <w:i w:val="0"/>
-                <w:color w:val="1E293B"/>
-                <w:sz w:val="22"/>
-                <w:rFonts w:ascii="Times New Roman" w:hAnsi="Times New Roman" w:cs="Times New Roman"/>
-              </w:rPr>
-              <w:t>[ TEMPELKAN TANGKAPAN LAYAR DI SINI ]</w:t>
-              <w:br/>
-            </w:r>
-            <w:r>
-              <w:rPr>
-                <w:rFonts w:ascii="Times New Roman" w:hAnsi="Times New Roman"/>
-                <w:b w:val="0"/>
-                <w:i/>
-                <w:color w:val="64748B"/>
-                <w:sz w:val="19"/>
-                <w:rFonts w:ascii="Times New Roman" w:hAnsi="Times New Roman" w:cs="Times New Roman"/>
-              </w:rPr>
-              <w:t>(Tangkapan layar antarmuka obrolan bergaya ChatGPT di localhost:8080 terhubung ke gateway internal 9router.)</w:t>
-              <w:br/>
+              <w:drawing>
+                <wp:inline xmlns:a="http://schemas.openxmlformats.org/drawingml/2006/main" xmlns:pic="http://schemas.openxmlformats.org/drawingml/2006/picture">
+                  <wp:extent cx="5120640" cy="2531516"/>
+                  <wp:docPr id="6" name="Picture 6"/>
+                  <wp:cNvGraphicFramePr>
+                    <a:graphicFrameLocks noChangeAspect="1"/>
+                  </wp:cNvGraphicFramePr>
+                  <a:graphic>
+                    <a:graphicData uri="http://schemas.openxmlformats.org/drawingml/2006/picture">
+                      <pic:pic>
+                        <pic:nvPicPr>
+                          <pic:cNvPr id="0" name="Hermes terintegrasi docker.png"/>
+                          <pic:cNvPicPr/>
+                        </pic:nvPicPr>
+                        <pic:blipFill>
+                          <a:blip r:embed="rId15"/>
+                          <a:stretch>
+                            <a:fillRect/>
+                          </a:stretch>
+                        </pic:blipFill>
+                        <pic:spPr>
+                          <a:xfrm>
+                            <a:off x="0" y="0"/>
+                            <a:ext cx="5120640" cy="2531516"/>
+                          </a:xfrm>
+                          <a:prstGeom prst="rect"/>
+                        </pic:spPr>
+                      </pic:pic>
+                    </a:graphicData>
+                  </a:graphic>
+                </wp:inline>
+              </w:drawing>
             </w:r>
           </w:p>
         </w:tc>
@@ -20507,7 +24264,7 @@
     </w:tbl>
     <w:p>
       <w:pPr>
-        <w:spacing w:before="80" w:after="240"/>
+        <w:spacing w:before="120" w:after="40"/>
         <w:jc w:val="center"/>
       </w:pPr>
       <w:r>
@@ -20515,11 +24272,28 @@
           <w:rFonts w:ascii="Times New Roman" w:hAnsi="Times New Roman"/>
           <w:b/>
           <w:i w:val="0"/>
-          <w:color w:val="475569"/>
+          <w:color w:val="1E293B"/>
           <w:sz w:val="19"/>
           <w:rFonts w:ascii="Times New Roman" w:hAnsi="Times New Roman" w:cs="Times New Roman"/>
         </w:rPr>
         <w:t>Gambar 6.9: Antarmuka LapakPrint Hermes AI Studio (Open WebUI Port 8080)</w:t>
+      </w:r>
+    </w:p>
+    <w:p>
+      <w:pPr>
+        <w:spacing w:before="0" w:after="240"/>
+        <w:jc w:val="center"/>
+      </w:pPr>
+      <w:r>
+        <w:rPr>
+          <w:rFonts w:ascii="Times New Roman" w:hAnsi="Times New Roman"/>
+          <w:b w:val="0"/>
+          <w:i/>
+          <w:color w:val="64748B"/>
+          <w:sz w:val="17"/>
+          <w:rFonts w:ascii="Times New Roman" w:hAnsi="Times New Roman" w:cs="Times New Roman"/>
+        </w:rPr>
+        <w:t>(Tangkapan layar antarmuka obrolan bergaya ChatGPT di localhost:8080 terhubung ke gateway internal 9router.)</w:t>
       </w:r>
     </w:p>
     <w:tbl>
@@ -20535,60 +24309,58 @@
         <w:tc>
           <w:tcPr>
             <w:tcW w:type="dxa" w:w="9000"/>
-            <w:shd w:fill="F8FAFC"/>
-            <w:tcMar>
-              <w:top w:w="140" w:type="dxa"/>
-              <w:bottom w:w="140" w:type="dxa"/>
-              <w:left w:w="200" w:type="dxa"/>
-              <w:right w:w="200" w:type="dxa"/>
+            <w:shd w:fill="FFFFFF"/>
+            <w:tcMar>
+              <w:top w:w="80" w:type="dxa"/>
+              <w:bottom w:w="80" w:type="dxa"/>
+              <w:left w:w="80" w:type="dxa"/>
+              <w:right w:w="80" w:type="dxa"/>
             </w:tcMar>
             <w:tcBorders>
-              <w:top w:val="dashed" w:sz="6" w:space="0" w:color="94A3B8"/>
-              <w:left w:val="dashed" w:sz="6" w:space="0" w:color="94A3B8"/>
-              <w:bottom w:val="dashed" w:sz="6" w:space="0" w:color="94A3B8"/>
-              <w:right w:val="dashed" w:sz="6" w:space="0" w:color="94A3B8"/>
+              <w:top w:val="single" w:sz="6" w:space="0" w:color="CBD5E1"/>
+              <w:left w:val="single" w:sz="6" w:space="0" w:color="CBD5E1"/>
+              <w:bottom w:val="single" w:sz="6" w:space="0" w:color="CBD5E1"/>
+              <w:right w:val="single" w:sz="6" w:space="0" w:color="CBD5E1"/>
             </w:tcBorders>
           </w:tcPr>
           <w:p>
             <w:pPr>
-              <w:spacing w:before="240" w:after="80"/>
+              <w:spacing w:before="80" w:after="80"/>
               <w:jc w:val="center"/>
             </w:pPr>
             <w:r>
-              <w:rPr>
-                <w:rFonts w:ascii="Times New Roman" w:hAnsi="Times New Roman"/>
-                <w:b w:val="0"/>
-                <w:i w:val="0"/>
-                <w:color w:val="0F172A"/>
-                <w:sz w:val="40"/>
-                <w:rFonts w:ascii="Times New Roman" w:hAnsi="Times New Roman" w:cs="Times New Roman"/>
-              </w:rPr>
-              <w:t>📷</w:t>
-              <w:br/>
-            </w:r>
-            <w:r>
-              <w:rPr>
-                <w:rFonts w:ascii="Times New Roman" w:hAnsi="Times New Roman"/>
-                <w:b/>
-                <w:i w:val="0"/>
-                <w:color w:val="1E293B"/>
-                <w:sz w:val="22"/>
-                <w:rFonts w:ascii="Times New Roman" w:hAnsi="Times New Roman" w:cs="Times New Roman"/>
-              </w:rPr>
-              <w:t>[ TEMPELKAN TANGKAPAN LAYAR DI SINI ]</w:t>
-              <w:br/>
-            </w:r>
-            <w:r>
-              <w:rPr>
-                <w:rFonts w:ascii="Times New Roman" w:hAnsi="Times New Roman"/>
-                <w:b w:val="0"/>
-                <w:i/>
-                <w:color w:val="64748B"/>
-                <w:sz w:val="19"/>
-                <w:rFonts w:ascii="Times New Roman" w:hAnsi="Times New Roman" w:cs="Times New Roman"/>
-              </w:rPr>
-              <w:t>(Tangkapan layar jawaban AI di Open WebUI yang memperlihatkan status 'Berpikir selama 7 detik' dan solusi percetakan komprehensif.)</w:t>
-              <w:br/>
+              <w:drawing>
+                <wp:inline xmlns:a="http://schemas.openxmlformats.org/drawingml/2006/main" xmlns:pic="http://schemas.openxmlformats.org/drawingml/2006/picture">
+                  <wp:extent cx="5120640" cy="3200400"/>
+                  <wp:docPr id="7" name="Picture 7"/>
+                  <wp:cNvGraphicFramePr>
+                    <a:graphicFrameLocks noChangeAspect="1"/>
+                  </wp:cNvGraphicFramePr>
+                  <a:graphic>
+                    <a:graphicData uri="http://schemas.openxmlformats.org/drawingml/2006/picture">
+                      <pic:pic>
+                        <pic:nvPicPr>
+                          <pic:cNvPr id="0" name="screenshot_webui_8080.png"/>
+                          <pic:cNvPicPr/>
+                        </pic:nvPicPr>
+                        <pic:blipFill>
+                          <a:blip r:embed="rId16"/>
+                          <a:stretch>
+                            <a:fillRect/>
+                          </a:stretch>
+                        </pic:blipFill>
+                        <pic:spPr>
+                          <a:xfrm>
+                            <a:off x="0" y="0"/>
+                            <a:ext cx="5120640" cy="3200400"/>
+                          </a:xfrm>
+                          <a:prstGeom prst="rect"/>
+                        </pic:spPr>
+                      </pic:pic>
+                    </a:graphicData>
+                  </a:graphic>
+                </wp:inline>
+              </w:drawing>
             </w:r>
           </w:p>
         </w:tc>
@@ -20596,7 +24368,7 @@
     </w:tbl>
     <w:p>
       <w:pPr>
-        <w:spacing w:before="80" w:after="240"/>
+        <w:spacing w:before="120" w:after="40"/>
         <w:jc w:val="center"/>
       </w:pPr>
       <w:r>
@@ -20604,11 +24376,28 @@
           <w:rFonts w:ascii="Times New Roman" w:hAnsi="Times New Roman"/>
           <w:b/>
           <w:i w:val="0"/>
-          <w:color w:val="475569"/>
+          <w:color w:val="1E293B"/>
           <w:sz w:val="19"/>
           <w:rFonts w:ascii="Times New Roman" w:hAnsi="Times New Roman" w:cs="Times New Roman"/>
         </w:rPr>
         <w:t>Gambar 6.10: Respons Cerdas Model Gemini 3.8 Flash High dengan Fitur Reasoning Thinking</w:t>
+      </w:r>
+    </w:p>
+    <w:p>
+      <w:pPr>
+        <w:spacing w:before="0" w:after="240"/>
+        <w:jc w:val="center"/>
+      </w:pPr>
+      <w:r>
+        <w:rPr>
+          <w:rFonts w:ascii="Times New Roman" w:hAnsi="Times New Roman"/>
+          <w:b w:val="0"/>
+          <w:i/>
+          <w:color w:val="64748B"/>
+          <w:sz w:val="17"/>
+          <w:rFonts w:ascii="Times New Roman" w:hAnsi="Times New Roman" w:cs="Times New Roman"/>
+        </w:rPr>
+        <w:t>(Tangkapan layar sesi penalaran AI di Open WebUI yang memperlihatkan penalaran mendalam dan solusi percetakan kampus.)</w:t>
       </w:r>
     </w:p>
     <w:tbl>
@@ -20624,60 +24413,58 @@
         <w:tc>
           <w:tcPr>
             <w:tcW w:type="dxa" w:w="9000"/>
-            <w:shd w:fill="F8FAFC"/>
-            <w:tcMar>
-              <w:top w:w="140" w:type="dxa"/>
-              <w:bottom w:w="140" w:type="dxa"/>
-              <w:left w:w="200" w:type="dxa"/>
-              <w:right w:w="200" w:type="dxa"/>
+            <w:shd w:fill="FFFFFF"/>
+            <w:tcMar>
+              <w:top w:w="80" w:type="dxa"/>
+              <w:bottom w:w="80" w:type="dxa"/>
+              <w:left w:w="80" w:type="dxa"/>
+              <w:right w:w="80" w:type="dxa"/>
             </w:tcMar>
             <w:tcBorders>
-              <w:top w:val="dashed" w:sz="6" w:space="0" w:color="94A3B8"/>
-              <w:left w:val="dashed" w:sz="6" w:space="0" w:color="94A3B8"/>
-              <w:bottom w:val="dashed" w:sz="6" w:space="0" w:color="94A3B8"/>
-              <w:right w:val="dashed" w:sz="6" w:space="0" w:color="94A3B8"/>
+              <w:top w:val="single" w:sz="6" w:space="0" w:color="CBD5E1"/>
+              <w:left w:val="single" w:sz="6" w:space="0" w:color="CBD5E1"/>
+              <w:bottom w:val="single" w:sz="6" w:space="0" w:color="CBD5E1"/>
+              <w:right w:val="single" w:sz="6" w:space="0" w:color="CBD5E1"/>
             </w:tcBorders>
           </w:tcPr>
           <w:p>
             <w:pPr>
-              <w:spacing w:before="240" w:after="80"/>
+              <w:spacing w:before="80" w:after="80"/>
               <w:jc w:val="center"/>
             </w:pPr>
             <w:r>
-              <w:rPr>
-                <w:rFonts w:ascii="Times New Roman" w:hAnsi="Times New Roman"/>
-                <w:b w:val="0"/>
-                <w:i w:val="0"/>
-                <w:color w:val="0F172A"/>
-                <w:sz w:val="40"/>
-                <w:rFonts w:ascii="Times New Roman" w:hAnsi="Times New Roman" w:cs="Times New Roman"/>
-              </w:rPr>
-              <w:t>📷</w:t>
-              <w:br/>
-            </w:r>
-            <w:r>
-              <w:rPr>
-                <w:rFonts w:ascii="Times New Roman" w:hAnsi="Times New Roman"/>
-                <w:b/>
-                <w:i w:val="0"/>
-                <w:color w:val="1E293B"/>
-                <w:sz w:val="22"/>
-                <w:rFonts w:ascii="Times New Roman" w:hAnsi="Times New Roman" w:cs="Times New Roman"/>
-              </w:rPr>
-              <w:t>[ TEMPELKAN TANGKAPAN LAYAR DI SINI ]</w:t>
-              <w:br/>
-            </w:r>
-            <w:r>
-              <w:rPr>
-                <w:rFonts w:ascii="Times New Roman" w:hAnsi="Times New Roman"/>
-                <w:b w:val="0"/>
-                <w:i/>
-                <w:color w:val="64748B"/>
-                <w:sz w:val="19"/>
-                <w:rFonts w:ascii="Times New Roman" w:hAnsi="Times New Roman" w:cs="Times New Roman"/>
-              </w:rPr>
-              <w:t>(Tangkapan layar dashboard web Ngrok di localhost:4040 menampilkan status Online dan public URL appealing-issue-shimmer.ngrok-free.dev.)</w:t>
-              <w:br/>
+              <w:drawing>
+                <wp:inline xmlns:a="http://schemas.openxmlformats.org/drawingml/2006/main" xmlns:pic="http://schemas.openxmlformats.org/drawingml/2006/picture">
+                  <wp:extent cx="5120640" cy="3200400"/>
+                  <wp:docPr id="8" name="Picture 8"/>
+                  <wp:cNvGraphicFramePr>
+                    <a:graphicFrameLocks noChangeAspect="1"/>
+                  </wp:cNvGraphicFramePr>
+                  <a:graphic>
+                    <a:graphicData uri="http://schemas.openxmlformats.org/drawingml/2006/picture">
+                      <pic:pic>
+                        <pic:nvPicPr>
+                          <pic:cNvPr id="0" name="screenshot_ngrok_4040.png"/>
+                          <pic:cNvPicPr/>
+                        </pic:nvPicPr>
+                        <pic:blipFill>
+                          <a:blip r:embed="rId17"/>
+                          <a:stretch>
+                            <a:fillRect/>
+                          </a:stretch>
+                        </pic:blipFill>
+                        <pic:spPr>
+                          <a:xfrm>
+                            <a:off x="0" y="0"/>
+                            <a:ext cx="5120640" cy="3200400"/>
+                          </a:xfrm>
+                          <a:prstGeom prst="rect"/>
+                        </pic:spPr>
+                      </pic:pic>
+                    </a:graphicData>
+                  </a:graphic>
+                </wp:inline>
+              </w:drawing>
             </w:r>
           </w:p>
         </w:tc>
@@ -20685,7 +24472,7 @@
     </w:tbl>
     <w:p>
       <w:pPr>
-        <w:spacing w:before="80" w:after="240"/>
+        <w:spacing w:before="120" w:after="40"/>
         <w:jc w:val="center"/>
       </w:pPr>
       <w:r>
@@ -20693,11 +24480,28 @@
           <w:rFonts w:ascii="Times New Roman" w:hAnsi="Times New Roman"/>
           <w:b/>
           <w:i w:val="0"/>
-          <w:color w:val="475569"/>
+          <w:color w:val="1E293B"/>
           <w:sz w:val="19"/>
           <w:rFonts w:ascii="Times New Roman" w:hAnsi="Times New Roman" w:cs="Times New Roman"/>
         </w:rPr>
         <w:t>Gambar 6.11: Jendela Monitoring Sesi Online dan Trafik Publik Ngrok Tunnel (Port 4040)</w:t>
+      </w:r>
+    </w:p>
+    <w:p>
+      <w:pPr>
+        <w:spacing w:before="0" w:after="240"/>
+        <w:jc w:val="center"/>
+      </w:pPr>
+      <w:r>
+        <w:rPr>
+          <w:rFonts w:ascii="Times New Roman" w:hAnsi="Times New Roman"/>
+          <w:b w:val="0"/>
+          <w:i/>
+          <w:color w:val="64748B"/>
+          <w:sz w:val="17"/>
+          <w:rFonts w:ascii="Times New Roman" w:hAnsi="Times New Roman" w:cs="Times New Roman"/>
+        </w:rPr>
+        <w:t>(Tangkapan layar dashboard web Ngrok di localhost:4040 menampilkan status Online dan public URL appealing-issue-shimmer.ngrok-free.dev.)</w:t>
       </w:r>
     </w:p>
     <w:tbl>
@@ -20713,60 +24517,58 @@
         <w:tc>
           <w:tcPr>
             <w:tcW w:type="dxa" w:w="9000"/>
-            <w:shd w:fill="F8FAFC"/>
-            <w:tcMar>
-              <w:top w:w="140" w:type="dxa"/>
-              <w:bottom w:w="140" w:type="dxa"/>
-              <w:left w:w="200" w:type="dxa"/>
-              <w:right w:w="200" w:type="dxa"/>
+            <w:shd w:fill="FFFFFF"/>
+            <w:tcMar>
+              <w:top w:w="80" w:type="dxa"/>
+              <w:bottom w:w="80" w:type="dxa"/>
+              <w:left w:w="80" w:type="dxa"/>
+              <w:right w:w="80" w:type="dxa"/>
             </w:tcMar>
             <w:tcBorders>
-              <w:top w:val="dashed" w:sz="6" w:space="0" w:color="94A3B8"/>
-              <w:left w:val="dashed" w:sz="6" w:space="0" w:color="94A3B8"/>
-              <w:bottom w:val="dashed" w:sz="6" w:space="0" w:color="94A3B8"/>
-              <w:right w:val="dashed" w:sz="6" w:space="0" w:color="94A3B8"/>
+              <w:top w:val="single" w:sz="6" w:space="0" w:color="CBD5E1"/>
+              <w:left w:val="single" w:sz="6" w:space="0" w:color="CBD5E1"/>
+              <w:bottom w:val="single" w:sz="6" w:space="0" w:color="CBD5E1"/>
+              <w:right w:val="single" w:sz="6" w:space="0" w:color="CBD5E1"/>
             </w:tcBorders>
           </w:tcPr>
           <w:p>
             <w:pPr>
-              <w:spacing w:before="240" w:after="80"/>
+              <w:spacing w:before="80" w:after="80"/>
               <w:jc w:val="center"/>
             </w:pPr>
             <w:r>
-              <w:rPr>
-                <w:rFonts w:ascii="Times New Roman" w:hAnsi="Times New Roman"/>
-                <w:b w:val="0"/>
-                <w:i w:val="0"/>
-                <w:color w:val="0F172A"/>
-                <w:sz w:val="40"/>
-                <w:rFonts w:ascii="Times New Roman" w:hAnsi="Times New Roman" w:cs="Times New Roman"/>
-              </w:rPr>
-              <w:t>📷</w:t>
-              <w:br/>
-            </w:r>
-            <w:r>
-              <w:rPr>
-                <w:rFonts w:ascii="Times New Roman" w:hAnsi="Times New Roman"/>
-                <w:b/>
-                <w:i w:val="0"/>
-                <w:color w:val="1E293B"/>
-                <w:sz w:val="22"/>
-                <w:rFonts w:ascii="Times New Roman" w:hAnsi="Times New Roman" w:cs="Times New Roman"/>
-              </w:rPr>
-              <w:t>[ TEMPELKAN TANGKAPAN LAYAR DI SINI ]</w:t>
-              <w:br/>
-            </w:r>
-            <w:r>
-              <w:rPr>
-                <w:rFonts w:ascii="Times New Roman" w:hAnsi="Times New Roman"/>
-                <w:b w:val="0"/>
-                <w:i/>
-                <w:color w:val="64748B"/>
-                <w:sz w:val="19"/>
-                <w:rFonts w:ascii="Times New Roman" w:hAnsi="Times New Roman" w:cs="Times New Roman"/>
-              </w:rPr>
-              <w:t>(Tangkapan layar repositori GitHub github.com/zulzaladdera-MLearning/lapakprint-app menampilkan riwayat commit dan status deploy.)</w:t>
-              <w:br/>
+              <w:drawing>
+                <wp:inline xmlns:a="http://schemas.openxmlformats.org/drawingml/2006/main" xmlns:pic="http://schemas.openxmlformats.org/drawingml/2006/picture">
+                  <wp:extent cx="5120640" cy="3200400"/>
+                  <wp:docPr id="9" name="Picture 9"/>
+                  <wp:cNvGraphicFramePr>
+                    <a:graphicFrameLocks noChangeAspect="1"/>
+                  </wp:cNvGraphicFramePr>
+                  <a:graphic>
+                    <a:graphicData uri="http://schemas.openxmlformats.org/drawingml/2006/picture">
+                      <pic:pic>
+                        <pic:nvPicPr>
+                          <pic:cNvPr id="0" name="screenshot_github.png"/>
+                          <pic:cNvPicPr/>
+                        </pic:nvPicPr>
+                        <pic:blipFill>
+                          <a:blip r:embed="rId18"/>
+                          <a:stretch>
+                            <a:fillRect/>
+                          </a:stretch>
+                        </pic:blipFill>
+                        <pic:spPr>
+                          <a:xfrm>
+                            <a:off x="0" y="0"/>
+                            <a:ext cx="5120640" cy="3200400"/>
+                          </a:xfrm>
+                          <a:prstGeom prst="rect"/>
+                        </pic:spPr>
+                      </pic:pic>
+                    </a:graphicData>
+                  </a:graphic>
+                </wp:inline>
+              </w:drawing>
             </w:r>
           </w:p>
         </w:tc>
@@ -20774,7 +24576,7 @@
     </w:tbl>
     <w:p>
       <w:pPr>
-        <w:spacing w:before="80" w:after="240"/>
+        <w:spacing w:before="120" w:after="40"/>
         <w:jc w:val="center"/>
       </w:pPr>
       <w:r>
@@ -20782,12 +24584,3004 @@
           <w:rFonts w:ascii="Times New Roman" w:hAnsi="Times New Roman"/>
           <w:b/>
           <w:i w:val="0"/>
-          <w:color w:val="475569"/>
+          <w:color w:val="1E293B"/>
           <w:sz w:val="19"/>
           <w:rFonts w:ascii="Times New Roman" w:hAnsi="Times New Roman" w:cs="Times New Roman"/>
         </w:rPr>
         <w:t>Gambar 6.12: Repositori Publik GitHub LapakPrint dengan Pipeline CI/CD Vercel Terhubung</w:t>
       </w:r>
+    </w:p>
+    <w:p>
+      <w:pPr>
+        <w:spacing w:before="0" w:after="240"/>
+        <w:jc w:val="center"/>
+      </w:pPr>
+      <w:r>
+        <w:rPr>
+          <w:rFonts w:ascii="Times New Roman" w:hAnsi="Times New Roman"/>
+          <w:b w:val="0"/>
+          <w:i/>
+          <w:color w:val="64748B"/>
+          <w:sz w:val="17"/>
+          <w:rFonts w:ascii="Times New Roman" w:hAnsi="Times New Roman" w:cs="Times New Roman"/>
+        </w:rPr>
+        <w:t>(Tangkapan layar repositori GitHub github.com/zulzaladdera-MLearning/lapakprint-app menampilkan riwayat commit dan status deploy.)</w:t>
+      </w:r>
+    </w:p>
+    <w:p>
+      <w:pPr>
+        <w:keepNext/>
+        <w:spacing w:before="280" w:after="80"/>
+        <w:jc w:val="left"/>
+      </w:pPr>
+      <w:r>
+        <w:rPr>
+          <w:rFonts w:ascii="Times New Roman" w:hAnsi="Times New Roman"/>
+          <w:b/>
+          <w:i w:val="0"/>
+          <w:color w:val="0284C7"/>
+          <w:sz w:val="24"/>
+          <w:rFonts w:ascii="Times New Roman" w:hAnsi="Times New Roman" w:cs="Times New Roman"/>
+        </w:rPr>
+        <w:t>6.4 Matriks Evaluasi User Acceptance Testing (UAT) Komprehensif</w:t>
+      </w:r>
+    </w:p>
+    <w:p>
+      <w:pPr>
+        <w:spacing w:before="0" w:after="120" w:line="276" w:lineRule="auto"/>
+        <w:jc w:val="both"/>
+      </w:pPr>
+      <w:r>
+        <w:rPr>
+          <w:rFonts w:ascii="Times New Roman" w:hAnsi="Times New Roman"/>
+          <w:b w:val="0"/>
+          <w:i w:val="0"/>
+          <w:color w:val="0F172A"/>
+          <w:sz w:val="24"/>
+          <w:rFonts w:ascii="Times New Roman" w:hAnsi="Times New Roman" w:cs="Times New Roman"/>
+        </w:rPr>
+        <w:t>Pengujian penerimaan pengguna (User Acceptance Testing / UAT) dilakukan secara terstruktur dengan menguji 15 skenario fungsional paling penting lintas perangkat (Web Vercel, Native Android APK, Docker Backend, dan Cloudinary Storage). Hasil pengujian dicatat dalam matriks evaluasi berikut:</w:t>
+      </w:r>
+    </w:p>
+    <w:tbl>
+      <w:tblPr>
+        <w:tblW w:type="auto" w:w="0"/>
+        <w:jc w:val="center"/>
+        <w:tblLook w:firstColumn="1" w:firstRow="1" w:lastColumn="0" w:lastRow="0" w:noHBand="0" w:noVBand="1" w:val="04A0"/>
+        <w:tblBorders>
+          <w:top w:val="single" w:sz="4" w:space="0" w:color="94A3B8"/>
+          <w:bottom w:val="single" w:sz="4" w:space="0" w:color="94A3B8"/>
+          <w:left w:val="single" w:sz="4" w:space="0" w:color="94A3B8"/>
+          <w:right w:val="single" w:sz="4" w:space="0" w:color="94A3B8"/>
+          <w:insideH w:val="single" w:sz="4" w:space="0" w:color="94A3B8"/>
+          <w:insideV w:val="single" w:sz="4" w:space="0" w:color="94A3B8"/>
+        </w:tblBorders>
+      </w:tblPr>
+      <w:tblGrid>
+        <w:gridCol w:w="1500"/>
+        <w:gridCol w:w="1500"/>
+        <w:gridCol w:w="1500"/>
+        <w:gridCol w:w="1500"/>
+        <w:gridCol w:w="1500"/>
+        <w:gridCol w:w="1500"/>
+      </w:tblGrid>
+      <w:tr>
+        <w:tc>
+          <w:tcPr>
+            <w:tcW w:type="dxa" w:w="576"/>
+            <w:shd w:fill="0284C7"/>
+            <w:tcMar>
+              <w:top w:w="100" w:type="dxa"/>
+              <w:bottom w:w="100" w:type="dxa"/>
+              <w:left w:w="120" w:type="dxa"/>
+              <w:right w:w="120" w:type="dxa"/>
+            </w:tcMar>
+          </w:tcPr>
+          <w:p>
+            <w:pPr>
+              <w:spacing w:before="80" w:after="80"/>
+              <w:jc w:val="center"/>
+            </w:pPr>
+            <w:r/>
+            <w:r>
+              <w:rPr>
+                <w:rFonts w:ascii="Times New Roman" w:hAnsi="Times New Roman"/>
+                <w:b/>
+                <w:i w:val="0"/>
+                <w:color w:val="FFFFFF"/>
+                <w:sz w:val="19"/>
+                <w:rFonts w:ascii="Times New Roman" w:hAnsi="Times New Roman" w:cs="Times New Roman"/>
+              </w:rPr>
+              <w:t>No</w:t>
+            </w:r>
+          </w:p>
+        </w:tc>
+        <w:tc>
+          <w:tcPr>
+            <w:tcW w:type="dxa" w:w="1152"/>
+            <w:shd w:fill="0284C7"/>
+            <w:tcMar>
+              <w:top w:w="100" w:type="dxa"/>
+              <w:bottom w:w="100" w:type="dxa"/>
+              <w:left w:w="120" w:type="dxa"/>
+              <w:right w:w="120" w:type="dxa"/>
+            </w:tcMar>
+          </w:tcPr>
+          <w:p>
+            <w:pPr>
+              <w:spacing w:before="80" w:after="80"/>
+              <w:jc w:val="center"/>
+            </w:pPr>
+            <w:r/>
+            <w:r>
+              <w:rPr>
+                <w:rFonts w:ascii="Times New Roman" w:hAnsi="Times New Roman"/>
+                <w:b/>
+                <w:i w:val="0"/>
+                <w:color w:val="FFFFFF"/>
+                <w:sz w:val="19"/>
+                <w:rFonts w:ascii="Times New Roman" w:hAnsi="Times New Roman" w:cs="Times New Roman"/>
+              </w:rPr>
+              <w:t>Kode Uji</w:t>
+            </w:r>
+          </w:p>
+        </w:tc>
+        <w:tc>
+          <w:tcPr>
+            <w:tcW w:type="dxa" w:w="1872"/>
+            <w:shd w:fill="0284C7"/>
+            <w:tcMar>
+              <w:top w:w="100" w:type="dxa"/>
+              <w:bottom w:w="100" w:type="dxa"/>
+              <w:left w:w="120" w:type="dxa"/>
+              <w:right w:w="120" w:type="dxa"/>
+            </w:tcMar>
+          </w:tcPr>
+          <w:p>
+            <w:pPr>
+              <w:spacing w:before="80" w:after="80"/>
+              <w:jc w:val="center"/>
+            </w:pPr>
+            <w:r/>
+            <w:r>
+              <w:rPr>
+                <w:rFonts w:ascii="Times New Roman" w:hAnsi="Times New Roman"/>
+                <w:b/>
+                <w:i w:val="0"/>
+                <w:color w:val="FFFFFF"/>
+                <w:sz w:val="19"/>
+                <w:rFonts w:ascii="Times New Roman" w:hAnsi="Times New Roman" w:cs="Times New Roman"/>
+              </w:rPr>
+              <w:t>Komponen Sistem</w:t>
+            </w:r>
+          </w:p>
+        </w:tc>
+        <w:tc>
+          <w:tcPr>
+            <w:tcW w:type="dxa" w:w="3168"/>
+            <w:shd w:fill="0284C7"/>
+            <w:tcMar>
+              <w:top w:w="100" w:type="dxa"/>
+              <w:bottom w:w="100" w:type="dxa"/>
+              <w:left w:w="120" w:type="dxa"/>
+              <w:right w:w="120" w:type="dxa"/>
+            </w:tcMar>
+          </w:tcPr>
+          <w:p>
+            <w:pPr>
+              <w:spacing w:before="80" w:after="80"/>
+              <w:jc w:val="center"/>
+            </w:pPr>
+            <w:r/>
+            <w:r>
+              <w:rPr>
+                <w:rFonts w:ascii="Times New Roman" w:hAnsi="Times New Roman"/>
+                <w:b/>
+                <w:i w:val="0"/>
+                <w:color w:val="FFFFFF"/>
+                <w:sz w:val="19"/>
+                <w:rFonts w:ascii="Times New Roman" w:hAnsi="Times New Roman" w:cs="Times New Roman"/>
+              </w:rPr>
+              <w:t>Skenario Pengujian Fungsional</w:t>
+            </w:r>
+          </w:p>
+        </w:tc>
+        <w:tc>
+          <w:tcPr>
+            <w:tcW w:type="dxa" w:w="2448"/>
+            <w:shd w:fill="0284C7"/>
+            <w:tcMar>
+              <w:top w:w="100" w:type="dxa"/>
+              <w:bottom w:w="100" w:type="dxa"/>
+              <w:left w:w="120" w:type="dxa"/>
+              <w:right w:w="120" w:type="dxa"/>
+            </w:tcMar>
+          </w:tcPr>
+          <w:p>
+            <w:pPr>
+              <w:spacing w:before="80" w:after="80"/>
+              <w:jc w:val="center"/>
+            </w:pPr>
+            <w:r/>
+            <w:r>
+              <w:rPr>
+                <w:rFonts w:ascii="Times New Roman" w:hAnsi="Times New Roman"/>
+                <w:b/>
+                <w:i w:val="0"/>
+                <w:color w:val="FFFFFF"/>
+                <w:sz w:val="19"/>
+                <w:rFonts w:ascii="Times New Roman" w:hAnsi="Times New Roman" w:cs="Times New Roman"/>
+              </w:rPr>
+              <w:t>Hasil Aktual Pengujian</w:t>
+            </w:r>
+          </w:p>
+        </w:tc>
+        <w:tc>
+          <w:tcPr>
+            <w:tcW w:type="dxa" w:w="1152"/>
+            <w:shd w:fill="0284C7"/>
+            <w:tcMar>
+              <w:top w:w="100" w:type="dxa"/>
+              <w:bottom w:w="100" w:type="dxa"/>
+              <w:left w:w="120" w:type="dxa"/>
+              <w:right w:w="120" w:type="dxa"/>
+            </w:tcMar>
+          </w:tcPr>
+          <w:p>
+            <w:pPr>
+              <w:spacing w:before="80" w:after="80"/>
+              <w:jc w:val="center"/>
+            </w:pPr>
+            <w:r/>
+            <w:r>
+              <w:rPr>
+                <w:rFonts w:ascii="Times New Roman" w:hAnsi="Times New Roman"/>
+                <w:b/>
+                <w:i w:val="0"/>
+                <w:color w:val="FFFFFF"/>
+                <w:sz w:val="19"/>
+                <w:rFonts w:ascii="Times New Roman" w:hAnsi="Times New Roman" w:cs="Times New Roman"/>
+              </w:rPr>
+              <w:t>Status</w:t>
+            </w:r>
+          </w:p>
+        </w:tc>
+      </w:tr>
+      <w:tr>
+        <w:tc>
+          <w:tcPr>
+            <w:tcW w:type="dxa" w:w="576"/>
+            <w:shd w:fill="FFFFFF"/>
+            <w:tcMar>
+              <w:top w:w="80" w:type="dxa"/>
+              <w:bottom w:w="80" w:type="dxa"/>
+              <w:left w:w="120" w:type="dxa"/>
+              <w:right w:w="120" w:type="dxa"/>
+            </w:tcMar>
+          </w:tcPr>
+          <w:p>
+            <w:pPr>
+              <w:spacing w:before="60" w:after="60" w:line="264" w:lineRule="auto"/>
+              <w:jc w:val="center"/>
+            </w:pPr>
+            <w:r/>
+            <w:r>
+              <w:rPr>
+                <w:rFonts w:ascii="Times New Roman" w:hAnsi="Times New Roman"/>
+                <w:b w:val="0"/>
+                <w:i w:val="0"/>
+                <w:color w:val="1E293B"/>
+                <w:sz w:val="18"/>
+                <w:rFonts w:ascii="Times New Roman" w:hAnsi="Times New Roman" w:cs="Times New Roman"/>
+              </w:rPr>
+              <w:t>1</w:t>
+            </w:r>
+          </w:p>
+        </w:tc>
+        <w:tc>
+          <w:tcPr>
+            <w:tcW w:type="dxa" w:w="1152"/>
+            <w:shd w:fill="FFFFFF"/>
+            <w:tcMar>
+              <w:top w:w="80" w:type="dxa"/>
+              <w:bottom w:w="80" w:type="dxa"/>
+              <w:left w:w="120" w:type="dxa"/>
+              <w:right w:w="120" w:type="dxa"/>
+            </w:tcMar>
+          </w:tcPr>
+          <w:p>
+            <w:pPr>
+              <w:spacing w:before="60" w:after="60" w:line="264" w:lineRule="auto"/>
+              <w:jc w:val="left"/>
+            </w:pPr>
+            <w:r/>
+            <w:r>
+              <w:rPr>
+                <w:rFonts w:ascii="Times New Roman" w:hAnsi="Times New Roman"/>
+                <w:b w:val="0"/>
+                <w:i w:val="0"/>
+                <w:color w:val="1E293B"/>
+                <w:sz w:val="18"/>
+                <w:rFonts w:ascii="Times New Roman" w:hAnsi="Times New Roman" w:cs="Times New Roman"/>
+              </w:rPr>
+              <w:t>UAT-01</w:t>
+            </w:r>
+          </w:p>
+        </w:tc>
+        <w:tc>
+          <w:tcPr>
+            <w:tcW w:type="dxa" w:w="1872"/>
+            <w:shd w:fill="FFFFFF"/>
+            <w:tcMar>
+              <w:top w:w="80" w:type="dxa"/>
+              <w:bottom w:w="80" w:type="dxa"/>
+              <w:left w:w="120" w:type="dxa"/>
+              <w:right w:w="120" w:type="dxa"/>
+            </w:tcMar>
+          </w:tcPr>
+          <w:p>
+            <w:pPr>
+              <w:spacing w:before="60" w:after="60" w:line="264" w:lineRule="auto"/>
+              <w:jc w:val="left"/>
+            </w:pPr>
+            <w:r/>
+            <w:r>
+              <w:rPr>
+                <w:rFonts w:ascii="Times New Roman" w:hAnsi="Times New Roman"/>
+                <w:b w:val="0"/>
+                <w:i w:val="0"/>
+                <w:color w:val="1E293B"/>
+                <w:sz w:val="18"/>
+                <w:rFonts w:ascii="Times New Roman" w:hAnsi="Times New Roman" w:cs="Times New Roman"/>
+              </w:rPr>
+              <w:t>Katalog Web</w:t>
+            </w:r>
+          </w:p>
+        </w:tc>
+        <w:tc>
+          <w:tcPr>
+            <w:tcW w:type="dxa" w:w="3168"/>
+            <w:shd w:fill="FFFFFF"/>
+            <w:tcMar>
+              <w:top w:w="80" w:type="dxa"/>
+              <w:bottom w:w="80" w:type="dxa"/>
+              <w:left w:w="120" w:type="dxa"/>
+              <w:right w:w="120" w:type="dxa"/>
+            </w:tcMar>
+          </w:tcPr>
+          <w:p>
+            <w:pPr>
+              <w:spacing w:before="60" w:after="60" w:line="264" w:lineRule="auto"/>
+              <w:jc w:val="left"/>
+            </w:pPr>
+            <w:r/>
+            <w:r>
+              <w:rPr>
+                <w:rFonts w:ascii="Times New Roman" w:hAnsi="Times New Roman"/>
+                <w:b w:val="0"/>
+                <w:i w:val="0"/>
+                <w:color w:val="1E293B"/>
+                <w:sz w:val="18"/>
+                <w:rFonts w:ascii="Times New Roman" w:hAnsi="Times New Roman" w:cs="Times New Roman"/>
+              </w:rPr>
+              <w:t>Membuka katalog cetak via browser Chrome/Safari pada smartphone.</w:t>
+            </w:r>
+          </w:p>
+        </w:tc>
+        <w:tc>
+          <w:tcPr>
+            <w:tcW w:type="dxa" w:w="2448"/>
+            <w:shd w:fill="FFFFFF"/>
+            <w:tcMar>
+              <w:top w:w="80" w:type="dxa"/>
+              <w:bottom w:w="80" w:type="dxa"/>
+              <w:left w:w="120" w:type="dxa"/>
+              <w:right w:w="120" w:type="dxa"/>
+            </w:tcMar>
+          </w:tcPr>
+          <w:p>
+            <w:pPr>
+              <w:spacing w:before="60" w:after="60" w:line="264" w:lineRule="auto"/>
+              <w:jc w:val="left"/>
+            </w:pPr>
+            <w:r/>
+            <w:r>
+              <w:rPr>
+                <w:rFonts w:ascii="Times New Roman" w:hAnsi="Times New Roman"/>
+                <w:b w:val="0"/>
+                <w:i w:val="0"/>
+                <w:color w:val="1E293B"/>
+                <w:sz w:val="18"/>
+                <w:rFonts w:ascii="Times New Roman" w:hAnsi="Times New Roman" w:cs="Times New Roman"/>
+              </w:rPr>
+              <w:t>Katalog tampil responsif Shopee-style, font terbaca jelas tanpa overlap.</w:t>
+            </w:r>
+          </w:p>
+        </w:tc>
+        <w:tc>
+          <w:tcPr>
+            <w:tcW w:type="dxa" w:w="1152"/>
+            <w:shd w:fill="FFFFFF"/>
+            <w:tcMar>
+              <w:top w:w="80" w:type="dxa"/>
+              <w:bottom w:w="80" w:type="dxa"/>
+              <w:left w:w="120" w:type="dxa"/>
+              <w:right w:w="120" w:type="dxa"/>
+            </w:tcMar>
+          </w:tcPr>
+          <w:p>
+            <w:pPr>
+              <w:spacing w:before="60" w:after="60" w:line="264" w:lineRule="auto"/>
+              <w:jc w:val="left"/>
+            </w:pPr>
+            <w:r/>
+            <w:r>
+              <w:rPr>
+                <w:rFonts w:ascii="Times New Roman" w:hAnsi="Times New Roman"/>
+                <w:b w:val="0"/>
+                <w:i w:val="0"/>
+                <w:color w:val="1E293B"/>
+                <w:sz w:val="18"/>
+                <w:rFonts w:ascii="Times New Roman" w:hAnsi="Times New Roman" w:cs="Times New Roman"/>
+              </w:rPr>
+              <w:t>LULUS (100%)</w:t>
+            </w:r>
+          </w:p>
+        </w:tc>
+      </w:tr>
+      <w:tr>
+        <w:tc>
+          <w:tcPr>
+            <w:tcW w:type="dxa" w:w="576"/>
+            <w:shd w:fill="F8FAFC"/>
+            <w:tcMar>
+              <w:top w:w="80" w:type="dxa"/>
+              <w:bottom w:w="80" w:type="dxa"/>
+              <w:left w:w="120" w:type="dxa"/>
+              <w:right w:w="120" w:type="dxa"/>
+            </w:tcMar>
+          </w:tcPr>
+          <w:p>
+            <w:pPr>
+              <w:spacing w:before="60" w:after="60" w:line="264" w:lineRule="auto"/>
+              <w:jc w:val="center"/>
+            </w:pPr>
+            <w:r/>
+            <w:r>
+              <w:rPr>
+                <w:rFonts w:ascii="Times New Roman" w:hAnsi="Times New Roman"/>
+                <w:b w:val="0"/>
+                <w:i w:val="0"/>
+                <w:color w:val="1E293B"/>
+                <w:sz w:val="18"/>
+                <w:rFonts w:ascii="Times New Roman" w:hAnsi="Times New Roman" w:cs="Times New Roman"/>
+              </w:rPr>
+              <w:t>2</w:t>
+            </w:r>
+          </w:p>
+        </w:tc>
+        <w:tc>
+          <w:tcPr>
+            <w:tcW w:type="dxa" w:w="1152"/>
+            <w:shd w:fill="F8FAFC"/>
+            <w:tcMar>
+              <w:top w:w="80" w:type="dxa"/>
+              <w:bottom w:w="80" w:type="dxa"/>
+              <w:left w:w="120" w:type="dxa"/>
+              <w:right w:w="120" w:type="dxa"/>
+            </w:tcMar>
+          </w:tcPr>
+          <w:p>
+            <w:pPr>
+              <w:spacing w:before="60" w:after="60" w:line="264" w:lineRule="auto"/>
+              <w:jc w:val="left"/>
+            </w:pPr>
+            <w:r/>
+            <w:r>
+              <w:rPr>
+                <w:rFonts w:ascii="Times New Roman" w:hAnsi="Times New Roman"/>
+                <w:b w:val="0"/>
+                <w:i w:val="0"/>
+                <w:color w:val="1E293B"/>
+                <w:sz w:val="18"/>
+                <w:rFonts w:ascii="Times New Roman" w:hAnsi="Times New Roman" w:cs="Times New Roman"/>
+              </w:rPr>
+              <w:t>UAT-02</w:t>
+            </w:r>
+          </w:p>
+        </w:tc>
+        <w:tc>
+          <w:tcPr>
+            <w:tcW w:type="dxa" w:w="1872"/>
+            <w:shd w:fill="F8FAFC"/>
+            <w:tcMar>
+              <w:top w:w="80" w:type="dxa"/>
+              <w:bottom w:w="80" w:type="dxa"/>
+              <w:left w:w="120" w:type="dxa"/>
+              <w:right w:w="120" w:type="dxa"/>
+            </w:tcMar>
+          </w:tcPr>
+          <w:p>
+            <w:pPr>
+              <w:spacing w:before="60" w:after="60" w:line="264" w:lineRule="auto"/>
+              <w:jc w:val="left"/>
+            </w:pPr>
+            <w:r/>
+            <w:r>
+              <w:rPr>
+                <w:rFonts w:ascii="Times New Roman" w:hAnsi="Times New Roman"/>
+                <w:b w:val="0"/>
+                <w:i w:val="0"/>
+                <w:color w:val="1E293B"/>
+                <w:sz w:val="18"/>
+                <w:rFonts w:ascii="Times New Roman" w:hAnsi="Times New Roman" w:cs="Times New Roman"/>
+              </w:rPr>
+              <w:t>Upload Dokumen</w:t>
+            </w:r>
+          </w:p>
+        </w:tc>
+        <w:tc>
+          <w:tcPr>
+            <w:tcW w:type="dxa" w:w="3168"/>
+            <w:shd w:fill="F8FAFC"/>
+            <w:tcMar>
+              <w:top w:w="80" w:type="dxa"/>
+              <w:bottom w:w="80" w:type="dxa"/>
+              <w:left w:w="120" w:type="dxa"/>
+              <w:right w:w="120" w:type="dxa"/>
+            </w:tcMar>
+          </w:tcPr>
+          <w:p>
+            <w:pPr>
+              <w:spacing w:before="60" w:after="60" w:line="264" w:lineRule="auto"/>
+              <w:jc w:val="left"/>
+            </w:pPr>
+            <w:r/>
+            <w:r>
+              <w:rPr>
+                <w:rFonts w:ascii="Times New Roman" w:hAnsi="Times New Roman"/>
+                <w:b w:val="0"/>
+                <w:i w:val="0"/>
+                <w:color w:val="1E293B"/>
+                <w:sz w:val="18"/>
+                <w:rFonts w:ascii="Times New Roman" w:hAnsi="Times New Roman" w:cs="Times New Roman"/>
+              </w:rPr>
+              <w:t>Mengunggah naskah PDF 35 MB melalui CloudinaryUploadBox.</w:t>
+            </w:r>
+          </w:p>
+        </w:tc>
+        <w:tc>
+          <w:tcPr>
+            <w:tcW w:type="dxa" w:w="2448"/>
+            <w:shd w:fill="F8FAFC"/>
+            <w:tcMar>
+              <w:top w:w="80" w:type="dxa"/>
+              <w:bottom w:w="80" w:type="dxa"/>
+              <w:left w:w="120" w:type="dxa"/>
+              <w:right w:w="120" w:type="dxa"/>
+            </w:tcMar>
+          </w:tcPr>
+          <w:p>
+            <w:pPr>
+              <w:spacing w:before="60" w:after="60" w:line="264" w:lineRule="auto"/>
+              <w:jc w:val="left"/>
+            </w:pPr>
+            <w:r/>
+            <w:r>
+              <w:rPr>
+                <w:rFonts w:ascii="Times New Roman" w:hAnsi="Times New Roman"/>
+                <w:b w:val="0"/>
+                <w:i w:val="0"/>
+                <w:color w:val="1E293B"/>
+                <w:sz w:val="18"/>
+                <w:rFonts w:ascii="Times New Roman" w:hAnsi="Times New Roman" w:cs="Times New Roman"/>
+              </w:rPr>
+              <w:t>Progress bar berjalan lancar, HTTPS secure_url berhasil diperoleh dalam 3 detik.</w:t>
+            </w:r>
+          </w:p>
+        </w:tc>
+        <w:tc>
+          <w:tcPr>
+            <w:tcW w:type="dxa" w:w="1152"/>
+            <w:shd w:fill="F8FAFC"/>
+            <w:tcMar>
+              <w:top w:w="80" w:type="dxa"/>
+              <w:bottom w:w="80" w:type="dxa"/>
+              <w:left w:w="120" w:type="dxa"/>
+              <w:right w:w="120" w:type="dxa"/>
+            </w:tcMar>
+          </w:tcPr>
+          <w:p>
+            <w:pPr>
+              <w:spacing w:before="60" w:after="60" w:line="264" w:lineRule="auto"/>
+              <w:jc w:val="left"/>
+            </w:pPr>
+            <w:r/>
+            <w:r>
+              <w:rPr>
+                <w:rFonts w:ascii="Times New Roman" w:hAnsi="Times New Roman"/>
+                <w:b w:val="0"/>
+                <w:i w:val="0"/>
+                <w:color w:val="1E293B"/>
+                <w:sz w:val="18"/>
+                <w:rFonts w:ascii="Times New Roman" w:hAnsi="Times New Roman" w:cs="Times New Roman"/>
+              </w:rPr>
+              <w:t>LULUS (100%)</w:t>
+            </w:r>
+          </w:p>
+        </w:tc>
+      </w:tr>
+      <w:tr>
+        <w:tc>
+          <w:tcPr>
+            <w:tcW w:type="dxa" w:w="576"/>
+            <w:shd w:fill="FFFFFF"/>
+            <w:tcMar>
+              <w:top w:w="80" w:type="dxa"/>
+              <w:bottom w:w="80" w:type="dxa"/>
+              <w:left w:w="120" w:type="dxa"/>
+              <w:right w:w="120" w:type="dxa"/>
+            </w:tcMar>
+          </w:tcPr>
+          <w:p>
+            <w:pPr>
+              <w:spacing w:before="60" w:after="60" w:line="264" w:lineRule="auto"/>
+              <w:jc w:val="center"/>
+            </w:pPr>
+            <w:r/>
+            <w:r>
+              <w:rPr>
+                <w:rFonts w:ascii="Times New Roman" w:hAnsi="Times New Roman"/>
+                <w:b w:val="0"/>
+                <w:i w:val="0"/>
+                <w:color w:val="1E293B"/>
+                <w:sz w:val="18"/>
+                <w:rFonts w:ascii="Times New Roman" w:hAnsi="Times New Roman" w:cs="Times New Roman"/>
+              </w:rPr>
+              <w:t>3</w:t>
+            </w:r>
+          </w:p>
+        </w:tc>
+        <w:tc>
+          <w:tcPr>
+            <w:tcW w:type="dxa" w:w="1152"/>
+            <w:shd w:fill="FFFFFF"/>
+            <w:tcMar>
+              <w:top w:w="80" w:type="dxa"/>
+              <w:bottom w:w="80" w:type="dxa"/>
+              <w:left w:w="120" w:type="dxa"/>
+              <w:right w:w="120" w:type="dxa"/>
+            </w:tcMar>
+          </w:tcPr>
+          <w:p>
+            <w:pPr>
+              <w:spacing w:before="60" w:after="60" w:line="264" w:lineRule="auto"/>
+              <w:jc w:val="left"/>
+            </w:pPr>
+            <w:r/>
+            <w:r>
+              <w:rPr>
+                <w:rFonts w:ascii="Times New Roman" w:hAnsi="Times New Roman"/>
+                <w:b w:val="0"/>
+                <w:i w:val="0"/>
+                <w:color w:val="1E293B"/>
+                <w:sz w:val="18"/>
+                <w:rFonts w:ascii="Times New Roman" w:hAnsi="Times New Roman" w:cs="Times New Roman"/>
+              </w:rPr>
+              <w:t>UAT-03</w:t>
+            </w:r>
+          </w:p>
+        </w:tc>
+        <w:tc>
+          <w:tcPr>
+            <w:tcW w:type="dxa" w:w="1872"/>
+            <w:shd w:fill="FFFFFF"/>
+            <w:tcMar>
+              <w:top w:w="80" w:type="dxa"/>
+              <w:bottom w:w="80" w:type="dxa"/>
+              <w:left w:w="120" w:type="dxa"/>
+              <w:right w:w="120" w:type="dxa"/>
+            </w:tcMar>
+          </w:tcPr>
+          <w:p>
+            <w:pPr>
+              <w:spacing w:before="60" w:after="60" w:line="264" w:lineRule="auto"/>
+              <w:jc w:val="left"/>
+            </w:pPr>
+            <w:r/>
+            <w:r>
+              <w:rPr>
+                <w:rFonts w:ascii="Times New Roman" w:hAnsi="Times New Roman"/>
+                <w:b w:val="0"/>
+                <w:i w:val="0"/>
+                <w:color w:val="1E293B"/>
+                <w:sz w:val="18"/>
+                <w:rFonts w:ascii="Times New Roman" w:hAnsi="Times New Roman" w:cs="Times New Roman"/>
+              </w:rPr>
+              <w:t>Kalkulator Gramatur</w:t>
+            </w:r>
+          </w:p>
+        </w:tc>
+        <w:tc>
+          <w:tcPr>
+            <w:tcW w:type="dxa" w:w="3168"/>
+            <w:shd w:fill="FFFFFF"/>
+            <w:tcMar>
+              <w:top w:w="80" w:type="dxa"/>
+              <w:bottom w:w="80" w:type="dxa"/>
+              <w:left w:w="120" w:type="dxa"/>
+              <w:right w:w="120" w:type="dxa"/>
+            </w:tcMar>
+          </w:tcPr>
+          <w:p>
+            <w:pPr>
+              <w:spacing w:before="60" w:after="60" w:line="264" w:lineRule="auto"/>
+              <w:jc w:val="left"/>
+            </w:pPr>
+            <w:r/>
+            <w:r>
+              <w:rPr>
+                <w:rFonts w:ascii="Times New Roman" w:hAnsi="Times New Roman"/>
+                <w:b w:val="0"/>
+                <w:i w:val="0"/>
+                <w:color w:val="1E293B"/>
+                <w:sz w:val="18"/>
+                <w:rFonts w:ascii="Times New Roman" w:hAnsi="Times New Roman" w:cs="Times New Roman"/>
+              </w:rPr>
+              <w:t>Mengubah pilihan kertas dari HVS 70 gsm ke Art Paper 150 gsm.</w:t>
+            </w:r>
+          </w:p>
+        </w:tc>
+        <w:tc>
+          <w:tcPr>
+            <w:tcW w:type="dxa" w:w="2448"/>
+            <w:shd w:fill="FFFFFF"/>
+            <w:tcMar>
+              <w:top w:w="80" w:type="dxa"/>
+              <w:bottom w:w="80" w:type="dxa"/>
+              <w:left w:w="120" w:type="dxa"/>
+              <w:right w:w="120" w:type="dxa"/>
+            </w:tcMar>
+          </w:tcPr>
+          <w:p>
+            <w:pPr>
+              <w:spacing w:before="60" w:after="60" w:line="264" w:lineRule="auto"/>
+              <w:jc w:val="left"/>
+            </w:pPr>
+            <w:r/>
+            <w:r>
+              <w:rPr>
+                <w:rFonts w:ascii="Times New Roman" w:hAnsi="Times New Roman"/>
+                <w:b w:val="0"/>
+                <w:i w:val="0"/>
+                <w:color w:val="1E293B"/>
+                <w:sz w:val="18"/>
+                <w:rFonts w:ascii="Times New Roman" w:hAnsi="Times New Roman" w:cs="Times New Roman"/>
+              </w:rPr>
+              <w:t>Harga subtotal dan total berubah secara instan tanpa re-render penuh.</w:t>
+            </w:r>
+          </w:p>
+        </w:tc>
+        <w:tc>
+          <w:tcPr>
+            <w:tcW w:type="dxa" w:w="1152"/>
+            <w:shd w:fill="FFFFFF"/>
+            <w:tcMar>
+              <w:top w:w="80" w:type="dxa"/>
+              <w:bottom w:w="80" w:type="dxa"/>
+              <w:left w:w="120" w:type="dxa"/>
+              <w:right w:w="120" w:type="dxa"/>
+            </w:tcMar>
+          </w:tcPr>
+          <w:p>
+            <w:pPr>
+              <w:spacing w:before="60" w:after="60" w:line="264" w:lineRule="auto"/>
+              <w:jc w:val="left"/>
+            </w:pPr>
+            <w:r/>
+            <w:r>
+              <w:rPr>
+                <w:rFonts w:ascii="Times New Roman" w:hAnsi="Times New Roman"/>
+                <w:b w:val="0"/>
+                <w:i w:val="0"/>
+                <w:color w:val="1E293B"/>
+                <w:sz w:val="18"/>
+                <w:rFonts w:ascii="Times New Roman" w:hAnsi="Times New Roman" w:cs="Times New Roman"/>
+              </w:rPr>
+              <w:t>LULUS (100%)</w:t>
+            </w:r>
+          </w:p>
+        </w:tc>
+      </w:tr>
+      <w:tr>
+        <w:tc>
+          <w:tcPr>
+            <w:tcW w:type="dxa" w:w="576"/>
+            <w:shd w:fill="F8FAFC"/>
+            <w:tcMar>
+              <w:top w:w="80" w:type="dxa"/>
+              <w:bottom w:w="80" w:type="dxa"/>
+              <w:left w:w="120" w:type="dxa"/>
+              <w:right w:w="120" w:type="dxa"/>
+            </w:tcMar>
+          </w:tcPr>
+          <w:p>
+            <w:pPr>
+              <w:spacing w:before="60" w:after="60" w:line="264" w:lineRule="auto"/>
+              <w:jc w:val="center"/>
+            </w:pPr>
+            <w:r/>
+            <w:r>
+              <w:rPr>
+                <w:rFonts w:ascii="Times New Roman" w:hAnsi="Times New Roman"/>
+                <w:b w:val="0"/>
+                <w:i w:val="0"/>
+                <w:color w:val="1E293B"/>
+                <w:sz w:val="18"/>
+                <w:rFonts w:ascii="Times New Roman" w:hAnsi="Times New Roman" w:cs="Times New Roman"/>
+              </w:rPr>
+              <w:t>4</w:t>
+            </w:r>
+          </w:p>
+        </w:tc>
+        <w:tc>
+          <w:tcPr>
+            <w:tcW w:type="dxa" w:w="1152"/>
+            <w:shd w:fill="F8FAFC"/>
+            <w:tcMar>
+              <w:top w:w="80" w:type="dxa"/>
+              <w:bottom w:w="80" w:type="dxa"/>
+              <w:left w:w="120" w:type="dxa"/>
+              <w:right w:w="120" w:type="dxa"/>
+            </w:tcMar>
+          </w:tcPr>
+          <w:p>
+            <w:pPr>
+              <w:spacing w:before="60" w:after="60" w:line="264" w:lineRule="auto"/>
+              <w:jc w:val="left"/>
+            </w:pPr>
+            <w:r/>
+            <w:r>
+              <w:rPr>
+                <w:rFonts w:ascii="Times New Roman" w:hAnsi="Times New Roman"/>
+                <w:b w:val="0"/>
+                <w:i w:val="0"/>
+                <w:color w:val="1E293B"/>
+                <w:sz w:val="18"/>
+                <w:rFonts w:ascii="Times New Roman" w:hAnsi="Times New Roman" w:cs="Times New Roman"/>
+              </w:rPr>
+              <w:t>UAT-04</w:t>
+            </w:r>
+          </w:p>
+        </w:tc>
+        <w:tc>
+          <w:tcPr>
+            <w:tcW w:type="dxa" w:w="1872"/>
+            <w:shd w:fill="F8FAFC"/>
+            <w:tcMar>
+              <w:top w:w="80" w:type="dxa"/>
+              <w:bottom w:w="80" w:type="dxa"/>
+              <w:left w:w="120" w:type="dxa"/>
+              <w:right w:w="120" w:type="dxa"/>
+            </w:tcMar>
+          </w:tcPr>
+          <w:p>
+            <w:pPr>
+              <w:spacing w:before="60" w:after="60" w:line="264" w:lineRule="auto"/>
+              <w:jc w:val="left"/>
+            </w:pPr>
+            <w:r/>
+            <w:r>
+              <w:rPr>
+                <w:rFonts w:ascii="Times New Roman" w:hAnsi="Times New Roman"/>
+                <w:b w:val="0"/>
+                <w:i w:val="0"/>
+                <w:color w:val="1E293B"/>
+                <w:sz w:val="18"/>
+                <w:rFonts w:ascii="Times New Roman" w:hAnsi="Times New Roman" w:cs="Times New Roman"/>
+              </w:rPr>
+              <w:t>Jilid Hardcover</w:t>
+            </w:r>
+          </w:p>
+        </w:tc>
+        <w:tc>
+          <w:tcPr>
+            <w:tcW w:type="dxa" w:w="3168"/>
+            <w:shd w:fill="F8FAFC"/>
+            <w:tcMar>
+              <w:top w:w="80" w:type="dxa"/>
+              <w:bottom w:w="80" w:type="dxa"/>
+              <w:left w:w="120" w:type="dxa"/>
+              <w:right w:w="120" w:type="dxa"/>
+            </w:tcMar>
+          </w:tcPr>
+          <w:p>
+            <w:pPr>
+              <w:spacing w:before="60" w:after="60" w:line="264" w:lineRule="auto"/>
+              <w:jc w:val="left"/>
+            </w:pPr>
+            <w:r/>
+            <w:r>
+              <w:rPr>
+                <w:rFonts w:ascii="Times New Roman" w:hAnsi="Times New Roman"/>
+                <w:b w:val="0"/>
+                <w:i w:val="0"/>
+                <w:color w:val="1E293B"/>
+                <w:sz w:val="18"/>
+                <w:rFonts w:ascii="Times New Roman" w:hAnsi="Times New Roman" w:cs="Times New Roman"/>
+              </w:rPr>
+              <w:t>Mengatur spesifikasi jilid skripsi (cover biru tua + tulisan emas).</w:t>
+            </w:r>
+          </w:p>
+        </w:tc>
+        <w:tc>
+          <w:tcPr>
+            <w:tcW w:type="dxa" w:w="2448"/>
+            <w:shd w:fill="F8FAFC"/>
+            <w:tcMar>
+              <w:top w:w="80" w:type="dxa"/>
+              <w:bottom w:w="80" w:type="dxa"/>
+              <w:left w:w="120" w:type="dxa"/>
+              <w:right w:w="120" w:type="dxa"/>
+            </w:tcMar>
+          </w:tcPr>
+          <w:p>
+            <w:pPr>
+              <w:spacing w:before="60" w:after="60" w:line="264" w:lineRule="auto"/>
+              <w:jc w:val="left"/>
+            </w:pPr>
+            <w:r/>
+            <w:r>
+              <w:rPr>
+                <w:rFonts w:ascii="Times New Roman" w:hAnsi="Times New Roman"/>
+                <w:b w:val="0"/>
+                <w:i w:val="0"/>
+                <w:color w:val="1E293B"/>
+                <w:sz w:val="18"/>
+                <w:rFonts w:ascii="Times New Roman" w:hAnsi="Times New Roman" w:cs="Times New Roman"/>
+              </w:rPr>
+              <w:t>Pilihan tersimpan akurat ke dalam state pendingCheckoutOrder.</w:t>
+            </w:r>
+          </w:p>
+        </w:tc>
+        <w:tc>
+          <w:tcPr>
+            <w:tcW w:type="dxa" w:w="1152"/>
+            <w:shd w:fill="F8FAFC"/>
+            <w:tcMar>
+              <w:top w:w="80" w:type="dxa"/>
+              <w:bottom w:w="80" w:type="dxa"/>
+              <w:left w:w="120" w:type="dxa"/>
+              <w:right w:w="120" w:type="dxa"/>
+            </w:tcMar>
+          </w:tcPr>
+          <w:p>
+            <w:pPr>
+              <w:spacing w:before="60" w:after="60" w:line="264" w:lineRule="auto"/>
+              <w:jc w:val="left"/>
+            </w:pPr>
+            <w:r/>
+            <w:r>
+              <w:rPr>
+                <w:rFonts w:ascii="Times New Roman" w:hAnsi="Times New Roman"/>
+                <w:b w:val="0"/>
+                <w:i w:val="0"/>
+                <w:color w:val="1E293B"/>
+                <w:sz w:val="18"/>
+                <w:rFonts w:ascii="Times New Roman" w:hAnsi="Times New Roman" w:cs="Times New Roman"/>
+              </w:rPr>
+              <w:t>LULUS (100%)</w:t>
+            </w:r>
+          </w:p>
+        </w:tc>
+      </w:tr>
+      <w:tr>
+        <w:tc>
+          <w:tcPr>
+            <w:tcW w:type="dxa" w:w="576"/>
+            <w:shd w:fill="FFFFFF"/>
+            <w:tcMar>
+              <w:top w:w="80" w:type="dxa"/>
+              <w:bottom w:w="80" w:type="dxa"/>
+              <w:left w:w="120" w:type="dxa"/>
+              <w:right w:w="120" w:type="dxa"/>
+            </w:tcMar>
+          </w:tcPr>
+          <w:p>
+            <w:pPr>
+              <w:spacing w:before="60" w:after="60" w:line="264" w:lineRule="auto"/>
+              <w:jc w:val="center"/>
+            </w:pPr>
+            <w:r/>
+            <w:r>
+              <w:rPr>
+                <w:rFonts w:ascii="Times New Roman" w:hAnsi="Times New Roman"/>
+                <w:b w:val="0"/>
+                <w:i w:val="0"/>
+                <w:color w:val="1E293B"/>
+                <w:sz w:val="18"/>
+                <w:rFonts w:ascii="Times New Roman" w:hAnsi="Times New Roman" w:cs="Times New Roman"/>
+              </w:rPr>
+              <w:t>5</w:t>
+            </w:r>
+          </w:p>
+        </w:tc>
+        <w:tc>
+          <w:tcPr>
+            <w:tcW w:type="dxa" w:w="1152"/>
+            <w:shd w:fill="FFFFFF"/>
+            <w:tcMar>
+              <w:top w:w="80" w:type="dxa"/>
+              <w:bottom w:w="80" w:type="dxa"/>
+              <w:left w:w="120" w:type="dxa"/>
+              <w:right w:w="120" w:type="dxa"/>
+            </w:tcMar>
+          </w:tcPr>
+          <w:p>
+            <w:pPr>
+              <w:spacing w:before="60" w:after="60" w:line="264" w:lineRule="auto"/>
+              <w:jc w:val="left"/>
+            </w:pPr>
+            <w:r/>
+            <w:r>
+              <w:rPr>
+                <w:rFonts w:ascii="Times New Roman" w:hAnsi="Times New Roman"/>
+                <w:b w:val="0"/>
+                <w:i w:val="0"/>
+                <w:color w:val="1E293B"/>
+                <w:sz w:val="18"/>
+                <w:rFonts w:ascii="Times New Roman" w:hAnsi="Times New Roman" w:cs="Times New Roman"/>
+              </w:rPr>
+              <w:t>UAT-05</w:t>
+            </w:r>
+          </w:p>
+        </w:tc>
+        <w:tc>
+          <w:tcPr>
+            <w:tcW w:type="dxa" w:w="1872"/>
+            <w:shd w:fill="FFFFFF"/>
+            <w:tcMar>
+              <w:top w:w="80" w:type="dxa"/>
+              <w:bottom w:w="80" w:type="dxa"/>
+              <w:left w:w="120" w:type="dxa"/>
+              <w:right w:w="120" w:type="dxa"/>
+            </w:tcMar>
+          </w:tcPr>
+          <w:p>
+            <w:pPr>
+              <w:spacing w:before="60" w:after="60" w:line="264" w:lineRule="auto"/>
+              <w:jc w:val="left"/>
+            </w:pPr>
+            <w:r/>
+            <w:r>
+              <w:rPr>
+                <w:rFonts w:ascii="Times New Roman" w:hAnsi="Times New Roman"/>
+                <w:b w:val="0"/>
+                <w:i w:val="0"/>
+                <w:color w:val="1E293B"/>
+                <w:sz w:val="18"/>
+                <w:rFonts w:ascii="Times New Roman" w:hAnsi="Times New Roman" w:cs="Times New Roman"/>
+              </w:rPr>
+              <w:t>LapakPay Wallet</w:t>
+            </w:r>
+          </w:p>
+        </w:tc>
+        <w:tc>
+          <w:tcPr>
+            <w:tcW w:type="dxa" w:w="3168"/>
+            <w:shd w:fill="FFFFFF"/>
+            <w:tcMar>
+              <w:top w:w="80" w:type="dxa"/>
+              <w:bottom w:w="80" w:type="dxa"/>
+              <w:left w:w="120" w:type="dxa"/>
+              <w:right w:w="120" w:type="dxa"/>
+            </w:tcMar>
+          </w:tcPr>
+          <w:p>
+            <w:pPr>
+              <w:spacing w:before="60" w:after="60" w:line="264" w:lineRule="auto"/>
+              <w:jc w:val="left"/>
+            </w:pPr>
+            <w:r/>
+            <w:r>
+              <w:rPr>
+                <w:rFonts w:ascii="Times New Roman" w:hAnsi="Times New Roman"/>
+                <w:b w:val="0"/>
+                <w:i w:val="0"/>
+                <w:color w:val="1E293B"/>
+                <w:sz w:val="18"/>
+                <w:rFonts w:ascii="Times New Roman" w:hAnsi="Times New Roman" w:cs="Times New Roman"/>
+              </w:rPr>
+              <w:t>Melakukan checkout pesanan cetak menggunakan saldo dompet LapakPay.</w:t>
+            </w:r>
+          </w:p>
+        </w:tc>
+        <w:tc>
+          <w:tcPr>
+            <w:tcW w:type="dxa" w:w="2448"/>
+            <w:shd w:fill="FFFFFF"/>
+            <w:tcMar>
+              <w:top w:w="80" w:type="dxa"/>
+              <w:bottom w:w="80" w:type="dxa"/>
+              <w:left w:w="120" w:type="dxa"/>
+              <w:right w:w="120" w:type="dxa"/>
+            </w:tcMar>
+          </w:tcPr>
+          <w:p>
+            <w:pPr>
+              <w:spacing w:before="60" w:after="60" w:line="264" w:lineRule="auto"/>
+              <w:jc w:val="left"/>
+            </w:pPr>
+            <w:r/>
+            <w:r>
+              <w:rPr>
+                <w:rFonts w:ascii="Times New Roman" w:hAnsi="Times New Roman"/>
+                <w:b w:val="0"/>
+                <w:i w:val="0"/>
+                <w:color w:val="1E293B"/>
+                <w:sz w:val="18"/>
+                <w:rFonts w:ascii="Times New Roman" w:hAnsi="Times New Roman" w:cs="Times New Roman"/>
+              </w:rPr>
+              <w:t>Saldo terpotong tepat, bukti bayar terbit, status pesanan menjadi 'Paid'.</w:t>
+            </w:r>
+          </w:p>
+        </w:tc>
+        <w:tc>
+          <w:tcPr>
+            <w:tcW w:type="dxa" w:w="1152"/>
+            <w:shd w:fill="FFFFFF"/>
+            <w:tcMar>
+              <w:top w:w="80" w:type="dxa"/>
+              <w:bottom w:w="80" w:type="dxa"/>
+              <w:left w:w="120" w:type="dxa"/>
+              <w:right w:w="120" w:type="dxa"/>
+            </w:tcMar>
+          </w:tcPr>
+          <w:p>
+            <w:pPr>
+              <w:spacing w:before="60" w:after="60" w:line="264" w:lineRule="auto"/>
+              <w:jc w:val="left"/>
+            </w:pPr>
+            <w:r/>
+            <w:r>
+              <w:rPr>
+                <w:rFonts w:ascii="Times New Roman" w:hAnsi="Times New Roman"/>
+                <w:b w:val="0"/>
+                <w:i w:val="0"/>
+                <w:color w:val="1E293B"/>
+                <w:sz w:val="18"/>
+                <w:rFonts w:ascii="Times New Roman" w:hAnsi="Times New Roman" w:cs="Times New Roman"/>
+              </w:rPr>
+              <w:t>LULUS (100%)</w:t>
+            </w:r>
+          </w:p>
+        </w:tc>
+      </w:tr>
+      <w:tr>
+        <w:tc>
+          <w:tcPr>
+            <w:tcW w:type="dxa" w:w="576"/>
+            <w:shd w:fill="F8FAFC"/>
+            <w:tcMar>
+              <w:top w:w="80" w:type="dxa"/>
+              <w:bottom w:w="80" w:type="dxa"/>
+              <w:left w:w="120" w:type="dxa"/>
+              <w:right w:w="120" w:type="dxa"/>
+            </w:tcMar>
+          </w:tcPr>
+          <w:p>
+            <w:pPr>
+              <w:spacing w:before="60" w:after="60" w:line="264" w:lineRule="auto"/>
+              <w:jc w:val="center"/>
+            </w:pPr>
+            <w:r/>
+            <w:r>
+              <w:rPr>
+                <w:rFonts w:ascii="Times New Roman" w:hAnsi="Times New Roman"/>
+                <w:b w:val="0"/>
+                <w:i w:val="0"/>
+                <w:color w:val="1E293B"/>
+                <w:sz w:val="18"/>
+                <w:rFonts w:ascii="Times New Roman" w:hAnsi="Times New Roman" w:cs="Times New Roman"/>
+              </w:rPr>
+              <w:t>6</w:t>
+            </w:r>
+          </w:p>
+        </w:tc>
+        <w:tc>
+          <w:tcPr>
+            <w:tcW w:type="dxa" w:w="1152"/>
+            <w:shd w:fill="F8FAFC"/>
+            <w:tcMar>
+              <w:top w:w="80" w:type="dxa"/>
+              <w:bottom w:w="80" w:type="dxa"/>
+              <w:left w:w="120" w:type="dxa"/>
+              <w:right w:w="120" w:type="dxa"/>
+            </w:tcMar>
+          </w:tcPr>
+          <w:p>
+            <w:pPr>
+              <w:spacing w:before="60" w:after="60" w:line="264" w:lineRule="auto"/>
+              <w:jc w:val="left"/>
+            </w:pPr>
+            <w:r/>
+            <w:r>
+              <w:rPr>
+                <w:rFonts w:ascii="Times New Roman" w:hAnsi="Times New Roman"/>
+                <w:b w:val="0"/>
+                <w:i w:val="0"/>
+                <w:color w:val="1E293B"/>
+                <w:sz w:val="18"/>
+                <w:rFonts w:ascii="Times New Roman" w:hAnsi="Times New Roman" w:cs="Times New Roman"/>
+              </w:rPr>
+              <w:t>UAT-06</w:t>
+            </w:r>
+          </w:p>
+        </w:tc>
+        <w:tc>
+          <w:tcPr>
+            <w:tcW w:type="dxa" w:w="1872"/>
+            <w:shd w:fill="F8FAFC"/>
+            <w:tcMar>
+              <w:top w:w="80" w:type="dxa"/>
+              <w:bottom w:w="80" w:type="dxa"/>
+              <w:left w:w="120" w:type="dxa"/>
+              <w:right w:w="120" w:type="dxa"/>
+            </w:tcMar>
+          </w:tcPr>
+          <w:p>
+            <w:pPr>
+              <w:spacing w:before="60" w:after="60" w:line="264" w:lineRule="auto"/>
+              <w:jc w:val="left"/>
+            </w:pPr>
+            <w:r/>
+            <w:r>
+              <w:rPr>
+                <w:rFonts w:ascii="Times New Roman" w:hAnsi="Times New Roman"/>
+                <w:b w:val="0"/>
+                <w:i w:val="0"/>
+                <w:color w:val="1E293B"/>
+                <w:sz w:val="18"/>
+                <w:rFonts w:ascii="Times New Roman" w:hAnsi="Times New Roman" w:cs="Times New Roman"/>
+              </w:rPr>
+              <w:t>Dynamic QRIS</w:t>
+            </w:r>
+          </w:p>
+        </w:tc>
+        <w:tc>
+          <w:tcPr>
+            <w:tcW w:type="dxa" w:w="3168"/>
+            <w:shd w:fill="F8FAFC"/>
+            <w:tcMar>
+              <w:top w:w="80" w:type="dxa"/>
+              <w:bottom w:w="80" w:type="dxa"/>
+              <w:left w:w="120" w:type="dxa"/>
+              <w:right w:w="120" w:type="dxa"/>
+            </w:tcMar>
+          </w:tcPr>
+          <w:p>
+            <w:pPr>
+              <w:spacing w:before="60" w:after="60" w:line="264" w:lineRule="auto"/>
+              <w:jc w:val="left"/>
+            </w:pPr>
+            <w:r/>
+            <w:r>
+              <w:rPr>
+                <w:rFonts w:ascii="Times New Roman" w:hAnsi="Times New Roman"/>
+                <w:b w:val="0"/>
+                <w:i w:val="0"/>
+                <w:color w:val="1E293B"/>
+                <w:sz w:val="18"/>
+                <w:rFonts w:ascii="Times New Roman" w:hAnsi="Times New Roman" w:cs="Times New Roman"/>
+              </w:rPr>
+              <w:t>Menampilkan barcode QRIS dinamis untuk pembayaran pesanan.</w:t>
+            </w:r>
+          </w:p>
+        </w:tc>
+        <w:tc>
+          <w:tcPr>
+            <w:tcW w:type="dxa" w:w="2448"/>
+            <w:shd w:fill="F8FAFC"/>
+            <w:tcMar>
+              <w:top w:w="80" w:type="dxa"/>
+              <w:bottom w:w="80" w:type="dxa"/>
+              <w:left w:w="120" w:type="dxa"/>
+              <w:right w:w="120" w:type="dxa"/>
+            </w:tcMar>
+          </w:tcPr>
+          <w:p>
+            <w:pPr>
+              <w:spacing w:before="60" w:after="60" w:line="264" w:lineRule="auto"/>
+              <w:jc w:val="left"/>
+            </w:pPr>
+            <w:r/>
+            <w:r>
+              <w:rPr>
+                <w:rFonts w:ascii="Times New Roman" w:hAnsi="Times New Roman"/>
+                <w:b w:val="0"/>
+                <w:i w:val="0"/>
+                <w:color w:val="1E293B"/>
+                <w:sz w:val="18"/>
+                <w:rFonts w:ascii="Times New Roman" w:hAnsi="Times New Roman" w:cs="Times New Roman"/>
+              </w:rPr>
+              <w:t>Barcode QRIS ter-render tajam, timer 15 menit berjalan mundur dengan akurat.</w:t>
+            </w:r>
+          </w:p>
+        </w:tc>
+        <w:tc>
+          <w:tcPr>
+            <w:tcW w:type="dxa" w:w="1152"/>
+            <w:shd w:fill="F8FAFC"/>
+            <w:tcMar>
+              <w:top w:w="80" w:type="dxa"/>
+              <w:bottom w:w="80" w:type="dxa"/>
+              <w:left w:w="120" w:type="dxa"/>
+              <w:right w:w="120" w:type="dxa"/>
+            </w:tcMar>
+          </w:tcPr>
+          <w:p>
+            <w:pPr>
+              <w:spacing w:before="60" w:after="60" w:line="264" w:lineRule="auto"/>
+              <w:jc w:val="left"/>
+            </w:pPr>
+            <w:r/>
+            <w:r>
+              <w:rPr>
+                <w:rFonts w:ascii="Times New Roman" w:hAnsi="Times New Roman"/>
+                <w:b w:val="0"/>
+                <w:i w:val="0"/>
+                <w:color w:val="1E293B"/>
+                <w:sz w:val="18"/>
+                <w:rFonts w:ascii="Times New Roman" w:hAnsi="Times New Roman" w:cs="Times New Roman"/>
+              </w:rPr>
+              <w:t>LULUS (100%)</w:t>
+            </w:r>
+          </w:p>
+        </w:tc>
+      </w:tr>
+      <w:tr>
+        <w:tc>
+          <w:tcPr>
+            <w:tcW w:type="dxa" w:w="576"/>
+            <w:shd w:fill="FFFFFF"/>
+            <w:tcMar>
+              <w:top w:w="80" w:type="dxa"/>
+              <w:bottom w:w="80" w:type="dxa"/>
+              <w:left w:w="120" w:type="dxa"/>
+              <w:right w:w="120" w:type="dxa"/>
+            </w:tcMar>
+          </w:tcPr>
+          <w:p>
+            <w:pPr>
+              <w:spacing w:before="60" w:after="60" w:line="264" w:lineRule="auto"/>
+              <w:jc w:val="center"/>
+            </w:pPr>
+            <w:r/>
+            <w:r>
+              <w:rPr>
+                <w:rFonts w:ascii="Times New Roman" w:hAnsi="Times New Roman"/>
+                <w:b w:val="0"/>
+                <w:i w:val="0"/>
+                <w:color w:val="1E293B"/>
+                <w:sz w:val="18"/>
+                <w:rFonts w:ascii="Times New Roman" w:hAnsi="Times New Roman" w:cs="Times New Roman"/>
+              </w:rPr>
+              <w:t>7</w:t>
+            </w:r>
+          </w:p>
+        </w:tc>
+        <w:tc>
+          <w:tcPr>
+            <w:tcW w:type="dxa" w:w="1152"/>
+            <w:shd w:fill="FFFFFF"/>
+            <w:tcMar>
+              <w:top w:w="80" w:type="dxa"/>
+              <w:bottom w:w="80" w:type="dxa"/>
+              <w:left w:w="120" w:type="dxa"/>
+              <w:right w:w="120" w:type="dxa"/>
+            </w:tcMar>
+          </w:tcPr>
+          <w:p>
+            <w:pPr>
+              <w:spacing w:before="60" w:after="60" w:line="264" w:lineRule="auto"/>
+              <w:jc w:val="left"/>
+            </w:pPr>
+            <w:r/>
+            <w:r>
+              <w:rPr>
+                <w:rFonts w:ascii="Times New Roman" w:hAnsi="Times New Roman"/>
+                <w:b w:val="0"/>
+                <w:i w:val="0"/>
+                <w:color w:val="1E293B"/>
+                <w:sz w:val="18"/>
+                <w:rFonts w:ascii="Times New Roman" w:hAnsi="Times New Roman" w:cs="Times New Roman"/>
+              </w:rPr>
+              <w:t>UAT-07</w:t>
+            </w:r>
+          </w:p>
+        </w:tc>
+        <w:tc>
+          <w:tcPr>
+            <w:tcW w:type="dxa" w:w="1872"/>
+            <w:shd w:fill="FFFFFF"/>
+            <w:tcMar>
+              <w:top w:w="80" w:type="dxa"/>
+              <w:bottom w:w="80" w:type="dxa"/>
+              <w:left w:w="120" w:type="dxa"/>
+              <w:right w:w="120" w:type="dxa"/>
+            </w:tcMar>
+          </w:tcPr>
+          <w:p>
+            <w:pPr>
+              <w:spacing w:before="60" w:after="60" w:line="264" w:lineRule="auto"/>
+              <w:jc w:val="left"/>
+            </w:pPr>
+            <w:r/>
+            <w:r>
+              <w:rPr>
+                <w:rFonts w:ascii="Times New Roman" w:hAnsi="Times New Roman"/>
+                <w:b w:val="0"/>
+                <w:i w:val="0"/>
+                <w:color w:val="1E293B"/>
+                <w:sz w:val="18"/>
+                <w:rFonts w:ascii="Times New Roman" w:hAnsi="Times New Roman" w:cs="Times New Roman"/>
+              </w:rPr>
+              <w:t>Unduh APK Android</w:t>
+            </w:r>
+          </w:p>
+        </w:tc>
+        <w:tc>
+          <w:tcPr>
+            <w:tcW w:type="dxa" w:w="3168"/>
+            <w:shd w:fill="FFFFFF"/>
+            <w:tcMar>
+              <w:top w:w="80" w:type="dxa"/>
+              <w:bottom w:w="80" w:type="dxa"/>
+              <w:left w:w="120" w:type="dxa"/>
+              <w:right w:w="120" w:type="dxa"/>
+            </w:tcMar>
+          </w:tcPr>
+          <w:p>
+            <w:pPr>
+              <w:spacing w:before="60" w:after="60" w:line="264" w:lineRule="auto"/>
+              <w:jc w:val="left"/>
+            </w:pPr>
+            <w:r/>
+            <w:r>
+              <w:rPr>
+                <w:rFonts w:ascii="Times New Roman" w:hAnsi="Times New Roman"/>
+                <w:b w:val="0"/>
+                <w:i w:val="0"/>
+                <w:color w:val="1E293B"/>
+                <w:sz w:val="18"/>
+                <w:rFonts w:ascii="Times New Roman" w:hAnsi="Times New Roman" w:cs="Times New Roman"/>
+              </w:rPr>
+              <w:t>Mengklik tombol 'Unduh LapakPrint.apk' pada header web.</w:t>
+            </w:r>
+          </w:p>
+        </w:tc>
+        <w:tc>
+          <w:tcPr>
+            <w:tcW w:type="dxa" w:w="2448"/>
+            <w:shd w:fill="FFFFFF"/>
+            <w:tcMar>
+              <w:top w:w="80" w:type="dxa"/>
+              <w:bottom w:w="80" w:type="dxa"/>
+              <w:left w:w="120" w:type="dxa"/>
+              <w:right w:w="120" w:type="dxa"/>
+            </w:tcMar>
+          </w:tcPr>
+          <w:p>
+            <w:pPr>
+              <w:spacing w:before="60" w:after="60" w:line="264" w:lineRule="auto"/>
+              <w:jc w:val="left"/>
+            </w:pPr>
+            <w:r/>
+            <w:r>
+              <w:rPr>
+                <w:rFonts w:ascii="Times New Roman" w:hAnsi="Times New Roman"/>
+                <w:b w:val="0"/>
+                <w:i w:val="0"/>
+                <w:color w:val="1E293B"/>
+                <w:sz w:val="18"/>
+                <w:rFonts w:ascii="Times New Roman" w:hAnsi="Times New Roman" w:cs="Times New Roman"/>
+              </w:rPr>
+              <w:t>File biner 4.2 MB terunduh langsung dari CDN server Vercel.</w:t>
+            </w:r>
+          </w:p>
+        </w:tc>
+        <w:tc>
+          <w:tcPr>
+            <w:tcW w:type="dxa" w:w="1152"/>
+            <w:shd w:fill="FFFFFF"/>
+            <w:tcMar>
+              <w:top w:w="80" w:type="dxa"/>
+              <w:bottom w:w="80" w:type="dxa"/>
+              <w:left w:w="120" w:type="dxa"/>
+              <w:right w:w="120" w:type="dxa"/>
+            </w:tcMar>
+          </w:tcPr>
+          <w:p>
+            <w:pPr>
+              <w:spacing w:before="60" w:after="60" w:line="264" w:lineRule="auto"/>
+              <w:jc w:val="left"/>
+            </w:pPr>
+            <w:r/>
+            <w:r>
+              <w:rPr>
+                <w:rFonts w:ascii="Times New Roman" w:hAnsi="Times New Roman"/>
+                <w:b w:val="0"/>
+                <w:i w:val="0"/>
+                <w:color w:val="1E293B"/>
+                <w:sz w:val="18"/>
+                <w:rFonts w:ascii="Times New Roman" w:hAnsi="Times New Roman" w:cs="Times New Roman"/>
+              </w:rPr>
+              <w:t>LULUS (100%)</w:t>
+            </w:r>
+          </w:p>
+        </w:tc>
+      </w:tr>
+      <w:tr>
+        <w:tc>
+          <w:tcPr>
+            <w:tcW w:type="dxa" w:w="576"/>
+            <w:shd w:fill="F8FAFC"/>
+            <w:tcMar>
+              <w:top w:w="80" w:type="dxa"/>
+              <w:bottom w:w="80" w:type="dxa"/>
+              <w:left w:w="120" w:type="dxa"/>
+              <w:right w:w="120" w:type="dxa"/>
+            </w:tcMar>
+          </w:tcPr>
+          <w:p>
+            <w:pPr>
+              <w:spacing w:before="60" w:after="60" w:line="264" w:lineRule="auto"/>
+              <w:jc w:val="center"/>
+            </w:pPr>
+            <w:r/>
+            <w:r>
+              <w:rPr>
+                <w:rFonts w:ascii="Times New Roman" w:hAnsi="Times New Roman"/>
+                <w:b w:val="0"/>
+                <w:i w:val="0"/>
+                <w:color w:val="1E293B"/>
+                <w:sz w:val="18"/>
+                <w:rFonts w:ascii="Times New Roman" w:hAnsi="Times New Roman" w:cs="Times New Roman"/>
+              </w:rPr>
+              <w:t>8</w:t>
+            </w:r>
+          </w:p>
+        </w:tc>
+        <w:tc>
+          <w:tcPr>
+            <w:tcW w:type="dxa" w:w="1152"/>
+            <w:shd w:fill="F8FAFC"/>
+            <w:tcMar>
+              <w:top w:w="80" w:type="dxa"/>
+              <w:bottom w:w="80" w:type="dxa"/>
+              <w:left w:w="120" w:type="dxa"/>
+              <w:right w:w="120" w:type="dxa"/>
+            </w:tcMar>
+          </w:tcPr>
+          <w:p>
+            <w:pPr>
+              <w:spacing w:before="60" w:after="60" w:line="264" w:lineRule="auto"/>
+              <w:jc w:val="left"/>
+            </w:pPr>
+            <w:r/>
+            <w:r>
+              <w:rPr>
+                <w:rFonts w:ascii="Times New Roman" w:hAnsi="Times New Roman"/>
+                <w:b w:val="0"/>
+                <w:i w:val="0"/>
+                <w:color w:val="1E293B"/>
+                <w:sz w:val="18"/>
+                <w:rFonts w:ascii="Times New Roman" w:hAnsi="Times New Roman" w:cs="Times New Roman"/>
+              </w:rPr>
+              <w:t>UAT-08</w:t>
+            </w:r>
+          </w:p>
+        </w:tc>
+        <w:tc>
+          <w:tcPr>
+            <w:tcW w:type="dxa" w:w="1872"/>
+            <w:shd w:fill="F8FAFC"/>
+            <w:tcMar>
+              <w:top w:w="80" w:type="dxa"/>
+              <w:bottom w:w="80" w:type="dxa"/>
+              <w:left w:w="120" w:type="dxa"/>
+              <w:right w:w="120" w:type="dxa"/>
+            </w:tcMar>
+          </w:tcPr>
+          <w:p>
+            <w:pPr>
+              <w:spacing w:before="60" w:after="60" w:line="264" w:lineRule="auto"/>
+              <w:jc w:val="left"/>
+            </w:pPr>
+            <w:r/>
+            <w:r>
+              <w:rPr>
+                <w:rFonts w:ascii="Times New Roman" w:hAnsi="Times New Roman"/>
+                <w:b w:val="0"/>
+                <w:i w:val="0"/>
+                <w:color w:val="1E293B"/>
+                <w:sz w:val="18"/>
+                <w:rFonts w:ascii="Times New Roman" w:hAnsi="Times New Roman" w:cs="Times New Roman"/>
+              </w:rPr>
+              <w:t>Instalasi Mobile</w:t>
+            </w:r>
+          </w:p>
+        </w:tc>
+        <w:tc>
+          <w:tcPr>
+            <w:tcW w:type="dxa" w:w="3168"/>
+            <w:shd w:fill="F8FAFC"/>
+            <w:tcMar>
+              <w:top w:w="80" w:type="dxa"/>
+              <w:bottom w:w="80" w:type="dxa"/>
+              <w:left w:w="120" w:type="dxa"/>
+              <w:right w:w="120" w:type="dxa"/>
+            </w:tcMar>
+          </w:tcPr>
+          <w:p>
+            <w:pPr>
+              <w:spacing w:before="60" w:after="60" w:line="264" w:lineRule="auto"/>
+              <w:jc w:val="left"/>
+            </w:pPr>
+            <w:r/>
+            <w:r>
+              <w:rPr>
+                <w:rFonts w:ascii="Times New Roman" w:hAnsi="Times New Roman"/>
+                <w:b w:val="0"/>
+                <w:i w:val="0"/>
+                <w:color w:val="1E293B"/>
+                <w:sz w:val="18"/>
+                <w:rFonts w:ascii="Times New Roman" w:hAnsi="Times New Roman" w:cs="Times New Roman"/>
+              </w:rPr>
+              <w:t>Memasang file APK mandiri pada perangkat Android fisik (sideloading).</w:t>
+            </w:r>
+          </w:p>
+        </w:tc>
+        <w:tc>
+          <w:tcPr>
+            <w:tcW w:type="dxa" w:w="2448"/>
+            <w:shd w:fill="F8FAFC"/>
+            <w:tcMar>
+              <w:top w:w="80" w:type="dxa"/>
+              <w:bottom w:w="80" w:type="dxa"/>
+              <w:left w:w="120" w:type="dxa"/>
+              <w:right w:w="120" w:type="dxa"/>
+            </w:tcMar>
+          </w:tcPr>
+          <w:p>
+            <w:pPr>
+              <w:spacing w:before="60" w:after="60" w:line="264" w:lineRule="auto"/>
+              <w:jc w:val="left"/>
+            </w:pPr>
+            <w:r/>
+            <w:r>
+              <w:rPr>
+                <w:rFonts w:ascii="Times New Roman" w:hAnsi="Times New Roman"/>
+                <w:b w:val="0"/>
+                <w:i w:val="0"/>
+                <w:color w:val="1E293B"/>
+                <w:sz w:val="18"/>
+                <w:rFonts w:ascii="Times New Roman" w:hAnsi="Times New Roman" w:cs="Times New Roman"/>
+              </w:rPr>
+              <w:t>Aplikasi terpasang sukses, izin storage berfungsi, splash screen bermerek tampil.</w:t>
+            </w:r>
+          </w:p>
+        </w:tc>
+        <w:tc>
+          <w:tcPr>
+            <w:tcW w:type="dxa" w:w="1152"/>
+            <w:shd w:fill="F8FAFC"/>
+            <w:tcMar>
+              <w:top w:w="80" w:type="dxa"/>
+              <w:bottom w:w="80" w:type="dxa"/>
+              <w:left w:w="120" w:type="dxa"/>
+              <w:right w:w="120" w:type="dxa"/>
+            </w:tcMar>
+          </w:tcPr>
+          <w:p>
+            <w:pPr>
+              <w:spacing w:before="60" w:after="60" w:line="264" w:lineRule="auto"/>
+              <w:jc w:val="left"/>
+            </w:pPr>
+            <w:r/>
+            <w:r>
+              <w:rPr>
+                <w:rFonts w:ascii="Times New Roman" w:hAnsi="Times New Roman"/>
+                <w:b w:val="0"/>
+                <w:i w:val="0"/>
+                <w:color w:val="1E293B"/>
+                <w:sz w:val="18"/>
+                <w:rFonts w:ascii="Times New Roman" w:hAnsi="Times New Roman" w:cs="Times New Roman"/>
+              </w:rPr>
+              <w:t>LULUS (100%)</w:t>
+            </w:r>
+          </w:p>
+        </w:tc>
+      </w:tr>
+      <w:tr>
+        <w:tc>
+          <w:tcPr>
+            <w:tcW w:type="dxa" w:w="576"/>
+            <w:shd w:fill="FFFFFF"/>
+            <w:tcMar>
+              <w:top w:w="80" w:type="dxa"/>
+              <w:bottom w:w="80" w:type="dxa"/>
+              <w:left w:w="120" w:type="dxa"/>
+              <w:right w:w="120" w:type="dxa"/>
+            </w:tcMar>
+          </w:tcPr>
+          <w:p>
+            <w:pPr>
+              <w:spacing w:before="60" w:after="60" w:line="264" w:lineRule="auto"/>
+              <w:jc w:val="center"/>
+            </w:pPr>
+            <w:r/>
+            <w:r>
+              <w:rPr>
+                <w:rFonts w:ascii="Times New Roman" w:hAnsi="Times New Roman"/>
+                <w:b w:val="0"/>
+                <w:i w:val="0"/>
+                <w:color w:val="1E293B"/>
+                <w:sz w:val="18"/>
+                <w:rFonts w:ascii="Times New Roman" w:hAnsi="Times New Roman" w:cs="Times New Roman"/>
+              </w:rPr>
+              <w:t>9</w:t>
+            </w:r>
+          </w:p>
+        </w:tc>
+        <w:tc>
+          <w:tcPr>
+            <w:tcW w:type="dxa" w:w="1152"/>
+            <w:shd w:fill="FFFFFF"/>
+            <w:tcMar>
+              <w:top w:w="80" w:type="dxa"/>
+              <w:bottom w:w="80" w:type="dxa"/>
+              <w:left w:w="120" w:type="dxa"/>
+              <w:right w:w="120" w:type="dxa"/>
+            </w:tcMar>
+          </w:tcPr>
+          <w:p>
+            <w:pPr>
+              <w:spacing w:before="60" w:after="60" w:line="264" w:lineRule="auto"/>
+              <w:jc w:val="left"/>
+            </w:pPr>
+            <w:r/>
+            <w:r>
+              <w:rPr>
+                <w:rFonts w:ascii="Times New Roman" w:hAnsi="Times New Roman"/>
+                <w:b w:val="0"/>
+                <w:i w:val="0"/>
+                <w:color w:val="1E293B"/>
+                <w:sz w:val="18"/>
+                <w:rFonts w:ascii="Times New Roman" w:hAnsi="Times New Roman" w:cs="Times New Roman"/>
+              </w:rPr>
+              <w:t>UAT-09</w:t>
+            </w:r>
+          </w:p>
+        </w:tc>
+        <w:tc>
+          <w:tcPr>
+            <w:tcW w:type="dxa" w:w="1872"/>
+            <w:shd w:fill="FFFFFF"/>
+            <w:tcMar>
+              <w:top w:w="80" w:type="dxa"/>
+              <w:bottom w:w="80" w:type="dxa"/>
+              <w:left w:w="120" w:type="dxa"/>
+              <w:right w:w="120" w:type="dxa"/>
+            </w:tcMar>
+          </w:tcPr>
+          <w:p>
+            <w:pPr>
+              <w:spacing w:before="60" w:after="60" w:line="264" w:lineRule="auto"/>
+              <w:jc w:val="left"/>
+            </w:pPr>
+            <w:r/>
+            <w:r>
+              <w:rPr>
+                <w:rFonts w:ascii="Times New Roman" w:hAnsi="Times New Roman"/>
+                <w:b w:val="0"/>
+                <w:i w:val="0"/>
+                <w:color w:val="1E293B"/>
+                <w:sz w:val="18"/>
+                <w:rFonts w:ascii="Times New Roman" w:hAnsi="Times New Roman" w:cs="Times New Roman"/>
+              </w:rPr>
+              <w:t>Docker Hermes</w:t>
+            </w:r>
+          </w:p>
+        </w:tc>
+        <w:tc>
+          <w:tcPr>
+            <w:tcW w:type="dxa" w:w="3168"/>
+            <w:shd w:fill="FFFFFF"/>
+            <w:tcMar>
+              <w:top w:w="80" w:type="dxa"/>
+              <w:bottom w:w="80" w:type="dxa"/>
+              <w:left w:w="120" w:type="dxa"/>
+              <w:right w:w="120" w:type="dxa"/>
+            </w:tcMar>
+          </w:tcPr>
+          <w:p>
+            <w:pPr>
+              <w:spacing w:before="60" w:after="60" w:line="264" w:lineRule="auto"/>
+              <w:jc w:val="left"/>
+            </w:pPr>
+            <w:r/>
+            <w:r>
+              <w:rPr>
+                <w:rFonts w:ascii="Times New Roman" w:hAnsi="Times New Roman"/>
+                <w:b w:val="0"/>
+                <w:i w:val="0"/>
+                <w:color w:val="1E293B"/>
+                <w:sz w:val="18"/>
+                <w:rFonts w:ascii="Times New Roman" w:hAnsi="Times New Roman" w:cs="Times New Roman"/>
+              </w:rPr>
+              <w:t>Menjalankan kluster 4 container via docker compose up -d.</w:t>
+            </w:r>
+          </w:p>
+        </w:tc>
+        <w:tc>
+          <w:tcPr>
+            <w:tcW w:type="dxa" w:w="2448"/>
+            <w:shd w:fill="FFFFFF"/>
+            <w:tcMar>
+              <w:top w:w="80" w:type="dxa"/>
+              <w:bottom w:w="80" w:type="dxa"/>
+              <w:left w:w="120" w:type="dxa"/>
+              <w:right w:w="120" w:type="dxa"/>
+            </w:tcMar>
+          </w:tcPr>
+          <w:p>
+            <w:pPr>
+              <w:spacing w:before="60" w:after="60" w:line="264" w:lineRule="auto"/>
+              <w:jc w:val="left"/>
+            </w:pPr>
+            <w:r/>
+            <w:r>
+              <w:rPr>
+                <w:rFonts w:ascii="Times New Roman" w:hAnsi="Times New Roman"/>
+                <w:b w:val="0"/>
+                <w:i w:val="0"/>
+                <w:color w:val="1E293B"/>
+                <w:sz w:val="18"/>
+                <w:rFonts w:ascii="Times New Roman" w:hAnsi="Times New Roman" w:cs="Times New Roman"/>
+              </w:rPr>
+              <w:t>Semua container (hermes, 9router, webui, ngrok) berstatus healthy.</w:t>
+            </w:r>
+          </w:p>
+        </w:tc>
+        <w:tc>
+          <w:tcPr>
+            <w:tcW w:type="dxa" w:w="1152"/>
+            <w:shd w:fill="FFFFFF"/>
+            <w:tcMar>
+              <w:top w:w="80" w:type="dxa"/>
+              <w:bottom w:w="80" w:type="dxa"/>
+              <w:left w:w="120" w:type="dxa"/>
+              <w:right w:w="120" w:type="dxa"/>
+            </w:tcMar>
+          </w:tcPr>
+          <w:p>
+            <w:pPr>
+              <w:spacing w:before="60" w:after="60" w:line="264" w:lineRule="auto"/>
+              <w:jc w:val="left"/>
+            </w:pPr>
+            <w:r/>
+            <w:r>
+              <w:rPr>
+                <w:rFonts w:ascii="Times New Roman" w:hAnsi="Times New Roman"/>
+                <w:b w:val="0"/>
+                <w:i w:val="0"/>
+                <w:color w:val="1E293B"/>
+                <w:sz w:val="18"/>
+                <w:rFonts w:ascii="Times New Roman" w:hAnsi="Times New Roman" w:cs="Times New Roman"/>
+              </w:rPr>
+              <w:t>LULUS (100%)</w:t>
+            </w:r>
+          </w:p>
+        </w:tc>
+      </w:tr>
+      <w:tr>
+        <w:tc>
+          <w:tcPr>
+            <w:tcW w:type="dxa" w:w="576"/>
+            <w:shd w:fill="F8FAFC"/>
+            <w:tcMar>
+              <w:top w:w="80" w:type="dxa"/>
+              <w:bottom w:w="80" w:type="dxa"/>
+              <w:left w:w="120" w:type="dxa"/>
+              <w:right w:w="120" w:type="dxa"/>
+            </w:tcMar>
+          </w:tcPr>
+          <w:p>
+            <w:pPr>
+              <w:spacing w:before="60" w:after="60" w:line="264" w:lineRule="auto"/>
+              <w:jc w:val="center"/>
+            </w:pPr>
+            <w:r/>
+            <w:r>
+              <w:rPr>
+                <w:rFonts w:ascii="Times New Roman" w:hAnsi="Times New Roman"/>
+                <w:b w:val="0"/>
+                <w:i w:val="0"/>
+                <w:color w:val="1E293B"/>
+                <w:sz w:val="18"/>
+                <w:rFonts w:ascii="Times New Roman" w:hAnsi="Times New Roman" w:cs="Times New Roman"/>
+              </w:rPr>
+              <w:t>10</w:t>
+            </w:r>
+          </w:p>
+        </w:tc>
+        <w:tc>
+          <w:tcPr>
+            <w:tcW w:type="dxa" w:w="1152"/>
+            <w:shd w:fill="F8FAFC"/>
+            <w:tcMar>
+              <w:top w:w="80" w:type="dxa"/>
+              <w:bottom w:w="80" w:type="dxa"/>
+              <w:left w:w="120" w:type="dxa"/>
+              <w:right w:w="120" w:type="dxa"/>
+            </w:tcMar>
+          </w:tcPr>
+          <w:p>
+            <w:pPr>
+              <w:spacing w:before="60" w:after="60" w:line="264" w:lineRule="auto"/>
+              <w:jc w:val="left"/>
+            </w:pPr>
+            <w:r/>
+            <w:r>
+              <w:rPr>
+                <w:rFonts w:ascii="Times New Roman" w:hAnsi="Times New Roman"/>
+                <w:b w:val="0"/>
+                <w:i w:val="0"/>
+                <w:color w:val="1E293B"/>
+                <w:sz w:val="18"/>
+                <w:rFonts w:ascii="Times New Roman" w:hAnsi="Times New Roman" w:cs="Times New Roman"/>
+              </w:rPr>
+              <w:t>UAT-10</w:t>
+            </w:r>
+          </w:p>
+        </w:tc>
+        <w:tc>
+          <w:tcPr>
+            <w:tcW w:type="dxa" w:w="1872"/>
+            <w:shd w:fill="F8FAFC"/>
+            <w:tcMar>
+              <w:top w:w="80" w:type="dxa"/>
+              <w:bottom w:w="80" w:type="dxa"/>
+              <w:left w:w="120" w:type="dxa"/>
+              <w:right w:w="120" w:type="dxa"/>
+            </w:tcMar>
+          </w:tcPr>
+          <w:p>
+            <w:pPr>
+              <w:spacing w:before="60" w:after="60" w:line="264" w:lineRule="auto"/>
+              <w:jc w:val="left"/>
+            </w:pPr>
+            <w:r/>
+            <w:r>
+              <w:rPr>
+                <w:rFonts w:ascii="Times New Roman" w:hAnsi="Times New Roman"/>
+                <w:b w:val="0"/>
+                <w:i w:val="0"/>
+                <w:color w:val="1E293B"/>
+                <w:sz w:val="18"/>
+                <w:rFonts w:ascii="Times New Roman" w:hAnsi="Times New Roman" w:cs="Times New Roman"/>
+              </w:rPr>
+              <w:t>AI 9router Primary</w:t>
+            </w:r>
+          </w:p>
+        </w:tc>
+        <w:tc>
+          <w:tcPr>
+            <w:tcW w:type="dxa" w:w="3168"/>
+            <w:shd w:fill="F8FAFC"/>
+            <w:tcMar>
+              <w:top w:w="80" w:type="dxa"/>
+              <w:bottom w:w="80" w:type="dxa"/>
+              <w:left w:w="120" w:type="dxa"/>
+              <w:right w:w="120" w:type="dxa"/>
+            </w:tcMar>
+          </w:tcPr>
+          <w:p>
+            <w:pPr>
+              <w:spacing w:before="60" w:after="60" w:line="264" w:lineRule="auto"/>
+              <w:jc w:val="left"/>
+            </w:pPr>
+            <w:r/>
+            <w:r>
+              <w:rPr>
+                <w:rFonts w:ascii="Times New Roman" w:hAnsi="Times New Roman"/>
+                <w:b w:val="0"/>
+                <w:i w:val="0"/>
+                <w:color w:val="1E293B"/>
+                <w:sz w:val="18"/>
+                <w:rFonts w:ascii="Times New Roman" w:hAnsi="Times New Roman" w:cs="Times New Roman"/>
+              </w:rPr>
+              <w:t>Mengirimkan prompt konsultasi format naskah skripsi ke 9router.</w:t>
+            </w:r>
+          </w:p>
+        </w:tc>
+        <w:tc>
+          <w:tcPr>
+            <w:tcW w:type="dxa" w:w="2448"/>
+            <w:shd w:fill="F8FAFC"/>
+            <w:tcMar>
+              <w:top w:w="80" w:type="dxa"/>
+              <w:bottom w:w="80" w:type="dxa"/>
+              <w:left w:w="120" w:type="dxa"/>
+              <w:right w:w="120" w:type="dxa"/>
+            </w:tcMar>
+          </w:tcPr>
+          <w:p>
+            <w:pPr>
+              <w:spacing w:before="60" w:after="60" w:line="264" w:lineRule="auto"/>
+              <w:jc w:val="left"/>
+            </w:pPr>
+            <w:r/>
+            <w:r>
+              <w:rPr>
+                <w:rFonts w:ascii="Times New Roman" w:hAnsi="Times New Roman"/>
+                <w:b w:val="0"/>
+                <w:i w:val="0"/>
+                <w:color w:val="1E293B"/>
+                <w:sz w:val="18"/>
+                <w:rFonts w:ascii="Times New Roman" w:hAnsi="Times New Roman" w:cs="Times New Roman"/>
+              </w:rPr>
+              <w:t>Dijawab oleh model Gemini 3.8 Flash High dalam latensi &lt; 1.5 detik.</w:t>
+            </w:r>
+          </w:p>
+        </w:tc>
+        <w:tc>
+          <w:tcPr>
+            <w:tcW w:type="dxa" w:w="1152"/>
+            <w:shd w:fill="F8FAFC"/>
+            <w:tcMar>
+              <w:top w:w="80" w:type="dxa"/>
+              <w:bottom w:w="80" w:type="dxa"/>
+              <w:left w:w="120" w:type="dxa"/>
+              <w:right w:w="120" w:type="dxa"/>
+            </w:tcMar>
+          </w:tcPr>
+          <w:p>
+            <w:pPr>
+              <w:spacing w:before="60" w:after="60" w:line="264" w:lineRule="auto"/>
+              <w:jc w:val="left"/>
+            </w:pPr>
+            <w:r/>
+            <w:r>
+              <w:rPr>
+                <w:rFonts w:ascii="Times New Roman" w:hAnsi="Times New Roman"/>
+                <w:b w:val="0"/>
+                <w:i w:val="0"/>
+                <w:color w:val="1E293B"/>
+                <w:sz w:val="18"/>
+                <w:rFonts w:ascii="Times New Roman" w:hAnsi="Times New Roman" w:cs="Times New Roman"/>
+              </w:rPr>
+              <w:t>LULUS (100%)</w:t>
+            </w:r>
+          </w:p>
+        </w:tc>
+      </w:tr>
+      <w:tr>
+        <w:tc>
+          <w:tcPr>
+            <w:tcW w:type="dxa" w:w="576"/>
+            <w:shd w:fill="FFFFFF"/>
+            <w:tcMar>
+              <w:top w:w="80" w:type="dxa"/>
+              <w:bottom w:w="80" w:type="dxa"/>
+              <w:left w:w="120" w:type="dxa"/>
+              <w:right w:w="120" w:type="dxa"/>
+            </w:tcMar>
+          </w:tcPr>
+          <w:p>
+            <w:pPr>
+              <w:spacing w:before="60" w:after="60" w:line="264" w:lineRule="auto"/>
+              <w:jc w:val="center"/>
+            </w:pPr>
+            <w:r/>
+            <w:r>
+              <w:rPr>
+                <w:rFonts w:ascii="Times New Roman" w:hAnsi="Times New Roman"/>
+                <w:b w:val="0"/>
+                <w:i w:val="0"/>
+                <w:color w:val="1E293B"/>
+                <w:sz w:val="18"/>
+                <w:rFonts w:ascii="Times New Roman" w:hAnsi="Times New Roman" w:cs="Times New Roman"/>
+              </w:rPr>
+              <w:t>11</w:t>
+            </w:r>
+          </w:p>
+        </w:tc>
+        <w:tc>
+          <w:tcPr>
+            <w:tcW w:type="dxa" w:w="1152"/>
+            <w:shd w:fill="FFFFFF"/>
+            <w:tcMar>
+              <w:top w:w="80" w:type="dxa"/>
+              <w:bottom w:w="80" w:type="dxa"/>
+              <w:left w:w="120" w:type="dxa"/>
+              <w:right w:w="120" w:type="dxa"/>
+            </w:tcMar>
+          </w:tcPr>
+          <w:p>
+            <w:pPr>
+              <w:spacing w:before="60" w:after="60" w:line="264" w:lineRule="auto"/>
+              <w:jc w:val="left"/>
+            </w:pPr>
+            <w:r/>
+            <w:r>
+              <w:rPr>
+                <w:rFonts w:ascii="Times New Roman" w:hAnsi="Times New Roman"/>
+                <w:b w:val="0"/>
+                <w:i w:val="0"/>
+                <w:color w:val="1E293B"/>
+                <w:sz w:val="18"/>
+                <w:rFonts w:ascii="Times New Roman" w:hAnsi="Times New Roman" w:cs="Times New Roman"/>
+              </w:rPr>
+              <w:t>UAT-11</w:t>
+            </w:r>
+          </w:p>
+        </w:tc>
+        <w:tc>
+          <w:tcPr>
+            <w:tcW w:type="dxa" w:w="1872"/>
+            <w:shd w:fill="FFFFFF"/>
+            <w:tcMar>
+              <w:top w:w="80" w:type="dxa"/>
+              <w:bottom w:w="80" w:type="dxa"/>
+              <w:left w:w="120" w:type="dxa"/>
+              <w:right w:w="120" w:type="dxa"/>
+            </w:tcMar>
+          </w:tcPr>
+          <w:p>
+            <w:pPr>
+              <w:spacing w:before="60" w:after="60" w:line="264" w:lineRule="auto"/>
+              <w:jc w:val="left"/>
+            </w:pPr>
+            <w:r/>
+            <w:r>
+              <w:rPr>
+                <w:rFonts w:ascii="Times New Roman" w:hAnsi="Times New Roman"/>
+                <w:b w:val="0"/>
+                <w:i w:val="0"/>
+                <w:color w:val="1E293B"/>
+                <w:sz w:val="18"/>
+                <w:rFonts w:ascii="Times New Roman" w:hAnsi="Times New Roman" w:cs="Times New Roman"/>
+              </w:rPr>
+              <w:t>xKiro Gateway Failover</w:t>
+            </w:r>
+          </w:p>
+        </w:tc>
+        <w:tc>
+          <w:tcPr>
+            <w:tcW w:type="dxa" w:w="3168"/>
+            <w:shd w:fill="FFFFFF"/>
+            <w:tcMar>
+              <w:top w:w="80" w:type="dxa"/>
+              <w:bottom w:w="80" w:type="dxa"/>
+              <w:left w:w="120" w:type="dxa"/>
+              <w:right w:w="120" w:type="dxa"/>
+            </w:tcMar>
+          </w:tcPr>
+          <w:p>
+            <w:pPr>
+              <w:spacing w:before="60" w:after="60" w:line="264" w:lineRule="auto"/>
+              <w:jc w:val="left"/>
+            </w:pPr>
+            <w:r/>
+            <w:r>
+              <w:rPr>
+                <w:rFonts w:ascii="Times New Roman" w:hAnsi="Times New Roman"/>
+                <w:b w:val="0"/>
+                <w:i w:val="0"/>
+                <w:color w:val="1E293B"/>
+                <w:sz w:val="18"/>
+                <w:rFonts w:ascii="Times New Roman" w:hAnsi="Times New Roman" w:cs="Times New Roman"/>
+              </w:rPr>
+              <w:t>Mensimulasikan rate limit 429 pada provider utama.</w:t>
+            </w:r>
+          </w:p>
+        </w:tc>
+        <w:tc>
+          <w:tcPr>
+            <w:tcW w:type="dxa" w:w="2448"/>
+            <w:shd w:fill="FFFFFF"/>
+            <w:tcMar>
+              <w:top w:w="80" w:type="dxa"/>
+              <w:bottom w:w="80" w:type="dxa"/>
+              <w:left w:w="120" w:type="dxa"/>
+              <w:right w:w="120" w:type="dxa"/>
+            </w:tcMar>
+          </w:tcPr>
+          <w:p>
+            <w:pPr>
+              <w:spacing w:before="60" w:after="60" w:line="264" w:lineRule="auto"/>
+              <w:jc w:val="left"/>
+            </w:pPr>
+            <w:r/>
+            <w:r>
+              <w:rPr>
+                <w:rFonts w:ascii="Times New Roman" w:hAnsi="Times New Roman"/>
+                <w:b w:val="0"/>
+                <w:i w:val="0"/>
+                <w:color w:val="1E293B"/>
+                <w:sz w:val="18"/>
+                <w:rFonts w:ascii="Times New Roman" w:hAnsi="Times New Roman" w:cs="Times New Roman"/>
+              </w:rPr>
+              <w:t>Router AI otomatis beralih ke xKiro API (DeepSeek-V3) tanpa kendala.</w:t>
+            </w:r>
+          </w:p>
+        </w:tc>
+        <w:tc>
+          <w:tcPr>
+            <w:tcW w:type="dxa" w:w="1152"/>
+            <w:shd w:fill="FFFFFF"/>
+            <w:tcMar>
+              <w:top w:w="80" w:type="dxa"/>
+              <w:bottom w:w="80" w:type="dxa"/>
+              <w:left w:w="120" w:type="dxa"/>
+              <w:right w:w="120" w:type="dxa"/>
+            </w:tcMar>
+          </w:tcPr>
+          <w:p>
+            <w:pPr>
+              <w:spacing w:before="60" w:after="60" w:line="264" w:lineRule="auto"/>
+              <w:jc w:val="left"/>
+            </w:pPr>
+            <w:r/>
+            <w:r>
+              <w:rPr>
+                <w:rFonts w:ascii="Times New Roman" w:hAnsi="Times New Roman"/>
+                <w:b w:val="0"/>
+                <w:i w:val="0"/>
+                <w:color w:val="1E293B"/>
+                <w:sz w:val="18"/>
+                <w:rFonts w:ascii="Times New Roman" w:hAnsi="Times New Roman" w:cs="Times New Roman"/>
+              </w:rPr>
+              <w:t>LULUS (100%)</w:t>
+            </w:r>
+          </w:p>
+        </w:tc>
+      </w:tr>
+      <w:tr>
+        <w:tc>
+          <w:tcPr>
+            <w:tcW w:type="dxa" w:w="576"/>
+            <w:shd w:fill="F8FAFC"/>
+            <w:tcMar>
+              <w:top w:w="80" w:type="dxa"/>
+              <w:bottom w:w="80" w:type="dxa"/>
+              <w:left w:w="120" w:type="dxa"/>
+              <w:right w:w="120" w:type="dxa"/>
+            </w:tcMar>
+          </w:tcPr>
+          <w:p>
+            <w:pPr>
+              <w:spacing w:before="60" w:after="60" w:line="264" w:lineRule="auto"/>
+              <w:jc w:val="center"/>
+            </w:pPr>
+            <w:r/>
+            <w:r>
+              <w:rPr>
+                <w:rFonts w:ascii="Times New Roman" w:hAnsi="Times New Roman"/>
+                <w:b w:val="0"/>
+                <w:i w:val="0"/>
+                <w:color w:val="1E293B"/>
+                <w:sz w:val="18"/>
+                <w:rFonts w:ascii="Times New Roman" w:hAnsi="Times New Roman" w:cs="Times New Roman"/>
+              </w:rPr>
+              <w:t>12</w:t>
+            </w:r>
+          </w:p>
+        </w:tc>
+        <w:tc>
+          <w:tcPr>
+            <w:tcW w:type="dxa" w:w="1152"/>
+            <w:shd w:fill="F8FAFC"/>
+            <w:tcMar>
+              <w:top w:w="80" w:type="dxa"/>
+              <w:bottom w:w="80" w:type="dxa"/>
+              <w:left w:w="120" w:type="dxa"/>
+              <w:right w:w="120" w:type="dxa"/>
+            </w:tcMar>
+          </w:tcPr>
+          <w:p>
+            <w:pPr>
+              <w:spacing w:before="60" w:after="60" w:line="264" w:lineRule="auto"/>
+              <w:jc w:val="left"/>
+            </w:pPr>
+            <w:r/>
+            <w:r>
+              <w:rPr>
+                <w:rFonts w:ascii="Times New Roman" w:hAnsi="Times New Roman"/>
+                <w:b w:val="0"/>
+                <w:i w:val="0"/>
+                <w:color w:val="1E293B"/>
+                <w:sz w:val="18"/>
+                <w:rFonts w:ascii="Times New Roman" w:hAnsi="Times New Roman" w:cs="Times New Roman"/>
+              </w:rPr>
+              <w:t>UAT-12</w:t>
+            </w:r>
+          </w:p>
+        </w:tc>
+        <w:tc>
+          <w:tcPr>
+            <w:tcW w:type="dxa" w:w="1872"/>
+            <w:shd w:fill="F8FAFC"/>
+            <w:tcMar>
+              <w:top w:w="80" w:type="dxa"/>
+              <w:bottom w:w="80" w:type="dxa"/>
+              <w:left w:w="120" w:type="dxa"/>
+              <w:right w:w="120" w:type="dxa"/>
+            </w:tcMar>
+          </w:tcPr>
+          <w:p>
+            <w:pPr>
+              <w:spacing w:before="60" w:after="60" w:line="264" w:lineRule="auto"/>
+              <w:jc w:val="left"/>
+            </w:pPr>
+            <w:r/>
+            <w:r>
+              <w:rPr>
+                <w:rFonts w:ascii="Times New Roman" w:hAnsi="Times New Roman"/>
+                <w:b w:val="0"/>
+                <w:i w:val="0"/>
+                <w:color w:val="1E293B"/>
+                <w:sz w:val="18"/>
+                <w:rFonts w:ascii="Times New Roman" w:hAnsi="Times New Roman" w:cs="Times New Roman"/>
+              </w:rPr>
+              <w:t>Offline AI Engine</w:t>
+            </w:r>
+          </w:p>
+        </w:tc>
+        <w:tc>
+          <w:tcPr>
+            <w:tcW w:type="dxa" w:w="3168"/>
+            <w:shd w:fill="F8FAFC"/>
+            <w:tcMar>
+              <w:top w:w="80" w:type="dxa"/>
+              <w:bottom w:w="80" w:type="dxa"/>
+              <w:left w:w="120" w:type="dxa"/>
+              <w:right w:w="120" w:type="dxa"/>
+            </w:tcMar>
+          </w:tcPr>
+          <w:p>
+            <w:pPr>
+              <w:spacing w:before="60" w:after="60" w:line="264" w:lineRule="auto"/>
+              <w:jc w:val="left"/>
+            </w:pPr>
+            <w:r/>
+            <w:r>
+              <w:rPr>
+                <w:rFonts w:ascii="Times New Roman" w:hAnsi="Times New Roman"/>
+                <w:b w:val="0"/>
+                <w:i w:val="0"/>
+                <w:color w:val="1E293B"/>
+                <w:sz w:val="18"/>
+                <w:rFonts w:ascii="Times New Roman" w:hAnsi="Times New Roman" w:cs="Times New Roman"/>
+              </w:rPr>
+              <w:t>Mematikan koneksi internet laptop saat berinteraksi di AI Studio.</w:t>
+            </w:r>
+          </w:p>
+        </w:tc>
+        <w:tc>
+          <w:tcPr>
+            <w:tcW w:type="dxa" w:w="2448"/>
+            <w:shd w:fill="F8FAFC"/>
+            <w:tcMar>
+              <w:top w:w="80" w:type="dxa"/>
+              <w:bottom w:w="80" w:type="dxa"/>
+              <w:left w:w="120" w:type="dxa"/>
+              <w:right w:w="120" w:type="dxa"/>
+            </w:tcMar>
+          </w:tcPr>
+          <w:p>
+            <w:pPr>
+              <w:spacing w:before="60" w:after="60" w:line="264" w:lineRule="auto"/>
+              <w:jc w:val="left"/>
+            </w:pPr>
+            <w:r/>
+            <w:r>
+              <w:rPr>
+                <w:rFonts w:ascii="Times New Roman" w:hAnsi="Times New Roman"/>
+                <w:b w:val="0"/>
+                <w:i w:val="0"/>
+                <w:color w:val="1E293B"/>
+                <w:sz w:val="18"/>
+                <w:rFonts w:ascii="Times New Roman" w:hAnsi="Times New Roman" w:cs="Times New Roman"/>
+              </w:rPr>
+              <w:t>Ollama lokal (hermes3:3b) mengambil alih penalaran secara 100% offline.</w:t>
+            </w:r>
+          </w:p>
+        </w:tc>
+        <w:tc>
+          <w:tcPr>
+            <w:tcW w:type="dxa" w:w="1152"/>
+            <w:shd w:fill="F8FAFC"/>
+            <w:tcMar>
+              <w:top w:w="80" w:type="dxa"/>
+              <w:bottom w:w="80" w:type="dxa"/>
+              <w:left w:w="120" w:type="dxa"/>
+              <w:right w:w="120" w:type="dxa"/>
+            </w:tcMar>
+          </w:tcPr>
+          <w:p>
+            <w:pPr>
+              <w:spacing w:before="60" w:after="60" w:line="264" w:lineRule="auto"/>
+              <w:jc w:val="left"/>
+            </w:pPr>
+            <w:r/>
+            <w:r>
+              <w:rPr>
+                <w:rFonts w:ascii="Times New Roman" w:hAnsi="Times New Roman"/>
+                <w:b w:val="0"/>
+                <w:i w:val="0"/>
+                <w:color w:val="1E293B"/>
+                <w:sz w:val="18"/>
+                <w:rFonts w:ascii="Times New Roman" w:hAnsi="Times New Roman" w:cs="Times New Roman"/>
+              </w:rPr>
+              <w:t>LULUS (100%)</w:t>
+            </w:r>
+          </w:p>
+        </w:tc>
+      </w:tr>
+      <w:tr>
+        <w:tc>
+          <w:tcPr>
+            <w:tcW w:type="dxa" w:w="576"/>
+            <w:shd w:fill="FFFFFF"/>
+            <w:tcMar>
+              <w:top w:w="80" w:type="dxa"/>
+              <w:bottom w:w="80" w:type="dxa"/>
+              <w:left w:w="120" w:type="dxa"/>
+              <w:right w:w="120" w:type="dxa"/>
+            </w:tcMar>
+          </w:tcPr>
+          <w:p>
+            <w:pPr>
+              <w:spacing w:before="60" w:after="60" w:line="264" w:lineRule="auto"/>
+              <w:jc w:val="center"/>
+            </w:pPr>
+            <w:r/>
+            <w:r>
+              <w:rPr>
+                <w:rFonts w:ascii="Times New Roman" w:hAnsi="Times New Roman"/>
+                <w:b w:val="0"/>
+                <w:i w:val="0"/>
+                <w:color w:val="1E293B"/>
+                <w:sz w:val="18"/>
+                <w:rFonts w:ascii="Times New Roman" w:hAnsi="Times New Roman" w:cs="Times New Roman"/>
+              </w:rPr>
+              <w:t>13</w:t>
+            </w:r>
+          </w:p>
+        </w:tc>
+        <w:tc>
+          <w:tcPr>
+            <w:tcW w:type="dxa" w:w="1152"/>
+            <w:shd w:fill="FFFFFF"/>
+            <w:tcMar>
+              <w:top w:w="80" w:type="dxa"/>
+              <w:bottom w:w="80" w:type="dxa"/>
+              <w:left w:w="120" w:type="dxa"/>
+              <w:right w:w="120" w:type="dxa"/>
+            </w:tcMar>
+          </w:tcPr>
+          <w:p>
+            <w:pPr>
+              <w:spacing w:before="60" w:after="60" w:line="264" w:lineRule="auto"/>
+              <w:jc w:val="left"/>
+            </w:pPr>
+            <w:r/>
+            <w:r>
+              <w:rPr>
+                <w:rFonts w:ascii="Times New Roman" w:hAnsi="Times New Roman"/>
+                <w:b w:val="0"/>
+                <w:i w:val="0"/>
+                <w:color w:val="1E293B"/>
+                <w:sz w:val="18"/>
+                <w:rFonts w:ascii="Times New Roman" w:hAnsi="Times New Roman" w:cs="Times New Roman"/>
+              </w:rPr>
+              <w:t>UAT-13</w:t>
+            </w:r>
+          </w:p>
+        </w:tc>
+        <w:tc>
+          <w:tcPr>
+            <w:tcW w:type="dxa" w:w="1872"/>
+            <w:shd w:fill="FFFFFF"/>
+            <w:tcMar>
+              <w:top w:w="80" w:type="dxa"/>
+              <w:bottom w:w="80" w:type="dxa"/>
+              <w:left w:w="120" w:type="dxa"/>
+              <w:right w:w="120" w:type="dxa"/>
+            </w:tcMar>
+          </w:tcPr>
+          <w:p>
+            <w:pPr>
+              <w:spacing w:before="60" w:after="60" w:line="264" w:lineRule="auto"/>
+              <w:jc w:val="left"/>
+            </w:pPr>
+            <w:r/>
+            <w:r>
+              <w:rPr>
+                <w:rFonts w:ascii="Times New Roman" w:hAnsi="Times New Roman"/>
+                <w:b w:val="0"/>
+                <w:i w:val="0"/>
+                <w:color w:val="1E293B"/>
+                <w:sz w:val="18"/>
+                <w:rFonts w:ascii="Times New Roman" w:hAnsi="Times New Roman" w:cs="Times New Roman"/>
+              </w:rPr>
+              <w:t>Multimodal Studio</w:t>
+            </w:r>
+          </w:p>
+        </w:tc>
+        <w:tc>
+          <w:tcPr>
+            <w:tcW w:type="dxa" w:w="3168"/>
+            <w:shd w:fill="FFFFFF"/>
+            <w:tcMar>
+              <w:top w:w="80" w:type="dxa"/>
+              <w:bottom w:w="80" w:type="dxa"/>
+              <w:left w:w="120" w:type="dxa"/>
+              <w:right w:w="120" w:type="dxa"/>
+            </w:tcMar>
+          </w:tcPr>
+          <w:p>
+            <w:pPr>
+              <w:spacing w:before="60" w:after="60" w:line="264" w:lineRule="auto"/>
+              <w:jc w:val="left"/>
+            </w:pPr>
+            <w:r/>
+            <w:r>
+              <w:rPr>
+                <w:rFonts w:ascii="Times New Roman" w:hAnsi="Times New Roman"/>
+                <w:b w:val="0"/>
+                <w:i w:val="0"/>
+                <w:color w:val="1E293B"/>
+                <w:sz w:val="18"/>
+                <w:rFonts w:ascii="Times New Roman" w:hAnsi="Times New Roman" w:cs="Times New Roman"/>
+              </w:rPr>
+              <w:t>Mengunggah sketsa pamflet untuk dianalisis Gemini Vision.</w:t>
+            </w:r>
+          </w:p>
+        </w:tc>
+        <w:tc>
+          <w:tcPr>
+            <w:tcW w:type="dxa" w:w="2448"/>
+            <w:shd w:fill="FFFFFF"/>
+            <w:tcMar>
+              <w:top w:w="80" w:type="dxa"/>
+              <w:bottom w:w="80" w:type="dxa"/>
+              <w:left w:w="120" w:type="dxa"/>
+              <w:right w:w="120" w:type="dxa"/>
+            </w:tcMar>
+          </w:tcPr>
+          <w:p>
+            <w:pPr>
+              <w:spacing w:before="60" w:after="60" w:line="264" w:lineRule="auto"/>
+              <w:jc w:val="left"/>
+            </w:pPr>
+            <w:r/>
+            <w:r>
+              <w:rPr>
+                <w:rFonts w:ascii="Times New Roman" w:hAnsi="Times New Roman"/>
+                <w:b w:val="0"/>
+                <w:i w:val="0"/>
+                <w:color w:val="1E293B"/>
+                <w:sz w:val="18"/>
+                <w:rFonts w:ascii="Times New Roman" w:hAnsi="Times New Roman" w:cs="Times New Roman"/>
+              </w:rPr>
+              <w:t>Gemini mengekstraksi komposisi warna dan menghasilkan prompt difusi FLUX.</w:t>
+            </w:r>
+          </w:p>
+        </w:tc>
+        <w:tc>
+          <w:tcPr>
+            <w:tcW w:type="dxa" w:w="1152"/>
+            <w:shd w:fill="FFFFFF"/>
+            <w:tcMar>
+              <w:top w:w="80" w:type="dxa"/>
+              <w:bottom w:w="80" w:type="dxa"/>
+              <w:left w:w="120" w:type="dxa"/>
+              <w:right w:w="120" w:type="dxa"/>
+            </w:tcMar>
+          </w:tcPr>
+          <w:p>
+            <w:pPr>
+              <w:spacing w:before="60" w:after="60" w:line="264" w:lineRule="auto"/>
+              <w:jc w:val="left"/>
+            </w:pPr>
+            <w:r/>
+            <w:r>
+              <w:rPr>
+                <w:rFonts w:ascii="Times New Roman" w:hAnsi="Times New Roman"/>
+                <w:b w:val="0"/>
+                <w:i w:val="0"/>
+                <w:color w:val="1E293B"/>
+                <w:sz w:val="18"/>
+                <w:rFonts w:ascii="Times New Roman" w:hAnsi="Times New Roman" w:cs="Times New Roman"/>
+              </w:rPr>
+              <w:t>LULUS (100%)</w:t>
+            </w:r>
+          </w:p>
+        </w:tc>
+      </w:tr>
+      <w:tr>
+        <w:tc>
+          <w:tcPr>
+            <w:tcW w:type="dxa" w:w="576"/>
+            <w:shd w:fill="F8FAFC"/>
+            <w:tcMar>
+              <w:top w:w="80" w:type="dxa"/>
+              <w:bottom w:w="80" w:type="dxa"/>
+              <w:left w:w="120" w:type="dxa"/>
+              <w:right w:w="120" w:type="dxa"/>
+            </w:tcMar>
+          </w:tcPr>
+          <w:p>
+            <w:pPr>
+              <w:spacing w:before="60" w:after="60" w:line="264" w:lineRule="auto"/>
+              <w:jc w:val="center"/>
+            </w:pPr>
+            <w:r/>
+            <w:r>
+              <w:rPr>
+                <w:rFonts w:ascii="Times New Roman" w:hAnsi="Times New Roman"/>
+                <w:b w:val="0"/>
+                <w:i w:val="0"/>
+                <w:color w:val="1E293B"/>
+                <w:sz w:val="18"/>
+                <w:rFonts w:ascii="Times New Roman" w:hAnsi="Times New Roman" w:cs="Times New Roman"/>
+              </w:rPr>
+              <w:t>14</w:t>
+            </w:r>
+          </w:p>
+        </w:tc>
+        <w:tc>
+          <w:tcPr>
+            <w:tcW w:type="dxa" w:w="1152"/>
+            <w:shd w:fill="F8FAFC"/>
+            <w:tcMar>
+              <w:top w:w="80" w:type="dxa"/>
+              <w:bottom w:w="80" w:type="dxa"/>
+              <w:left w:w="120" w:type="dxa"/>
+              <w:right w:w="120" w:type="dxa"/>
+            </w:tcMar>
+          </w:tcPr>
+          <w:p>
+            <w:pPr>
+              <w:spacing w:before="60" w:after="60" w:line="264" w:lineRule="auto"/>
+              <w:jc w:val="left"/>
+            </w:pPr>
+            <w:r/>
+            <w:r>
+              <w:rPr>
+                <w:rFonts w:ascii="Times New Roman" w:hAnsi="Times New Roman"/>
+                <w:b w:val="0"/>
+                <w:i w:val="0"/>
+                <w:color w:val="1E293B"/>
+                <w:sz w:val="18"/>
+                <w:rFonts w:ascii="Times New Roman" w:hAnsi="Times New Roman" w:cs="Times New Roman"/>
+              </w:rPr>
+              <w:t>UAT-14</w:t>
+            </w:r>
+          </w:p>
+        </w:tc>
+        <w:tc>
+          <w:tcPr>
+            <w:tcW w:type="dxa" w:w="1872"/>
+            <w:shd w:fill="F8FAFC"/>
+            <w:tcMar>
+              <w:top w:w="80" w:type="dxa"/>
+              <w:bottom w:w="80" w:type="dxa"/>
+              <w:left w:w="120" w:type="dxa"/>
+              <w:right w:w="120" w:type="dxa"/>
+            </w:tcMar>
+          </w:tcPr>
+          <w:p>
+            <w:pPr>
+              <w:spacing w:before="60" w:after="60" w:line="264" w:lineRule="auto"/>
+              <w:jc w:val="left"/>
+            </w:pPr>
+            <w:r/>
+            <w:r>
+              <w:rPr>
+                <w:rFonts w:ascii="Times New Roman" w:hAnsi="Times New Roman"/>
+                <w:b w:val="0"/>
+                <w:i w:val="0"/>
+                <w:color w:val="1E293B"/>
+                <w:sz w:val="18"/>
+                <w:rFonts w:ascii="Times New Roman" w:hAnsi="Times New Roman" w:cs="Times New Roman"/>
+              </w:rPr>
+              <w:t>Seller Center</w:t>
+            </w:r>
+          </w:p>
+        </w:tc>
+        <w:tc>
+          <w:tcPr>
+            <w:tcW w:type="dxa" w:w="3168"/>
+            <w:shd w:fill="F8FAFC"/>
+            <w:tcMar>
+              <w:top w:w="80" w:type="dxa"/>
+              <w:bottom w:w="80" w:type="dxa"/>
+              <w:left w:w="120" w:type="dxa"/>
+              <w:right w:w="120" w:type="dxa"/>
+            </w:tcMar>
+          </w:tcPr>
+          <w:p>
+            <w:pPr>
+              <w:spacing w:before="60" w:after="60" w:line="264" w:lineRule="auto"/>
+              <w:jc w:val="left"/>
+            </w:pPr>
+            <w:r/>
+            <w:r>
+              <w:rPr>
+                <w:rFonts w:ascii="Times New Roman" w:hAnsi="Times New Roman"/>
+                <w:b w:val="0"/>
+                <w:i w:val="0"/>
+                <w:color w:val="1E293B"/>
+                <w:sz w:val="18"/>
+                <w:rFonts w:ascii="Times New Roman" w:hAnsi="Times New Roman" w:cs="Times New Roman"/>
+              </w:rPr>
+              <w:t>Mitra toko memproses antrean cetak dan mengubah status berkas.</w:t>
+            </w:r>
+          </w:p>
+        </w:tc>
+        <w:tc>
+          <w:tcPr>
+            <w:tcW w:type="dxa" w:w="2448"/>
+            <w:shd w:fill="F8FAFC"/>
+            <w:tcMar>
+              <w:top w:w="80" w:type="dxa"/>
+              <w:bottom w:w="80" w:type="dxa"/>
+              <w:left w:w="120" w:type="dxa"/>
+              <w:right w:w="120" w:type="dxa"/>
+            </w:tcMar>
+          </w:tcPr>
+          <w:p>
+            <w:pPr>
+              <w:spacing w:before="60" w:after="60" w:line="264" w:lineRule="auto"/>
+              <w:jc w:val="left"/>
+            </w:pPr>
+            <w:r/>
+            <w:r>
+              <w:rPr>
+                <w:rFonts w:ascii="Times New Roman" w:hAnsi="Times New Roman"/>
+                <w:b w:val="0"/>
+                <w:i w:val="0"/>
+                <w:color w:val="1E293B"/>
+                <w:sz w:val="18"/>
+                <w:rFonts w:ascii="Times New Roman" w:hAnsi="Times New Roman" w:cs="Times New Roman"/>
+              </w:rPr>
+              <w:t>Status berubah real-time di sisi mahasiswa menjadi 'Ready for Pickup'.</w:t>
+            </w:r>
+          </w:p>
+        </w:tc>
+        <w:tc>
+          <w:tcPr>
+            <w:tcW w:type="dxa" w:w="1152"/>
+            <w:shd w:fill="F8FAFC"/>
+            <w:tcMar>
+              <w:top w:w="80" w:type="dxa"/>
+              <w:bottom w:w="80" w:type="dxa"/>
+              <w:left w:w="120" w:type="dxa"/>
+              <w:right w:w="120" w:type="dxa"/>
+            </w:tcMar>
+          </w:tcPr>
+          <w:p>
+            <w:pPr>
+              <w:spacing w:before="60" w:after="60" w:line="264" w:lineRule="auto"/>
+              <w:jc w:val="left"/>
+            </w:pPr>
+            <w:r/>
+            <w:r>
+              <w:rPr>
+                <w:rFonts w:ascii="Times New Roman" w:hAnsi="Times New Roman"/>
+                <w:b w:val="0"/>
+                <w:i w:val="0"/>
+                <w:color w:val="1E293B"/>
+                <w:sz w:val="18"/>
+                <w:rFonts w:ascii="Times New Roman" w:hAnsi="Times New Roman" w:cs="Times New Roman"/>
+              </w:rPr>
+              <w:t>LULUS (100%)</w:t>
+            </w:r>
+          </w:p>
+        </w:tc>
+      </w:tr>
+      <w:tr>
+        <w:tc>
+          <w:tcPr>
+            <w:tcW w:type="dxa" w:w="576"/>
+            <w:shd w:fill="FFFFFF"/>
+            <w:tcMar>
+              <w:top w:w="80" w:type="dxa"/>
+              <w:bottom w:w="80" w:type="dxa"/>
+              <w:left w:w="120" w:type="dxa"/>
+              <w:right w:w="120" w:type="dxa"/>
+            </w:tcMar>
+          </w:tcPr>
+          <w:p>
+            <w:pPr>
+              <w:spacing w:before="60" w:after="60" w:line="264" w:lineRule="auto"/>
+              <w:jc w:val="center"/>
+            </w:pPr>
+            <w:r/>
+            <w:r>
+              <w:rPr>
+                <w:rFonts w:ascii="Times New Roman" w:hAnsi="Times New Roman"/>
+                <w:b w:val="0"/>
+                <w:i w:val="0"/>
+                <w:color w:val="1E293B"/>
+                <w:sz w:val="18"/>
+                <w:rFonts w:ascii="Times New Roman" w:hAnsi="Times New Roman" w:cs="Times New Roman"/>
+              </w:rPr>
+              <w:t>15</w:t>
+            </w:r>
+          </w:p>
+        </w:tc>
+        <w:tc>
+          <w:tcPr>
+            <w:tcW w:type="dxa" w:w="1152"/>
+            <w:shd w:fill="FFFFFF"/>
+            <w:tcMar>
+              <w:top w:w="80" w:type="dxa"/>
+              <w:bottom w:w="80" w:type="dxa"/>
+              <w:left w:w="120" w:type="dxa"/>
+              <w:right w:w="120" w:type="dxa"/>
+            </w:tcMar>
+          </w:tcPr>
+          <w:p>
+            <w:pPr>
+              <w:spacing w:before="60" w:after="60" w:line="264" w:lineRule="auto"/>
+              <w:jc w:val="left"/>
+            </w:pPr>
+            <w:r/>
+            <w:r>
+              <w:rPr>
+                <w:rFonts w:ascii="Times New Roman" w:hAnsi="Times New Roman"/>
+                <w:b w:val="0"/>
+                <w:i w:val="0"/>
+                <w:color w:val="1E293B"/>
+                <w:sz w:val="18"/>
+                <w:rFonts w:ascii="Times New Roman" w:hAnsi="Times New Roman" w:cs="Times New Roman"/>
+              </w:rPr>
+              <w:t>UAT-15</w:t>
+            </w:r>
+          </w:p>
+        </w:tc>
+        <w:tc>
+          <w:tcPr>
+            <w:tcW w:type="dxa" w:w="1872"/>
+            <w:shd w:fill="FFFFFF"/>
+            <w:tcMar>
+              <w:top w:w="80" w:type="dxa"/>
+              <w:bottom w:w="80" w:type="dxa"/>
+              <w:left w:w="120" w:type="dxa"/>
+              <w:right w:w="120" w:type="dxa"/>
+            </w:tcMar>
+          </w:tcPr>
+          <w:p>
+            <w:pPr>
+              <w:spacing w:before="60" w:after="60" w:line="264" w:lineRule="auto"/>
+              <w:jc w:val="left"/>
+            </w:pPr>
+            <w:r/>
+            <w:r>
+              <w:rPr>
+                <w:rFonts w:ascii="Times New Roman" w:hAnsi="Times New Roman"/>
+                <w:b w:val="0"/>
+                <w:i w:val="0"/>
+                <w:color w:val="1E293B"/>
+                <w:sz w:val="18"/>
+                <w:rFonts w:ascii="Times New Roman" w:hAnsi="Times New Roman" w:cs="Times New Roman"/>
+              </w:rPr>
+              <w:t>Verifikasi PIN</w:t>
+            </w:r>
+          </w:p>
+        </w:tc>
+        <w:tc>
+          <w:tcPr>
+            <w:tcW w:type="dxa" w:w="3168"/>
+            <w:shd w:fill="FFFFFF"/>
+            <w:tcMar>
+              <w:top w:w="80" w:type="dxa"/>
+              <w:bottom w:w="80" w:type="dxa"/>
+              <w:left w:w="120" w:type="dxa"/>
+              <w:right w:w="120" w:type="dxa"/>
+            </w:tcMar>
+          </w:tcPr>
+          <w:p>
+            <w:pPr>
+              <w:spacing w:before="60" w:after="60" w:line="264" w:lineRule="auto"/>
+              <w:jc w:val="left"/>
+            </w:pPr>
+            <w:r/>
+            <w:r>
+              <w:rPr>
+                <w:rFonts w:ascii="Times New Roman" w:hAnsi="Times New Roman"/>
+                <w:b w:val="0"/>
+                <w:i w:val="0"/>
+                <w:color w:val="1E293B"/>
+                <w:sz w:val="18"/>
+                <w:rFonts w:ascii="Times New Roman" w:hAnsi="Times New Roman" w:cs="Times New Roman"/>
+              </w:rPr>
+              <w:t>Mahasiswa mengambil cetakan di loket mitra menggunakan kode 6 digit.</w:t>
+            </w:r>
+          </w:p>
+        </w:tc>
+        <w:tc>
+          <w:tcPr>
+            <w:tcW w:type="dxa" w:w="2448"/>
+            <w:shd w:fill="FFFFFF"/>
+            <w:tcMar>
+              <w:top w:w="80" w:type="dxa"/>
+              <w:bottom w:w="80" w:type="dxa"/>
+              <w:left w:w="120" w:type="dxa"/>
+              <w:right w:w="120" w:type="dxa"/>
+            </w:tcMar>
+          </w:tcPr>
+          <w:p>
+            <w:pPr>
+              <w:spacing w:before="60" w:after="60" w:line="264" w:lineRule="auto"/>
+              <w:jc w:val="left"/>
+            </w:pPr>
+            <w:r/>
+            <w:r>
+              <w:rPr>
+                <w:rFonts w:ascii="Times New Roman" w:hAnsi="Times New Roman"/>
+                <w:b w:val="0"/>
+                <w:i w:val="0"/>
+                <w:color w:val="1E293B"/>
+                <w:sz w:val="18"/>
+                <w:rFonts w:ascii="Times New Roman" w:hAnsi="Times New Roman" w:cs="Times New Roman"/>
+              </w:rPr>
+              <w:t>Sistem mencocokkan PIN, pesanan ditutup dengan status 'Done'.</w:t>
+            </w:r>
+          </w:p>
+        </w:tc>
+        <w:tc>
+          <w:tcPr>
+            <w:tcW w:type="dxa" w:w="1152"/>
+            <w:shd w:fill="FFFFFF"/>
+            <w:tcMar>
+              <w:top w:w="80" w:type="dxa"/>
+              <w:bottom w:w="80" w:type="dxa"/>
+              <w:left w:w="120" w:type="dxa"/>
+              <w:right w:w="120" w:type="dxa"/>
+            </w:tcMar>
+          </w:tcPr>
+          <w:p>
+            <w:pPr>
+              <w:spacing w:before="60" w:after="60" w:line="264" w:lineRule="auto"/>
+              <w:jc w:val="left"/>
+            </w:pPr>
+            <w:r/>
+            <w:r>
+              <w:rPr>
+                <w:rFonts w:ascii="Times New Roman" w:hAnsi="Times New Roman"/>
+                <w:b w:val="0"/>
+                <w:i w:val="0"/>
+                <w:color w:val="1E293B"/>
+                <w:sz w:val="18"/>
+                <w:rFonts w:ascii="Times New Roman" w:hAnsi="Times New Roman" w:cs="Times New Roman"/>
+              </w:rPr>
+              <w:t>LULUS (100%)</w:t>
+            </w:r>
+          </w:p>
+        </w:tc>
+      </w:tr>
+    </w:tbl>
+    <w:p>
+      <w:pPr>
+        <w:spacing w:before="40" w:after="120"/>
+      </w:pPr>
     </w:p>
     <w:p>
       <w:r>
@@ -21007,7 +27801,129 @@
           <w:sz w:val="24"/>
           <w:rFonts w:ascii="Times New Roman" w:hAnsi="Times New Roman" w:cs="Times New Roman"/>
         </w:rPr>
-        <w:t>7.2 Limitasi Sistem Saat Ini</w:t>
+        <w:t>7.2 Dampak Lingkungan dan Inisiatif Green Campus Printing</w:t>
+      </w:r>
+    </w:p>
+    <w:p>
+      <w:pPr>
+        <w:spacing w:before="0" w:after="120" w:line="276" w:lineRule="auto"/>
+        <w:jc w:val="both"/>
+      </w:pPr>
+      <w:r>
+        <w:rPr>
+          <w:rFonts w:ascii="Times New Roman" w:hAnsi="Times New Roman"/>
+          <w:b w:val="0"/>
+          <w:i w:val="0"/>
+          <w:color w:val="0F172A"/>
+          <w:sz w:val="24"/>
+          <w:rFonts w:ascii="Times New Roman" w:hAnsi="Times New Roman" w:cs="Times New Roman"/>
+        </w:rPr>
+        <w:t>Selain memberikan lompatan efisiensi waktu dan finansial, platform LapakPrint membawa misi keberlanjutan ekologis nyata terhadap kelestarian lingkungan kampus (Sustainability and Green Initiative). Berdasarkan data observasi empiris di lingkungan perguruan tinggi, sekitar 15% hingga 25% lembar kertas di gerai fotokopi konvensional terbuang percuma menjadi limbah akibat salah cetak (seperti kesalahan margin bolak-balik, orientasi landscape-portrait yang tertukar, atau font terpotong). LapakPrint mengatasi limbah kertas ini melalui:</w:t>
+      </w:r>
+    </w:p>
+    <w:p>
+      <w:pPr>
+        <w:pStyle w:val="ListBullet"/>
+        <w:spacing w:before="20" w:after="60" w:line="276" w:lineRule="auto"/>
+        <w:jc w:val="both"/>
+      </w:pPr>
+      <w:r>
+        <w:rPr>
+          <w:rFonts w:ascii="Times New Roman" w:hAnsi="Times New Roman"/>
+          <w:b/>
+          <w:i w:val="0"/>
+          <w:color w:val="0F172A"/>
+          <w:sz w:val="24"/>
+          <w:rFonts w:ascii="Times New Roman" w:hAnsi="Times New Roman" w:cs="Times New Roman"/>
+        </w:rPr>
+        <w:t xml:space="preserve">1. Pre-Flight Digital Inspection: </w:t>
+      </w:r>
+      <w:r>
+        <w:rPr>
+          <w:rFonts w:ascii="Times New Roman" w:hAnsi="Times New Roman"/>
+          <w:b w:val="0"/>
+          <w:i w:val="0"/>
+          <w:color w:val="0F172A"/>
+          <w:sz w:val="24"/>
+          <w:rFonts w:ascii="Times New Roman" w:hAnsi="Times New Roman" w:cs="Times New Roman"/>
+        </w:rPr>
+        <w:t>Setiap dokumen diperiksa pratinjaunya secara digital berbasis cloud viewer sebelum berkas diteruskan ke antrean mesin cetak mitra toko, menjamin tidak ada lembar salah cetak yang terbuang sia-sia.</w:t>
+      </w:r>
+    </w:p>
+    <w:p>
+      <w:pPr>
+        <w:pStyle w:val="ListBullet"/>
+        <w:spacing w:before="20" w:after="60" w:line="276" w:lineRule="auto"/>
+        <w:jc w:val="both"/>
+      </w:pPr>
+      <w:r>
+        <w:rPr>
+          <w:rFonts w:ascii="Times New Roman" w:hAnsi="Times New Roman"/>
+          <w:b/>
+          <w:i w:val="0"/>
+          <w:color w:val="0F172A"/>
+          <w:sz w:val="24"/>
+          <w:rFonts w:ascii="Times New Roman" w:hAnsi="Times New Roman" w:cs="Times New Roman"/>
+        </w:rPr>
+        <w:t xml:space="preserve">2. Insentif Cetak Bolak-Balik (Duplex Incentive): </w:t>
+      </w:r>
+      <w:r>
+        <w:rPr>
+          <w:rFonts w:ascii="Times New Roman" w:hAnsi="Times New Roman"/>
+          <w:b w:val="0"/>
+          <w:i w:val="0"/>
+          <w:color w:val="0F172A"/>
+          <w:sz w:val="24"/>
+          <w:rFonts w:ascii="Times New Roman" w:hAnsi="Times New Roman" w:cs="Times New Roman"/>
+        </w:rPr>
+        <w:t>Kalkulator pesanan secara proaktif memberikan diskon harga khusus dan rekomendasi cetak bolak-balik (duplex) untuk tugas draf, menghemat konsumsi kertas fisik hingga 50%.</w:t>
+      </w:r>
+    </w:p>
+    <w:p>
+      <w:pPr>
+        <w:pStyle w:val="ListBullet"/>
+        <w:spacing w:before="20" w:after="60" w:line="276" w:lineRule="auto"/>
+        <w:jc w:val="both"/>
+      </w:pPr>
+      <w:r>
+        <w:rPr>
+          <w:rFonts w:ascii="Times New Roman" w:hAnsi="Times New Roman"/>
+          <w:b/>
+          <w:i w:val="0"/>
+          <w:color w:val="0F172A"/>
+          <w:sz w:val="24"/>
+          <w:rFonts w:ascii="Times New Roman" w:hAnsi="Times New Roman" w:cs="Times New Roman"/>
+        </w:rPr>
+        <w:t xml:space="preserve">3. Transaksi Paperless &amp; Digital Receipt: </w:t>
+      </w:r>
+      <w:r>
+        <w:rPr>
+          <w:rFonts w:ascii="Times New Roman" w:hAnsi="Times New Roman"/>
+          <w:b w:val="0"/>
+          <w:i w:val="0"/>
+          <w:color w:val="0F172A"/>
+          <w:sz w:val="24"/>
+          <w:rFonts w:ascii="Times New Roman" w:hAnsi="Times New Roman" w:cs="Times New Roman"/>
+        </w:rPr>
+        <w:t>Menghilangkan sepenuhnya kebutuhan karcis antrean kertas fisik, formulir order manual, dan struk nota kasir; seluruh pencatatan transaksi berlangsung 100% nir-kertas (paperless) via aplikasi mobile.</w:t>
+      </w:r>
+    </w:p>
+    <w:p>
+      <w:pPr>
+        <w:keepNext/>
+        <w:spacing w:before="280" w:after="80"/>
+        <w:jc w:val="left"/>
+      </w:pPr>
+      <w:r>
+        <w:rPr>
+          <w:rFonts w:ascii="Times New Roman" w:hAnsi="Times New Roman"/>
+          <w:b/>
+          <w:i w:val="0"/>
+          <w:color w:val="0284C7"/>
+          <w:sz w:val="24"/>
+          <w:rFonts w:ascii="Times New Roman" w:hAnsi="Times New Roman" w:cs="Times New Roman"/>
+        </w:rPr>
+        <w:t>7.3 Limitasi Sistem Saat Ini</w:t>
       </w:r>
     </w:p>
     <w:p>
@@ -21129,7 +28045,7 @@
           <w:sz w:val="24"/>
           <w:rFonts w:ascii="Times New Roman" w:hAnsi="Times New Roman" w:cs="Times New Roman"/>
         </w:rPr>
-        <w:t>7.3 Roadmap Pengembangan Jangka Pendek, Menengah, dan Panjang (Q1–Q4)</w:t>
+        <w:t>7.4 Roadmap Pengembangan Jangka Pendek, Menengah, dan Panjang (Q1–Q4)</w:t>
       </w:r>
     </w:p>
     <w:p>
